--- a/docs/tables/whole/sec4_throm_3.docx
+++ b/docs/tables/whole/sec4_throm_3.docx
@@ -838,7 +838,7 @@
                 <w:szCs w:val="22"/>
                 <w:color w:val="000000"/>
               </w:rPr>
-              <w:t xml:space="preserve">323</w:t>
+              <w:t xml:space="preserve">322</w:t>
             </w:r>
           </w:p>
         </w:tc>
@@ -944,7 +944,7 @@
                 <w:szCs w:val="22"/>
                 <w:color w:val="000000"/>
               </w:rPr>
-              <w:t xml:space="preserve">0.96, 1.58</w:t>
+              <w:t xml:space="preserve">0.96, 1.59</w:t>
             </w:r>
           </w:p>
         </w:tc>
@@ -997,7 +997,7 @@
                 <w:szCs w:val="22"/>
                 <w:color w:val="000000"/>
               </w:rPr>
-              <w:t xml:space="preserve">0.100</w:t>
+              <w:t xml:space="preserve">0.099</w:t>
             </w:r>
           </w:p>
         </w:tc>
@@ -1050,7 +1050,7 @@
                 <w:szCs w:val="22"/>
                 <w:color w:val="000000"/>
               </w:rPr>
-              <w:t xml:space="preserve">323</w:t>
+              <w:t xml:space="preserve">322</w:t>
             </w:r>
           </w:p>
         </w:tc>
@@ -1103,7 +1103,7 @@
                 <w:szCs w:val="22"/>
                 <w:color w:val="000000"/>
               </w:rPr>
-              <w:t xml:space="preserve">6.93</w:t>
+              <w:t xml:space="preserve">7.13</w:t>
             </w:r>
           </w:p>
         </w:tc>
@@ -1156,7 +1156,7 @@
                 <w:szCs w:val="22"/>
                 <w:color w:val="000000"/>
               </w:rPr>
-              <w:t xml:space="preserve">0.13, 359</w:t>
+              <w:t xml:space="preserve">0.14, 367</w:t>
             </w:r>
           </w:p>
         </w:tc>
@@ -1209,7 +1209,7 @@
                 <w:szCs w:val="22"/>
                 <w:color w:val="000000"/>
               </w:rPr>
-              <w:t xml:space="preserve">0.340</w:t>
+              <w:t xml:space="preserve">0.330</w:t>
             </w:r>
           </w:p>
         </w:tc>
@@ -1321,7 +1321,7 @@
                 <w:szCs w:val="22"/>
                 <w:color w:val="000000"/>
               </w:rPr>
-              <w:t xml:space="preserve">323</w:t>
+              <w:t xml:space="preserve">322</w:t>
             </w:r>
           </w:p>
         </w:tc>
@@ -1480,60 +1480,60 @@
                 <w:szCs w:val="22"/>
                 <w:color w:val="000000"/>
               </w:rPr>
-              <w:t xml:space="preserve">0.510</w:t>
-            </w:r>
-          </w:p>
-        </w:tc>
-        <w:tc>
-          <w:tcPr>
-            <w:tcBorders>
-              <w:bottom w:val="none" w:sz="0" w:space="0" w:color="000000"/>
-              <w:top w:val="none" w:sz="0" w:space="0" w:color="000000"/>
-              <w:left w:val="none" w:sz="0" w:space="0" w:color="000000"/>
-              <w:right w:val="none" w:sz="0" w:space="0" w:color="000000"/>
-            </w:tcBorders>
-            <w:shd w:val="clear" w:color="auto" w:fill="FFFFFF"/>
-            <w:tcMar>
-              <w:top w:w="0" w:type="dxa"/>
-              <w:bottom w:w="0" w:type="dxa"/>
-              <w:left w:w="0" w:type="dxa"/>
-              <w:right w:w="0" w:type="dxa"/>
-            </w:tcMar>
-            <w:vAlign w:val="top"/>
-          </w:tcPr>
-          <w:p>
-            <w:pPr>
-              <w:pStyle w:val="Normal"/>
-              <w:jc w:val="center"/>
-              <w:pBdr>
-                <w:bottom w:val="none" w:sz="0" w:space="0" w:color="000000"/>
-                <w:top w:val="none" w:sz="0" w:space="0" w:color="000000"/>
-                <w:left w:val="none" w:sz="0" w:space="0" w:color="000000"/>
-                <w:right w:val="none" w:sz="0" w:space="0" w:color="000000"/>
-              </w:pBdr>
-              <w:spacing w:after="100" w:before="100" w:line="240"/>
-              <w:ind w:left="100" w:right="100" w:firstLine="0" w:firstLineChars="0"/>
-              <w:rPr>
-                <w:rFonts w:ascii="Helvetica" w:hAnsi="Helvetica" w:eastAsia="Helvetica" w:cs="Helvetica"/>
-                <w:i w:val="false"/>
-                <w:b w:val="false"/>
-                <w:u w:val="none"/>
-                <w:sz w:val="22"/>
-                <w:szCs w:val="22"/>
-                <w:color w:val="000000"/>
-              </w:rPr>
-            </w:pPr>
-            <w:r>
-              <w:rPr>
-                <w:rFonts w:ascii="Helvetica" w:hAnsi="Helvetica" w:eastAsia="Helvetica" w:cs="Helvetica"/>
-                <w:i w:val="false"/>
-                <w:b w:val="false"/>
-                <w:u w:val="none"/>
-                <w:sz w:val="22"/>
-                <w:szCs w:val="22"/>
-                <w:color w:val="000000"/>
-              </w:rPr>
-              <w:t xml:space="preserve">323</w:t>
+              <w:t xml:space="preserve">0.530</w:t>
+            </w:r>
+          </w:p>
+        </w:tc>
+        <w:tc>
+          <w:tcPr>
+            <w:tcBorders>
+              <w:bottom w:val="none" w:sz="0" w:space="0" w:color="000000"/>
+              <w:top w:val="none" w:sz="0" w:space="0" w:color="000000"/>
+              <w:left w:val="none" w:sz="0" w:space="0" w:color="000000"/>
+              <w:right w:val="none" w:sz="0" w:space="0" w:color="000000"/>
+            </w:tcBorders>
+            <w:shd w:val="clear" w:color="auto" w:fill="FFFFFF"/>
+            <w:tcMar>
+              <w:top w:w="0" w:type="dxa"/>
+              <w:bottom w:w="0" w:type="dxa"/>
+              <w:left w:w="0" w:type="dxa"/>
+              <w:right w:w="0" w:type="dxa"/>
+            </w:tcMar>
+            <w:vAlign w:val="top"/>
+          </w:tcPr>
+          <w:p>
+            <w:pPr>
+              <w:pStyle w:val="Normal"/>
+              <w:jc w:val="center"/>
+              <w:pBdr>
+                <w:bottom w:val="none" w:sz="0" w:space="0" w:color="000000"/>
+                <w:top w:val="none" w:sz="0" w:space="0" w:color="000000"/>
+                <w:left w:val="none" w:sz="0" w:space="0" w:color="000000"/>
+                <w:right w:val="none" w:sz="0" w:space="0" w:color="000000"/>
+              </w:pBdr>
+              <w:spacing w:after="100" w:before="100" w:line="240"/>
+              <w:ind w:left="100" w:right="100" w:firstLine="0" w:firstLineChars="0"/>
+              <w:rPr>
+                <w:rFonts w:ascii="Helvetica" w:hAnsi="Helvetica" w:eastAsia="Helvetica" w:cs="Helvetica"/>
+                <w:i w:val="false"/>
+                <w:b w:val="false"/>
+                <w:u w:val="none"/>
+                <w:sz w:val="22"/>
+                <w:szCs w:val="22"/>
+                <w:color w:val="000000"/>
+              </w:rPr>
+            </w:pPr>
+            <w:r>
+              <w:rPr>
+                <w:rFonts w:ascii="Helvetica" w:hAnsi="Helvetica" w:eastAsia="Helvetica" w:cs="Helvetica"/>
+                <w:i w:val="false"/>
+                <w:b w:val="false"/>
+                <w:u w:val="none"/>
+                <w:sz w:val="22"/>
+                <w:szCs w:val="22"/>
+                <w:color w:val="000000"/>
+              </w:rPr>
+              <w:t xml:space="preserve">322</w:t>
             </w:r>
           </w:p>
         </w:tc>
@@ -1692,7 +1692,7 @@
                 <w:szCs w:val="22"/>
                 <w:color w:val="000000"/>
               </w:rPr>
-              <w:t xml:space="preserve">0.350</w:t>
+              <w:t xml:space="preserve">0.360</w:t>
             </w:r>
           </w:p>
         </w:tc>
@@ -1804,7 +1804,7 @@
                 <w:szCs w:val="22"/>
                 <w:color w:val="000000"/>
               </w:rPr>
-              <w:t xml:space="preserve">323</w:t>
+              <w:t xml:space="preserve">322</w:t>
             </w:r>
           </w:p>
         </w:tc>
@@ -2016,7 +2016,7 @@
                 <w:szCs w:val="22"/>
                 <w:color w:val="000000"/>
               </w:rPr>
-              <w:t xml:space="preserve">323</w:t>
+              <w:t xml:space="preserve">322</w:t>
             </w:r>
           </w:p>
         </w:tc>
@@ -2823,113 +2823,113 @@
                 <w:szCs w:val="22"/>
                 <w:color w:val="000000"/>
               </w:rPr>
-              <w:t xml:space="preserve">1.80</w:t>
-            </w:r>
-          </w:p>
-        </w:tc>
-        <w:tc>
-          <w:tcPr>
-            <w:tcBorders>
-              <w:bottom w:val="none" w:sz="0" w:space="0" w:color="000000"/>
-              <w:top w:val="none" w:sz="0" w:space="0" w:color="000000"/>
-              <w:left w:val="none" w:sz="0" w:space="0" w:color="000000"/>
-              <w:right w:val="none" w:sz="0" w:space="0" w:color="000000"/>
-            </w:tcBorders>
-            <w:shd w:val="clear" w:color="auto" w:fill="FFFFFF"/>
-            <w:tcMar>
-              <w:top w:w="0" w:type="dxa"/>
-              <w:bottom w:w="0" w:type="dxa"/>
-              <w:left w:w="0" w:type="dxa"/>
-              <w:right w:w="0" w:type="dxa"/>
-            </w:tcMar>
-            <w:vAlign w:val="top"/>
-          </w:tcPr>
-          <w:p>
-            <w:pPr>
-              <w:pStyle w:val="Normal"/>
-              <w:jc w:val="center"/>
-              <w:pBdr>
-                <w:bottom w:val="none" w:sz="0" w:space="0" w:color="000000"/>
-                <w:top w:val="none" w:sz="0" w:space="0" w:color="000000"/>
-                <w:left w:val="none" w:sz="0" w:space="0" w:color="000000"/>
-                <w:right w:val="none" w:sz="0" w:space="0" w:color="000000"/>
-              </w:pBdr>
-              <w:spacing w:after="100" w:before="100" w:line="240"/>
-              <w:ind w:left="100" w:right="100" w:firstLine="0" w:firstLineChars="0"/>
-              <w:rPr>
-                <w:rFonts w:ascii="Helvetica" w:hAnsi="Helvetica" w:eastAsia="Helvetica" w:cs="Helvetica"/>
-                <w:i w:val="false"/>
-                <w:b w:val="false"/>
-                <w:u w:val="none"/>
-                <w:sz w:val="22"/>
-                <w:szCs w:val="22"/>
-                <w:color w:val="000000"/>
-              </w:rPr>
-            </w:pPr>
-            <w:r>
-              <w:rPr>
-                <w:rFonts w:ascii="Helvetica" w:hAnsi="Helvetica" w:eastAsia="Helvetica" w:cs="Helvetica"/>
-                <w:i w:val="false"/>
-                <w:b w:val="false"/>
-                <w:u w:val="none"/>
-                <w:sz w:val="22"/>
-                <w:szCs w:val="22"/>
-                <w:color w:val="000000"/>
-              </w:rPr>
-              <w:t xml:space="preserve">0.49, 6.66</w:t>
-            </w:r>
-          </w:p>
-        </w:tc>
-        <w:tc>
-          <w:tcPr>
-            <w:tcBorders>
-              <w:bottom w:val="none" w:sz="0" w:space="0" w:color="000000"/>
-              <w:top w:val="none" w:sz="0" w:space="0" w:color="000000"/>
-              <w:left w:val="none" w:sz="0" w:space="0" w:color="000000"/>
-              <w:right w:val="none" w:sz="0" w:space="0" w:color="000000"/>
-            </w:tcBorders>
-            <w:shd w:val="clear" w:color="auto" w:fill="FFFFFF"/>
-            <w:tcMar>
-              <w:top w:w="0" w:type="dxa"/>
-              <w:bottom w:w="0" w:type="dxa"/>
-              <w:left w:w="0" w:type="dxa"/>
-              <w:right w:w="0" w:type="dxa"/>
-            </w:tcMar>
-            <w:vAlign w:val="top"/>
-          </w:tcPr>
-          <w:p>
-            <w:pPr>
-              <w:pStyle w:val="Normal"/>
-              <w:jc w:val="center"/>
-              <w:pBdr>
-                <w:bottom w:val="none" w:sz="0" w:space="0" w:color="000000"/>
-                <w:top w:val="none" w:sz="0" w:space="0" w:color="000000"/>
-                <w:left w:val="none" w:sz="0" w:space="0" w:color="000000"/>
-                <w:right w:val="none" w:sz="0" w:space="0" w:color="000000"/>
-              </w:pBdr>
-              <w:spacing w:after="100" w:before="100" w:line="240"/>
-              <w:ind w:left="100" w:right="100" w:firstLine="0" w:firstLineChars="0"/>
-              <w:rPr>
-                <w:rFonts w:ascii="Helvetica" w:hAnsi="Helvetica" w:eastAsia="Helvetica" w:cs="Helvetica"/>
-                <w:i w:val="false"/>
-                <w:b w:val="false"/>
-                <w:u w:val="none"/>
-                <w:sz w:val="22"/>
-                <w:szCs w:val="22"/>
-                <w:color w:val="000000"/>
-              </w:rPr>
-            </w:pPr>
-            <w:r>
-              <w:rPr>
-                <w:rFonts w:ascii="Helvetica" w:hAnsi="Helvetica" w:eastAsia="Helvetica" w:cs="Helvetica"/>
-                <w:i w:val="false"/>
-                <w:b w:val="false"/>
-                <w:u w:val="none"/>
-                <w:sz w:val="22"/>
-                <w:szCs w:val="22"/>
-                <w:color w:val="000000"/>
-              </w:rPr>
-              <w:t xml:space="preserve">0.380</w:t>
+              <w:t xml:space="preserve">1.76</w:t>
+            </w:r>
+          </w:p>
+        </w:tc>
+        <w:tc>
+          <w:tcPr>
+            <w:tcBorders>
+              <w:bottom w:val="none" w:sz="0" w:space="0" w:color="000000"/>
+              <w:top w:val="none" w:sz="0" w:space="0" w:color="000000"/>
+              <w:left w:val="none" w:sz="0" w:space="0" w:color="000000"/>
+              <w:right w:val="none" w:sz="0" w:space="0" w:color="000000"/>
+            </w:tcBorders>
+            <w:shd w:val="clear" w:color="auto" w:fill="FFFFFF"/>
+            <w:tcMar>
+              <w:top w:w="0" w:type="dxa"/>
+              <w:bottom w:w="0" w:type="dxa"/>
+              <w:left w:w="0" w:type="dxa"/>
+              <w:right w:w="0" w:type="dxa"/>
+            </w:tcMar>
+            <w:vAlign w:val="top"/>
+          </w:tcPr>
+          <w:p>
+            <w:pPr>
+              <w:pStyle w:val="Normal"/>
+              <w:jc w:val="center"/>
+              <w:pBdr>
+                <w:bottom w:val="none" w:sz="0" w:space="0" w:color="000000"/>
+                <w:top w:val="none" w:sz="0" w:space="0" w:color="000000"/>
+                <w:left w:val="none" w:sz="0" w:space="0" w:color="000000"/>
+                <w:right w:val="none" w:sz="0" w:space="0" w:color="000000"/>
+              </w:pBdr>
+              <w:spacing w:after="100" w:before="100" w:line="240"/>
+              <w:ind w:left="100" w:right="100" w:firstLine="0" w:firstLineChars="0"/>
+              <w:rPr>
+                <w:rFonts w:ascii="Helvetica" w:hAnsi="Helvetica" w:eastAsia="Helvetica" w:cs="Helvetica"/>
+                <w:i w:val="false"/>
+                <w:b w:val="false"/>
+                <w:u w:val="none"/>
+                <w:sz w:val="22"/>
+                <w:szCs w:val="22"/>
+                <w:color w:val="000000"/>
+              </w:rPr>
+            </w:pPr>
+            <w:r>
+              <w:rPr>
+                <w:rFonts w:ascii="Helvetica" w:hAnsi="Helvetica" w:eastAsia="Helvetica" w:cs="Helvetica"/>
+                <w:i w:val="false"/>
+                <w:b w:val="false"/>
+                <w:u w:val="none"/>
+                <w:sz w:val="22"/>
+                <w:szCs w:val="22"/>
+                <w:color w:val="000000"/>
+              </w:rPr>
+              <w:t xml:space="preserve">0.48, 6.53</w:t>
+            </w:r>
+          </w:p>
+        </w:tc>
+        <w:tc>
+          <w:tcPr>
+            <w:tcBorders>
+              <w:bottom w:val="none" w:sz="0" w:space="0" w:color="000000"/>
+              <w:top w:val="none" w:sz="0" w:space="0" w:color="000000"/>
+              <w:left w:val="none" w:sz="0" w:space="0" w:color="000000"/>
+              <w:right w:val="none" w:sz="0" w:space="0" w:color="000000"/>
+            </w:tcBorders>
+            <w:shd w:val="clear" w:color="auto" w:fill="FFFFFF"/>
+            <w:tcMar>
+              <w:top w:w="0" w:type="dxa"/>
+              <w:bottom w:w="0" w:type="dxa"/>
+              <w:left w:w="0" w:type="dxa"/>
+              <w:right w:w="0" w:type="dxa"/>
+            </w:tcMar>
+            <w:vAlign w:val="top"/>
+          </w:tcPr>
+          <w:p>
+            <w:pPr>
+              <w:pStyle w:val="Normal"/>
+              <w:jc w:val="center"/>
+              <w:pBdr>
+                <w:bottom w:val="none" w:sz="0" w:space="0" w:color="000000"/>
+                <w:top w:val="none" w:sz="0" w:space="0" w:color="000000"/>
+                <w:left w:val="none" w:sz="0" w:space="0" w:color="000000"/>
+                <w:right w:val="none" w:sz="0" w:space="0" w:color="000000"/>
+              </w:pBdr>
+              <w:spacing w:after="100" w:before="100" w:line="240"/>
+              <w:ind w:left="100" w:right="100" w:firstLine="0" w:firstLineChars="0"/>
+              <w:rPr>
+                <w:rFonts w:ascii="Helvetica" w:hAnsi="Helvetica" w:eastAsia="Helvetica" w:cs="Helvetica"/>
+                <w:i w:val="false"/>
+                <w:b w:val="false"/>
+                <w:u w:val="none"/>
+                <w:sz w:val="22"/>
+                <w:szCs w:val="22"/>
+                <w:color w:val="000000"/>
+              </w:rPr>
+            </w:pPr>
+            <w:r>
+              <w:rPr>
+                <w:rFonts w:ascii="Helvetica" w:hAnsi="Helvetica" w:eastAsia="Helvetica" w:cs="Helvetica"/>
+                <w:i w:val="false"/>
+                <w:b w:val="false"/>
+                <w:u w:val="none"/>
+                <w:sz w:val="22"/>
+                <w:szCs w:val="22"/>
+                <w:color w:val="000000"/>
+              </w:rPr>
+              <w:t xml:space="preserve">0.400</w:t>
             </w:r>
           </w:p>
         </w:tc>
@@ -3035,113 +3035,113 @@
                 <w:szCs w:val="22"/>
                 <w:color w:val="000000"/>
               </w:rPr>
-              <w:t xml:space="preserve">0.45</w:t>
-            </w:r>
-          </w:p>
-        </w:tc>
-        <w:tc>
-          <w:tcPr>
-            <w:tcBorders>
-              <w:bottom w:val="none" w:sz="0" w:space="0" w:color="000000"/>
-              <w:top w:val="none" w:sz="0" w:space="0" w:color="000000"/>
-              <w:left w:val="none" w:sz="0" w:space="0" w:color="000000"/>
-              <w:right w:val="none" w:sz="0" w:space="0" w:color="000000"/>
-            </w:tcBorders>
-            <w:shd w:val="clear" w:color="auto" w:fill="FFFFFF"/>
-            <w:tcMar>
-              <w:top w:w="0" w:type="dxa"/>
-              <w:bottom w:w="0" w:type="dxa"/>
-              <w:left w:w="0" w:type="dxa"/>
-              <w:right w:w="0" w:type="dxa"/>
-            </w:tcMar>
-            <w:vAlign w:val="top"/>
-          </w:tcPr>
-          <w:p>
-            <w:pPr>
-              <w:pStyle w:val="Normal"/>
-              <w:jc w:val="center"/>
-              <w:pBdr>
-                <w:bottom w:val="none" w:sz="0" w:space="0" w:color="000000"/>
-                <w:top w:val="none" w:sz="0" w:space="0" w:color="000000"/>
-                <w:left w:val="none" w:sz="0" w:space="0" w:color="000000"/>
-                <w:right w:val="none" w:sz="0" w:space="0" w:color="000000"/>
-              </w:pBdr>
-              <w:spacing w:after="100" w:before="100" w:line="240"/>
-              <w:ind w:left="100" w:right="100" w:firstLine="0" w:firstLineChars="0"/>
-              <w:rPr>
-                <w:rFonts w:ascii="Helvetica" w:hAnsi="Helvetica" w:eastAsia="Helvetica" w:cs="Helvetica"/>
-                <w:i w:val="false"/>
-                <w:b w:val="false"/>
-                <w:u w:val="none"/>
-                <w:sz w:val="22"/>
-                <w:szCs w:val="22"/>
-                <w:color w:val="000000"/>
-              </w:rPr>
-            </w:pPr>
-            <w:r>
-              <w:rPr>
-                <w:rFonts w:ascii="Helvetica" w:hAnsi="Helvetica" w:eastAsia="Helvetica" w:cs="Helvetica"/>
-                <w:i w:val="false"/>
-                <w:b w:val="false"/>
-                <w:u w:val="none"/>
-                <w:sz w:val="22"/>
-                <w:szCs w:val="22"/>
-                <w:color w:val="000000"/>
-              </w:rPr>
-              <w:t xml:space="preserve">0.03, 6.54</w:t>
-            </w:r>
-          </w:p>
-        </w:tc>
-        <w:tc>
-          <w:tcPr>
-            <w:tcBorders>
-              <w:bottom w:val="none" w:sz="0" w:space="0" w:color="000000"/>
-              <w:top w:val="none" w:sz="0" w:space="0" w:color="000000"/>
-              <w:left w:val="none" w:sz="0" w:space="0" w:color="000000"/>
-              <w:right w:val="none" w:sz="0" w:space="0" w:color="000000"/>
-            </w:tcBorders>
-            <w:shd w:val="clear" w:color="auto" w:fill="FFFFFF"/>
-            <w:tcMar>
-              <w:top w:w="0" w:type="dxa"/>
-              <w:bottom w:w="0" w:type="dxa"/>
-              <w:left w:w="0" w:type="dxa"/>
-              <w:right w:w="0" w:type="dxa"/>
-            </w:tcMar>
-            <w:vAlign w:val="top"/>
-          </w:tcPr>
-          <w:p>
-            <w:pPr>
-              <w:pStyle w:val="Normal"/>
-              <w:jc w:val="center"/>
-              <w:pBdr>
-                <w:bottom w:val="none" w:sz="0" w:space="0" w:color="000000"/>
-                <w:top w:val="none" w:sz="0" w:space="0" w:color="000000"/>
-                <w:left w:val="none" w:sz="0" w:space="0" w:color="000000"/>
-                <w:right w:val="none" w:sz="0" w:space="0" w:color="000000"/>
-              </w:pBdr>
-              <w:spacing w:after="100" w:before="100" w:line="240"/>
-              <w:ind w:left="100" w:right="100" w:firstLine="0" w:firstLineChars="0"/>
-              <w:rPr>
-                <w:rFonts w:ascii="Helvetica" w:hAnsi="Helvetica" w:eastAsia="Helvetica" w:cs="Helvetica"/>
-                <w:i w:val="false"/>
-                <w:b w:val="false"/>
-                <w:u w:val="none"/>
-                <w:sz w:val="22"/>
-                <w:szCs w:val="22"/>
-                <w:color w:val="000000"/>
-              </w:rPr>
-            </w:pPr>
-            <w:r>
-              <w:rPr>
-                <w:rFonts w:ascii="Helvetica" w:hAnsi="Helvetica" w:eastAsia="Helvetica" w:cs="Helvetica"/>
-                <w:i w:val="false"/>
-                <w:b w:val="false"/>
-                <w:u w:val="none"/>
-                <w:sz w:val="22"/>
-                <w:szCs w:val="22"/>
-                <w:color w:val="000000"/>
-              </w:rPr>
-              <w:t xml:space="preserve">0.560</w:t>
+              <w:t xml:space="preserve">0.42</w:t>
+            </w:r>
+          </w:p>
+        </w:tc>
+        <w:tc>
+          <w:tcPr>
+            <w:tcBorders>
+              <w:bottom w:val="none" w:sz="0" w:space="0" w:color="000000"/>
+              <w:top w:val="none" w:sz="0" w:space="0" w:color="000000"/>
+              <w:left w:val="none" w:sz="0" w:space="0" w:color="000000"/>
+              <w:right w:val="none" w:sz="0" w:space="0" w:color="000000"/>
+            </w:tcBorders>
+            <w:shd w:val="clear" w:color="auto" w:fill="FFFFFF"/>
+            <w:tcMar>
+              <w:top w:w="0" w:type="dxa"/>
+              <w:bottom w:w="0" w:type="dxa"/>
+              <w:left w:w="0" w:type="dxa"/>
+              <w:right w:w="0" w:type="dxa"/>
+            </w:tcMar>
+            <w:vAlign w:val="top"/>
+          </w:tcPr>
+          <w:p>
+            <w:pPr>
+              <w:pStyle w:val="Normal"/>
+              <w:jc w:val="center"/>
+              <w:pBdr>
+                <w:bottom w:val="none" w:sz="0" w:space="0" w:color="000000"/>
+                <w:top w:val="none" w:sz="0" w:space="0" w:color="000000"/>
+                <w:left w:val="none" w:sz="0" w:space="0" w:color="000000"/>
+                <w:right w:val="none" w:sz="0" w:space="0" w:color="000000"/>
+              </w:pBdr>
+              <w:spacing w:after="100" w:before="100" w:line="240"/>
+              <w:ind w:left="100" w:right="100" w:firstLine="0" w:firstLineChars="0"/>
+              <w:rPr>
+                <w:rFonts w:ascii="Helvetica" w:hAnsi="Helvetica" w:eastAsia="Helvetica" w:cs="Helvetica"/>
+                <w:i w:val="false"/>
+                <w:b w:val="false"/>
+                <w:u w:val="none"/>
+                <w:sz w:val="22"/>
+                <w:szCs w:val="22"/>
+                <w:color w:val="000000"/>
+              </w:rPr>
+            </w:pPr>
+            <w:r>
+              <w:rPr>
+                <w:rFonts w:ascii="Helvetica" w:hAnsi="Helvetica" w:eastAsia="Helvetica" w:cs="Helvetica"/>
+                <w:i w:val="false"/>
+                <w:b w:val="false"/>
+                <w:u w:val="none"/>
+                <w:sz w:val="22"/>
+                <w:szCs w:val="22"/>
+                <w:color w:val="000000"/>
+              </w:rPr>
+              <w:t xml:space="preserve">0.03, 5.56</w:t>
+            </w:r>
+          </w:p>
+        </w:tc>
+        <w:tc>
+          <w:tcPr>
+            <w:tcBorders>
+              <w:bottom w:val="none" w:sz="0" w:space="0" w:color="000000"/>
+              <w:top w:val="none" w:sz="0" w:space="0" w:color="000000"/>
+              <w:left w:val="none" w:sz="0" w:space="0" w:color="000000"/>
+              <w:right w:val="none" w:sz="0" w:space="0" w:color="000000"/>
+            </w:tcBorders>
+            <w:shd w:val="clear" w:color="auto" w:fill="FFFFFF"/>
+            <w:tcMar>
+              <w:top w:w="0" w:type="dxa"/>
+              <w:bottom w:w="0" w:type="dxa"/>
+              <w:left w:w="0" w:type="dxa"/>
+              <w:right w:w="0" w:type="dxa"/>
+            </w:tcMar>
+            <w:vAlign w:val="top"/>
+          </w:tcPr>
+          <w:p>
+            <w:pPr>
+              <w:pStyle w:val="Normal"/>
+              <w:jc w:val="center"/>
+              <w:pBdr>
+                <w:bottom w:val="none" w:sz="0" w:space="0" w:color="000000"/>
+                <w:top w:val="none" w:sz="0" w:space="0" w:color="000000"/>
+                <w:left w:val="none" w:sz="0" w:space="0" w:color="000000"/>
+                <w:right w:val="none" w:sz="0" w:space="0" w:color="000000"/>
+              </w:pBdr>
+              <w:spacing w:after="100" w:before="100" w:line="240"/>
+              <w:ind w:left="100" w:right="100" w:firstLine="0" w:firstLineChars="0"/>
+              <w:rPr>
+                <w:rFonts w:ascii="Helvetica" w:hAnsi="Helvetica" w:eastAsia="Helvetica" w:cs="Helvetica"/>
+                <w:i w:val="false"/>
+                <w:b w:val="false"/>
+                <w:u w:val="none"/>
+                <w:sz w:val="22"/>
+                <w:szCs w:val="22"/>
+                <w:color w:val="000000"/>
+              </w:rPr>
+            </w:pPr>
+            <w:r>
+              <w:rPr>
+                <w:rFonts w:ascii="Helvetica" w:hAnsi="Helvetica" w:eastAsia="Helvetica" w:cs="Helvetica"/>
+                <w:i w:val="false"/>
+                <w:b w:val="false"/>
+                <w:u w:val="none"/>
+                <w:sz w:val="22"/>
+                <w:szCs w:val="22"/>
+                <w:color w:val="000000"/>
+              </w:rPr>
+              <w:t xml:space="preserve">0.510</w:t>
             </w:r>
           </w:p>
         </w:tc>
@@ -3253,7 +3253,7 @@
                 <w:szCs w:val="22"/>
                 <w:color w:val="000000"/>
               </w:rPr>
-              <w:t xml:space="preserve">323</w:t>
+              <w:t xml:space="preserve">322</w:t>
             </w:r>
           </w:p>
         </w:tc>
@@ -3359,113 +3359,113 @@
                 <w:szCs w:val="22"/>
                 <w:color w:val="000000"/>
               </w:rPr>
-              <w:t xml:space="preserve">0.94, 1.56</w:t>
-            </w:r>
-          </w:p>
-        </w:tc>
-        <w:tc>
-          <w:tcPr>
-            <w:tcBorders>
-              <w:bottom w:val="none" w:sz="0" w:space="0" w:color="000000"/>
-              <w:top w:val="none" w:sz="0" w:space="0" w:color="000000"/>
-              <w:left w:val="none" w:sz="0" w:space="0" w:color="000000"/>
-              <w:right w:val="none" w:sz="0" w:space="0" w:color="000000"/>
-            </w:tcBorders>
-            <w:shd w:val="clear" w:color="auto" w:fill="FFFFFF"/>
-            <w:tcMar>
-              <w:top w:w="0" w:type="dxa"/>
-              <w:bottom w:w="0" w:type="dxa"/>
-              <w:left w:w="0" w:type="dxa"/>
-              <w:right w:w="0" w:type="dxa"/>
-            </w:tcMar>
-            <w:vAlign w:val="top"/>
-          </w:tcPr>
-          <w:p>
-            <w:pPr>
-              <w:pStyle w:val="Normal"/>
-              <w:jc w:val="center"/>
-              <w:pBdr>
-                <w:bottom w:val="none" w:sz="0" w:space="0" w:color="000000"/>
-                <w:top w:val="none" w:sz="0" w:space="0" w:color="000000"/>
-                <w:left w:val="none" w:sz="0" w:space="0" w:color="000000"/>
-                <w:right w:val="none" w:sz="0" w:space="0" w:color="000000"/>
-              </w:pBdr>
-              <w:spacing w:after="100" w:before="100" w:line="240"/>
-              <w:ind w:left="100" w:right="100" w:firstLine="0" w:firstLineChars="0"/>
-              <w:rPr>
-                <w:rFonts w:ascii="Helvetica" w:hAnsi="Helvetica" w:eastAsia="Helvetica" w:cs="Helvetica"/>
-                <w:i w:val="false"/>
-                <w:b w:val="false"/>
-                <w:u w:val="none"/>
-                <w:sz w:val="22"/>
-                <w:szCs w:val="22"/>
-                <w:color w:val="000000"/>
-              </w:rPr>
-            </w:pPr>
-            <w:r>
-              <w:rPr>
-                <w:rFonts w:ascii="Helvetica" w:hAnsi="Helvetica" w:eastAsia="Helvetica" w:cs="Helvetica"/>
-                <w:i w:val="false"/>
-                <w:b w:val="false"/>
-                <w:u w:val="none"/>
-                <w:sz w:val="22"/>
-                <w:szCs w:val="22"/>
-                <w:color w:val="000000"/>
-              </w:rPr>
-              <w:t xml:space="preserve">0.150</w:t>
-            </w:r>
-          </w:p>
-        </w:tc>
-        <w:tc>
-          <w:tcPr>
-            <w:tcBorders>
-              <w:bottom w:val="none" w:sz="0" w:space="0" w:color="000000"/>
-              <w:top w:val="none" w:sz="0" w:space="0" w:color="000000"/>
-              <w:left w:val="none" w:sz="0" w:space="0" w:color="000000"/>
-              <w:right w:val="none" w:sz="0" w:space="0" w:color="000000"/>
-            </w:tcBorders>
-            <w:shd w:val="clear" w:color="auto" w:fill="FFFFFF"/>
-            <w:tcMar>
-              <w:top w:w="0" w:type="dxa"/>
-              <w:bottom w:w="0" w:type="dxa"/>
-              <w:left w:w="0" w:type="dxa"/>
-              <w:right w:w="0" w:type="dxa"/>
-            </w:tcMar>
-            <w:vAlign w:val="top"/>
-          </w:tcPr>
-          <w:p>
-            <w:pPr>
-              <w:pStyle w:val="Normal"/>
-              <w:jc w:val="center"/>
-              <w:pBdr>
-                <w:bottom w:val="none" w:sz="0" w:space="0" w:color="000000"/>
-                <w:top w:val="none" w:sz="0" w:space="0" w:color="000000"/>
-                <w:left w:val="none" w:sz="0" w:space="0" w:color="000000"/>
-                <w:right w:val="none" w:sz="0" w:space="0" w:color="000000"/>
-              </w:pBdr>
-              <w:spacing w:after="100" w:before="100" w:line="240"/>
-              <w:ind w:left="100" w:right="100" w:firstLine="0" w:firstLineChars="0"/>
-              <w:rPr>
-                <w:rFonts w:ascii="Helvetica" w:hAnsi="Helvetica" w:eastAsia="Helvetica" w:cs="Helvetica"/>
-                <w:i w:val="false"/>
-                <w:b w:val="false"/>
-                <w:u w:val="none"/>
-                <w:sz w:val="22"/>
-                <w:szCs w:val="22"/>
-                <w:color w:val="000000"/>
-              </w:rPr>
-            </w:pPr>
-            <w:r>
-              <w:rPr>
-                <w:rFonts w:ascii="Helvetica" w:hAnsi="Helvetica" w:eastAsia="Helvetica" w:cs="Helvetica"/>
-                <w:i w:val="false"/>
-                <w:b w:val="false"/>
-                <w:u w:val="none"/>
-                <w:sz w:val="22"/>
-                <w:szCs w:val="22"/>
-                <w:color w:val="000000"/>
-              </w:rPr>
-              <w:t xml:space="preserve">323</w:t>
+              <w:t xml:space="preserve">0.94, 1.55</w:t>
+            </w:r>
+          </w:p>
+        </w:tc>
+        <w:tc>
+          <w:tcPr>
+            <w:tcBorders>
+              <w:bottom w:val="none" w:sz="0" w:space="0" w:color="000000"/>
+              <w:top w:val="none" w:sz="0" w:space="0" w:color="000000"/>
+              <w:left w:val="none" w:sz="0" w:space="0" w:color="000000"/>
+              <w:right w:val="none" w:sz="0" w:space="0" w:color="000000"/>
+            </w:tcBorders>
+            <w:shd w:val="clear" w:color="auto" w:fill="FFFFFF"/>
+            <w:tcMar>
+              <w:top w:w="0" w:type="dxa"/>
+              <w:bottom w:w="0" w:type="dxa"/>
+              <w:left w:w="0" w:type="dxa"/>
+              <w:right w:w="0" w:type="dxa"/>
+            </w:tcMar>
+            <w:vAlign w:val="top"/>
+          </w:tcPr>
+          <w:p>
+            <w:pPr>
+              <w:pStyle w:val="Normal"/>
+              <w:jc w:val="center"/>
+              <w:pBdr>
+                <w:bottom w:val="none" w:sz="0" w:space="0" w:color="000000"/>
+                <w:top w:val="none" w:sz="0" w:space="0" w:color="000000"/>
+                <w:left w:val="none" w:sz="0" w:space="0" w:color="000000"/>
+                <w:right w:val="none" w:sz="0" w:space="0" w:color="000000"/>
+              </w:pBdr>
+              <w:spacing w:after="100" w:before="100" w:line="240"/>
+              <w:ind w:left="100" w:right="100" w:firstLine="0" w:firstLineChars="0"/>
+              <w:rPr>
+                <w:rFonts w:ascii="Helvetica" w:hAnsi="Helvetica" w:eastAsia="Helvetica" w:cs="Helvetica"/>
+                <w:i w:val="false"/>
+                <w:b w:val="false"/>
+                <w:u w:val="none"/>
+                <w:sz w:val="22"/>
+                <w:szCs w:val="22"/>
+                <w:color w:val="000000"/>
+              </w:rPr>
+            </w:pPr>
+            <w:r>
+              <w:rPr>
+                <w:rFonts w:ascii="Helvetica" w:hAnsi="Helvetica" w:eastAsia="Helvetica" w:cs="Helvetica"/>
+                <w:i w:val="false"/>
+                <w:b w:val="false"/>
+                <w:u w:val="none"/>
+                <w:sz w:val="22"/>
+                <w:szCs w:val="22"/>
+                <w:color w:val="000000"/>
+              </w:rPr>
+              <w:t xml:space="preserve">0.140</w:t>
+            </w:r>
+          </w:p>
+        </w:tc>
+        <w:tc>
+          <w:tcPr>
+            <w:tcBorders>
+              <w:bottom w:val="none" w:sz="0" w:space="0" w:color="000000"/>
+              <w:top w:val="none" w:sz="0" w:space="0" w:color="000000"/>
+              <w:left w:val="none" w:sz="0" w:space="0" w:color="000000"/>
+              <w:right w:val="none" w:sz="0" w:space="0" w:color="000000"/>
+            </w:tcBorders>
+            <w:shd w:val="clear" w:color="auto" w:fill="FFFFFF"/>
+            <w:tcMar>
+              <w:top w:w="0" w:type="dxa"/>
+              <w:bottom w:w="0" w:type="dxa"/>
+              <w:left w:w="0" w:type="dxa"/>
+              <w:right w:w="0" w:type="dxa"/>
+            </w:tcMar>
+            <w:vAlign w:val="top"/>
+          </w:tcPr>
+          <w:p>
+            <w:pPr>
+              <w:pStyle w:val="Normal"/>
+              <w:jc w:val="center"/>
+              <w:pBdr>
+                <w:bottom w:val="none" w:sz="0" w:space="0" w:color="000000"/>
+                <w:top w:val="none" w:sz="0" w:space="0" w:color="000000"/>
+                <w:left w:val="none" w:sz="0" w:space="0" w:color="000000"/>
+                <w:right w:val="none" w:sz="0" w:space="0" w:color="000000"/>
+              </w:pBdr>
+              <w:spacing w:after="100" w:before="100" w:line="240"/>
+              <w:ind w:left="100" w:right="100" w:firstLine="0" w:firstLineChars="0"/>
+              <w:rPr>
+                <w:rFonts w:ascii="Helvetica" w:hAnsi="Helvetica" w:eastAsia="Helvetica" w:cs="Helvetica"/>
+                <w:i w:val="false"/>
+                <w:b w:val="false"/>
+                <w:u w:val="none"/>
+                <w:sz w:val="22"/>
+                <w:szCs w:val="22"/>
+                <w:color w:val="000000"/>
+              </w:rPr>
+            </w:pPr>
+            <w:r>
+              <w:rPr>
+                <w:rFonts w:ascii="Helvetica" w:hAnsi="Helvetica" w:eastAsia="Helvetica" w:cs="Helvetica"/>
+                <w:i w:val="false"/>
+                <w:b w:val="false"/>
+                <w:u w:val="none"/>
+                <w:sz w:val="22"/>
+                <w:szCs w:val="22"/>
+                <w:color w:val="000000"/>
+              </w:rPr>
+              <w:t xml:space="preserve">322</w:t>
             </w:r>
           </w:p>
         </w:tc>
@@ -3571,60 +3571,60 @@
                 <w:szCs w:val="22"/>
                 <w:color w:val="000000"/>
               </w:rPr>
-              <w:t xml:space="preserve">0.71, 1.45</w:t>
-            </w:r>
-          </w:p>
-        </w:tc>
-        <w:tc>
-          <w:tcPr>
-            <w:tcBorders>
-              <w:bottom w:val="none" w:sz="0" w:space="0" w:color="000000"/>
-              <w:top w:val="none" w:sz="0" w:space="0" w:color="000000"/>
-              <w:left w:val="none" w:sz="0" w:space="0" w:color="000000"/>
-              <w:right w:val="none" w:sz="0" w:space="0" w:color="000000"/>
-            </w:tcBorders>
-            <w:shd w:val="clear" w:color="auto" w:fill="FFFFFF"/>
-            <w:tcMar>
-              <w:top w:w="0" w:type="dxa"/>
-              <w:bottom w:w="0" w:type="dxa"/>
-              <w:left w:w="0" w:type="dxa"/>
-              <w:right w:w="0" w:type="dxa"/>
-            </w:tcMar>
-            <w:vAlign w:val="top"/>
-          </w:tcPr>
-          <w:p>
-            <w:pPr>
-              <w:pStyle w:val="Normal"/>
-              <w:jc w:val="center"/>
-              <w:pBdr>
-                <w:bottom w:val="none" w:sz="0" w:space="0" w:color="000000"/>
-                <w:top w:val="none" w:sz="0" w:space="0" w:color="000000"/>
-                <w:left w:val="none" w:sz="0" w:space="0" w:color="000000"/>
-                <w:right w:val="none" w:sz="0" w:space="0" w:color="000000"/>
-              </w:pBdr>
-              <w:spacing w:after="100" w:before="100" w:line="240"/>
-              <w:ind w:left="100" w:right="100" w:firstLine="0" w:firstLineChars="0"/>
-              <w:rPr>
-                <w:rFonts w:ascii="Helvetica" w:hAnsi="Helvetica" w:eastAsia="Helvetica" w:cs="Helvetica"/>
-                <w:i w:val="false"/>
-                <w:b w:val="false"/>
-                <w:u w:val="none"/>
-                <w:sz w:val="22"/>
-                <w:szCs w:val="22"/>
-                <w:color w:val="000000"/>
-              </w:rPr>
-            </w:pPr>
-            <w:r>
-              <w:rPr>
-                <w:rFonts w:ascii="Helvetica" w:hAnsi="Helvetica" w:eastAsia="Helvetica" w:cs="Helvetica"/>
-                <w:i w:val="false"/>
-                <w:b w:val="false"/>
-                <w:u w:val="none"/>
-                <w:sz w:val="22"/>
-                <w:szCs w:val="22"/>
-                <w:color w:val="000000"/>
-              </w:rPr>
-              <w:t xml:space="preserve">0.930</w:t>
+              <w:t xml:space="preserve">0.71, 1.46</w:t>
+            </w:r>
+          </w:p>
+        </w:tc>
+        <w:tc>
+          <w:tcPr>
+            <w:tcBorders>
+              <w:bottom w:val="none" w:sz="0" w:space="0" w:color="000000"/>
+              <w:top w:val="none" w:sz="0" w:space="0" w:color="000000"/>
+              <w:left w:val="none" w:sz="0" w:space="0" w:color="000000"/>
+              <w:right w:val="none" w:sz="0" w:space="0" w:color="000000"/>
+            </w:tcBorders>
+            <w:shd w:val="clear" w:color="auto" w:fill="FFFFFF"/>
+            <w:tcMar>
+              <w:top w:w="0" w:type="dxa"/>
+              <w:bottom w:w="0" w:type="dxa"/>
+              <w:left w:w="0" w:type="dxa"/>
+              <w:right w:w="0" w:type="dxa"/>
+            </w:tcMar>
+            <w:vAlign w:val="top"/>
+          </w:tcPr>
+          <w:p>
+            <w:pPr>
+              <w:pStyle w:val="Normal"/>
+              <w:jc w:val="center"/>
+              <w:pBdr>
+                <w:bottom w:val="none" w:sz="0" w:space="0" w:color="000000"/>
+                <w:top w:val="none" w:sz="0" w:space="0" w:color="000000"/>
+                <w:left w:val="none" w:sz="0" w:space="0" w:color="000000"/>
+                <w:right w:val="none" w:sz="0" w:space="0" w:color="000000"/>
+              </w:pBdr>
+              <w:spacing w:after="100" w:before="100" w:line="240"/>
+              <w:ind w:left="100" w:right="100" w:firstLine="0" w:firstLineChars="0"/>
+              <w:rPr>
+                <w:rFonts w:ascii="Helvetica" w:hAnsi="Helvetica" w:eastAsia="Helvetica" w:cs="Helvetica"/>
+                <w:i w:val="false"/>
+                <w:b w:val="false"/>
+                <w:u w:val="none"/>
+                <w:sz w:val="22"/>
+                <w:szCs w:val="22"/>
+                <w:color w:val="000000"/>
+              </w:rPr>
+            </w:pPr>
+            <w:r>
+              <w:rPr>
+                <w:rFonts w:ascii="Helvetica" w:hAnsi="Helvetica" w:eastAsia="Helvetica" w:cs="Helvetica"/>
+                <w:i w:val="false"/>
+                <w:b w:val="false"/>
+                <w:u w:val="none"/>
+                <w:sz w:val="22"/>
+                <w:szCs w:val="22"/>
+                <w:color w:val="000000"/>
+              </w:rPr>
+              <w:t xml:space="preserve">0.910</w:t>
             </w:r>
           </w:p>
         </w:tc>
@@ -3736,7 +3736,7 @@
                 <w:szCs w:val="22"/>
                 <w:color w:val="000000"/>
               </w:rPr>
-              <w:t xml:space="preserve">323</w:t>
+              <w:t xml:space="preserve">322</w:t>
             </w:r>
           </w:p>
         </w:tc>
@@ -3948,7 +3948,7 @@
                 <w:szCs w:val="22"/>
                 <w:color w:val="000000"/>
               </w:rPr>
-              <w:t xml:space="preserve">323</w:t>
+              <w:t xml:space="preserve">322</w:t>
             </w:r>
           </w:p>
         </w:tc>
@@ -4755,113 +4755,113 @@
                 <w:szCs w:val="22"/>
                 <w:color w:val="000000"/>
               </w:rPr>
-              <w:t xml:space="preserve">1.65</w:t>
-            </w:r>
-          </w:p>
-        </w:tc>
-        <w:tc>
-          <w:tcPr>
-            <w:tcBorders>
-              <w:bottom w:val="none" w:sz="0" w:space="0" w:color="000000"/>
-              <w:top w:val="none" w:sz="0" w:space="0" w:color="000000"/>
-              <w:left w:val="none" w:sz="0" w:space="0" w:color="000000"/>
-              <w:right w:val="none" w:sz="0" w:space="0" w:color="000000"/>
-            </w:tcBorders>
-            <w:shd w:val="clear" w:color="auto" w:fill="FFFFFF"/>
-            <w:tcMar>
-              <w:top w:w="0" w:type="dxa"/>
-              <w:bottom w:w="0" w:type="dxa"/>
-              <w:left w:w="0" w:type="dxa"/>
-              <w:right w:w="0" w:type="dxa"/>
-            </w:tcMar>
-            <w:vAlign w:val="top"/>
-          </w:tcPr>
-          <w:p>
-            <w:pPr>
-              <w:pStyle w:val="Normal"/>
-              <w:jc w:val="center"/>
-              <w:pBdr>
-                <w:bottom w:val="none" w:sz="0" w:space="0" w:color="000000"/>
-                <w:top w:val="none" w:sz="0" w:space="0" w:color="000000"/>
-                <w:left w:val="none" w:sz="0" w:space="0" w:color="000000"/>
-                <w:right w:val="none" w:sz="0" w:space="0" w:color="000000"/>
-              </w:pBdr>
-              <w:spacing w:after="100" w:before="100" w:line="240"/>
-              <w:ind w:left="100" w:right="100" w:firstLine="0" w:firstLineChars="0"/>
-              <w:rPr>
-                <w:rFonts w:ascii="Helvetica" w:hAnsi="Helvetica" w:eastAsia="Helvetica" w:cs="Helvetica"/>
-                <w:i w:val="false"/>
-                <w:b w:val="false"/>
-                <w:u w:val="none"/>
-                <w:sz w:val="22"/>
-                <w:szCs w:val="22"/>
-                <w:color w:val="000000"/>
-              </w:rPr>
-            </w:pPr>
-            <w:r>
-              <w:rPr>
-                <w:rFonts w:ascii="Helvetica" w:hAnsi="Helvetica" w:eastAsia="Helvetica" w:cs="Helvetica"/>
-                <w:i w:val="false"/>
-                <w:b w:val="false"/>
-                <w:u w:val="none"/>
-                <w:sz w:val="22"/>
-                <w:szCs w:val="22"/>
-                <w:color w:val="000000"/>
-              </w:rPr>
-              <w:t xml:space="preserve">0.45, 6.13</w:t>
-            </w:r>
-          </w:p>
-        </w:tc>
-        <w:tc>
-          <w:tcPr>
-            <w:tcBorders>
-              <w:bottom w:val="none" w:sz="0" w:space="0" w:color="000000"/>
-              <w:top w:val="none" w:sz="0" w:space="0" w:color="000000"/>
-              <w:left w:val="none" w:sz="0" w:space="0" w:color="000000"/>
-              <w:right w:val="none" w:sz="0" w:space="0" w:color="000000"/>
-            </w:tcBorders>
-            <w:shd w:val="clear" w:color="auto" w:fill="FFFFFF"/>
-            <w:tcMar>
-              <w:top w:w="0" w:type="dxa"/>
-              <w:bottom w:w="0" w:type="dxa"/>
-              <w:left w:w="0" w:type="dxa"/>
-              <w:right w:w="0" w:type="dxa"/>
-            </w:tcMar>
-            <w:vAlign w:val="top"/>
-          </w:tcPr>
-          <w:p>
-            <w:pPr>
-              <w:pStyle w:val="Normal"/>
-              <w:jc w:val="center"/>
-              <w:pBdr>
-                <w:bottom w:val="none" w:sz="0" w:space="0" w:color="000000"/>
-                <w:top w:val="none" w:sz="0" w:space="0" w:color="000000"/>
-                <w:left w:val="none" w:sz="0" w:space="0" w:color="000000"/>
-                <w:right w:val="none" w:sz="0" w:space="0" w:color="000000"/>
-              </w:pBdr>
-              <w:spacing w:after="100" w:before="100" w:line="240"/>
-              <w:ind w:left="100" w:right="100" w:firstLine="0" w:firstLineChars="0"/>
-              <w:rPr>
-                <w:rFonts w:ascii="Helvetica" w:hAnsi="Helvetica" w:eastAsia="Helvetica" w:cs="Helvetica"/>
-                <w:i w:val="false"/>
-                <w:b w:val="false"/>
-                <w:u w:val="none"/>
-                <w:sz w:val="22"/>
-                <w:szCs w:val="22"/>
-                <w:color w:val="000000"/>
-              </w:rPr>
-            </w:pPr>
-            <w:r>
-              <w:rPr>
-                <w:rFonts w:ascii="Helvetica" w:hAnsi="Helvetica" w:eastAsia="Helvetica" w:cs="Helvetica"/>
-                <w:i w:val="false"/>
-                <w:b w:val="false"/>
-                <w:u w:val="none"/>
-                <w:sz w:val="22"/>
-                <w:szCs w:val="22"/>
-                <w:color w:val="000000"/>
-              </w:rPr>
-              <w:t xml:space="preserve">0.450</w:t>
+              <w:t xml:space="preserve">1.68</w:t>
+            </w:r>
+          </w:p>
+        </w:tc>
+        <w:tc>
+          <w:tcPr>
+            <w:tcBorders>
+              <w:bottom w:val="none" w:sz="0" w:space="0" w:color="000000"/>
+              <w:top w:val="none" w:sz="0" w:space="0" w:color="000000"/>
+              <w:left w:val="none" w:sz="0" w:space="0" w:color="000000"/>
+              <w:right w:val="none" w:sz="0" w:space="0" w:color="000000"/>
+            </w:tcBorders>
+            <w:shd w:val="clear" w:color="auto" w:fill="FFFFFF"/>
+            <w:tcMar>
+              <w:top w:w="0" w:type="dxa"/>
+              <w:bottom w:w="0" w:type="dxa"/>
+              <w:left w:w="0" w:type="dxa"/>
+              <w:right w:w="0" w:type="dxa"/>
+            </w:tcMar>
+            <w:vAlign w:val="top"/>
+          </w:tcPr>
+          <w:p>
+            <w:pPr>
+              <w:pStyle w:val="Normal"/>
+              <w:jc w:val="center"/>
+              <w:pBdr>
+                <w:bottom w:val="none" w:sz="0" w:space="0" w:color="000000"/>
+                <w:top w:val="none" w:sz="0" w:space="0" w:color="000000"/>
+                <w:left w:val="none" w:sz="0" w:space="0" w:color="000000"/>
+                <w:right w:val="none" w:sz="0" w:space="0" w:color="000000"/>
+              </w:pBdr>
+              <w:spacing w:after="100" w:before="100" w:line="240"/>
+              <w:ind w:left="100" w:right="100" w:firstLine="0" w:firstLineChars="0"/>
+              <w:rPr>
+                <w:rFonts w:ascii="Helvetica" w:hAnsi="Helvetica" w:eastAsia="Helvetica" w:cs="Helvetica"/>
+                <w:i w:val="false"/>
+                <w:b w:val="false"/>
+                <w:u w:val="none"/>
+                <w:sz w:val="22"/>
+                <w:szCs w:val="22"/>
+                <w:color w:val="000000"/>
+              </w:rPr>
+            </w:pPr>
+            <w:r>
+              <w:rPr>
+                <w:rFonts w:ascii="Helvetica" w:hAnsi="Helvetica" w:eastAsia="Helvetica" w:cs="Helvetica"/>
+                <w:i w:val="false"/>
+                <w:b w:val="false"/>
+                <w:u w:val="none"/>
+                <w:sz w:val="22"/>
+                <w:szCs w:val="22"/>
+                <w:color w:val="000000"/>
+              </w:rPr>
+              <w:t xml:space="preserve">0.45, 6.24</w:t>
+            </w:r>
+          </w:p>
+        </w:tc>
+        <w:tc>
+          <w:tcPr>
+            <w:tcBorders>
+              <w:bottom w:val="none" w:sz="0" w:space="0" w:color="000000"/>
+              <w:top w:val="none" w:sz="0" w:space="0" w:color="000000"/>
+              <w:left w:val="none" w:sz="0" w:space="0" w:color="000000"/>
+              <w:right w:val="none" w:sz="0" w:space="0" w:color="000000"/>
+            </w:tcBorders>
+            <w:shd w:val="clear" w:color="auto" w:fill="FFFFFF"/>
+            <w:tcMar>
+              <w:top w:w="0" w:type="dxa"/>
+              <w:bottom w:w="0" w:type="dxa"/>
+              <w:left w:w="0" w:type="dxa"/>
+              <w:right w:w="0" w:type="dxa"/>
+            </w:tcMar>
+            <w:vAlign w:val="top"/>
+          </w:tcPr>
+          <w:p>
+            <w:pPr>
+              <w:pStyle w:val="Normal"/>
+              <w:jc w:val="center"/>
+              <w:pBdr>
+                <w:bottom w:val="none" w:sz="0" w:space="0" w:color="000000"/>
+                <w:top w:val="none" w:sz="0" w:space="0" w:color="000000"/>
+                <w:left w:val="none" w:sz="0" w:space="0" w:color="000000"/>
+                <w:right w:val="none" w:sz="0" w:space="0" w:color="000000"/>
+              </w:pBdr>
+              <w:spacing w:after="100" w:before="100" w:line="240"/>
+              <w:ind w:left="100" w:right="100" w:firstLine="0" w:firstLineChars="0"/>
+              <w:rPr>
+                <w:rFonts w:ascii="Helvetica" w:hAnsi="Helvetica" w:eastAsia="Helvetica" w:cs="Helvetica"/>
+                <w:i w:val="false"/>
+                <w:b w:val="false"/>
+                <w:u w:val="none"/>
+                <w:sz w:val="22"/>
+                <w:szCs w:val="22"/>
+                <w:color w:val="000000"/>
+              </w:rPr>
+            </w:pPr>
+            <w:r>
+              <w:rPr>
+                <w:rFonts w:ascii="Helvetica" w:hAnsi="Helvetica" w:eastAsia="Helvetica" w:cs="Helvetica"/>
+                <w:i w:val="false"/>
+                <w:b w:val="false"/>
+                <w:u w:val="none"/>
+                <w:sz w:val="22"/>
+                <w:szCs w:val="22"/>
+                <w:color w:val="000000"/>
+              </w:rPr>
+              <w:t xml:space="preserve">0.440</w:t>
             </w:r>
           </w:p>
         </w:tc>
@@ -4967,60 +4967,60 @@
                 <w:szCs w:val="22"/>
                 <w:color w:val="000000"/>
               </w:rPr>
-              <w:t xml:space="preserve">0.07</w:t>
-            </w:r>
-          </w:p>
-        </w:tc>
-        <w:tc>
-          <w:tcPr>
-            <w:tcBorders>
-              <w:bottom w:val="none" w:sz="0" w:space="0" w:color="000000"/>
-              <w:top w:val="none" w:sz="0" w:space="0" w:color="000000"/>
-              <w:left w:val="none" w:sz="0" w:space="0" w:color="000000"/>
-              <w:right w:val="none" w:sz="0" w:space="0" w:color="000000"/>
-            </w:tcBorders>
-            <w:shd w:val="clear" w:color="auto" w:fill="FFFFFF"/>
-            <w:tcMar>
-              <w:top w:w="0" w:type="dxa"/>
-              <w:bottom w:w="0" w:type="dxa"/>
-              <w:left w:w="0" w:type="dxa"/>
-              <w:right w:w="0" w:type="dxa"/>
-            </w:tcMar>
-            <w:vAlign w:val="top"/>
-          </w:tcPr>
-          <w:p>
-            <w:pPr>
-              <w:pStyle w:val="Normal"/>
-              <w:jc w:val="center"/>
-              <w:pBdr>
-                <w:bottom w:val="none" w:sz="0" w:space="0" w:color="000000"/>
-                <w:top w:val="none" w:sz="0" w:space="0" w:color="000000"/>
-                <w:left w:val="none" w:sz="0" w:space="0" w:color="000000"/>
-                <w:right w:val="none" w:sz="0" w:space="0" w:color="000000"/>
-              </w:pBdr>
-              <w:spacing w:after="100" w:before="100" w:line="240"/>
-              <w:ind w:left="100" w:right="100" w:firstLine="0" w:firstLineChars="0"/>
-              <w:rPr>
-                <w:rFonts w:ascii="Helvetica" w:hAnsi="Helvetica" w:eastAsia="Helvetica" w:cs="Helvetica"/>
-                <w:i w:val="false"/>
-                <w:b w:val="false"/>
-                <w:u w:val="none"/>
-                <w:sz w:val="22"/>
-                <w:szCs w:val="22"/>
-                <w:color w:val="000000"/>
-              </w:rPr>
-            </w:pPr>
-            <w:r>
-              <w:rPr>
-                <w:rFonts w:ascii="Helvetica" w:hAnsi="Helvetica" w:eastAsia="Helvetica" w:cs="Helvetica"/>
-                <w:i w:val="false"/>
-                <w:b w:val="false"/>
-                <w:u w:val="none"/>
-                <w:sz w:val="22"/>
-                <w:szCs w:val="22"/>
-                <w:color w:val="000000"/>
-              </w:rPr>
-              <w:t xml:space="preserve">0.00, 320</w:t>
+              <w:t xml:space="preserve">0.06</w:t>
+            </w:r>
+          </w:p>
+        </w:tc>
+        <w:tc>
+          <w:tcPr>
+            <w:tcBorders>
+              <w:bottom w:val="none" w:sz="0" w:space="0" w:color="000000"/>
+              <w:top w:val="none" w:sz="0" w:space="0" w:color="000000"/>
+              <w:left w:val="none" w:sz="0" w:space="0" w:color="000000"/>
+              <w:right w:val="none" w:sz="0" w:space="0" w:color="000000"/>
+            </w:tcBorders>
+            <w:shd w:val="clear" w:color="auto" w:fill="FFFFFF"/>
+            <w:tcMar>
+              <w:top w:w="0" w:type="dxa"/>
+              <w:bottom w:w="0" w:type="dxa"/>
+              <w:left w:w="0" w:type="dxa"/>
+              <w:right w:w="0" w:type="dxa"/>
+            </w:tcMar>
+            <w:vAlign w:val="top"/>
+          </w:tcPr>
+          <w:p>
+            <w:pPr>
+              <w:pStyle w:val="Normal"/>
+              <w:jc w:val="center"/>
+              <w:pBdr>
+                <w:bottom w:val="none" w:sz="0" w:space="0" w:color="000000"/>
+                <w:top w:val="none" w:sz="0" w:space="0" w:color="000000"/>
+                <w:left w:val="none" w:sz="0" w:space="0" w:color="000000"/>
+                <w:right w:val="none" w:sz="0" w:space="0" w:color="000000"/>
+              </w:pBdr>
+              <w:spacing w:after="100" w:before="100" w:line="240"/>
+              <w:ind w:left="100" w:right="100" w:firstLine="0" w:firstLineChars="0"/>
+              <w:rPr>
+                <w:rFonts w:ascii="Helvetica" w:hAnsi="Helvetica" w:eastAsia="Helvetica" w:cs="Helvetica"/>
+                <w:i w:val="false"/>
+                <w:b w:val="false"/>
+                <w:u w:val="none"/>
+                <w:sz w:val="22"/>
+                <w:szCs w:val="22"/>
+                <w:color w:val="000000"/>
+              </w:rPr>
+            </w:pPr>
+            <w:r>
+              <w:rPr>
+                <w:rFonts w:ascii="Helvetica" w:hAnsi="Helvetica" w:eastAsia="Helvetica" w:cs="Helvetica"/>
+                <w:i w:val="false"/>
+                <w:b w:val="false"/>
+                <w:u w:val="none"/>
+                <w:sz w:val="22"/>
+                <w:szCs w:val="22"/>
+                <w:color w:val="000000"/>
+              </w:rPr>
+              <w:t xml:space="preserve">0.00, 309</w:t>
             </w:r>
           </w:p>
         </w:tc>
@@ -5185,7 +5185,7 @@
                 <w:szCs w:val="22"/>
                 <w:color w:val="000000"/>
               </w:rPr>
-              <w:t xml:space="preserve">323</w:t>
+              <w:t xml:space="preserve">322</w:t>
             </w:r>
           </w:p>
         </w:tc>
@@ -5397,7 +5397,7 @@
                 <w:szCs w:val="22"/>
                 <w:color w:val="000000"/>
               </w:rPr>
-              <w:t xml:space="preserve">323</w:t>
+              <w:t xml:space="preserve">322</w:t>
             </w:r>
           </w:p>
         </w:tc>
@@ -6687,113 +6687,113 @@
                 <w:szCs w:val="22"/>
                 <w:color w:val="000000"/>
               </w:rPr>
-              <w:t xml:space="preserve">6.49</w:t>
-            </w:r>
-          </w:p>
-        </w:tc>
-        <w:tc>
-          <w:tcPr>
-            <w:tcBorders>
-              <w:bottom w:val="none" w:sz="0" w:space="0" w:color="000000"/>
-              <w:top w:val="none" w:sz="0" w:space="0" w:color="000000"/>
-              <w:left w:val="none" w:sz="0" w:space="0" w:color="000000"/>
-              <w:right w:val="none" w:sz="0" w:space="0" w:color="000000"/>
-            </w:tcBorders>
-            <w:shd w:val="clear" w:color="auto" w:fill="FFFFFF"/>
-            <w:tcMar>
-              <w:top w:w="0" w:type="dxa"/>
-              <w:bottom w:w="0" w:type="dxa"/>
-              <w:left w:w="0" w:type="dxa"/>
-              <w:right w:w="0" w:type="dxa"/>
-            </w:tcMar>
-            <w:vAlign w:val="top"/>
-          </w:tcPr>
-          <w:p>
-            <w:pPr>
-              <w:pStyle w:val="Normal"/>
-              <w:jc w:val="center"/>
-              <w:pBdr>
-                <w:bottom w:val="none" w:sz="0" w:space="0" w:color="000000"/>
-                <w:top w:val="none" w:sz="0" w:space="0" w:color="000000"/>
-                <w:left w:val="none" w:sz="0" w:space="0" w:color="000000"/>
-                <w:right w:val="none" w:sz="0" w:space="0" w:color="000000"/>
-              </w:pBdr>
-              <w:spacing w:after="100" w:before="100" w:line="240"/>
-              <w:ind w:left="100" w:right="100" w:firstLine="0" w:firstLineChars="0"/>
-              <w:rPr>
-                <w:rFonts w:ascii="Helvetica" w:hAnsi="Helvetica" w:eastAsia="Helvetica" w:cs="Helvetica"/>
-                <w:i w:val="false"/>
-                <w:b w:val="false"/>
-                <w:u w:val="none"/>
-                <w:sz w:val="22"/>
-                <w:szCs w:val="22"/>
-                <w:color w:val="000000"/>
-              </w:rPr>
-            </w:pPr>
-            <w:r>
-              <w:rPr>
-                <w:rFonts w:ascii="Helvetica" w:hAnsi="Helvetica" w:eastAsia="Helvetica" w:cs="Helvetica"/>
-                <w:i w:val="false"/>
-                <w:b w:val="false"/>
-                <w:u w:val="none"/>
-                <w:sz w:val="22"/>
-                <w:szCs w:val="22"/>
-                <w:color w:val="000000"/>
-              </w:rPr>
-              <w:t xml:space="preserve">0.68, 62.0</w:t>
-            </w:r>
-          </w:p>
-        </w:tc>
-        <w:tc>
-          <w:tcPr>
-            <w:tcBorders>
-              <w:bottom w:val="none" w:sz="0" w:space="0" w:color="000000"/>
-              <w:top w:val="none" w:sz="0" w:space="0" w:color="000000"/>
-              <w:left w:val="none" w:sz="0" w:space="0" w:color="000000"/>
-              <w:right w:val="none" w:sz="0" w:space="0" w:color="000000"/>
-            </w:tcBorders>
-            <w:shd w:val="clear" w:color="auto" w:fill="FFFFFF"/>
-            <w:tcMar>
-              <w:top w:w="0" w:type="dxa"/>
-              <w:bottom w:w="0" w:type="dxa"/>
-              <w:left w:w="0" w:type="dxa"/>
-              <w:right w:w="0" w:type="dxa"/>
-            </w:tcMar>
-            <w:vAlign w:val="top"/>
-          </w:tcPr>
-          <w:p>
-            <w:pPr>
-              <w:pStyle w:val="Normal"/>
-              <w:jc w:val="center"/>
-              <w:pBdr>
-                <w:bottom w:val="none" w:sz="0" w:space="0" w:color="000000"/>
-                <w:top w:val="none" w:sz="0" w:space="0" w:color="000000"/>
-                <w:left w:val="none" w:sz="0" w:space="0" w:color="000000"/>
-                <w:right w:val="none" w:sz="0" w:space="0" w:color="000000"/>
-              </w:pBdr>
-              <w:spacing w:after="100" w:before="100" w:line="240"/>
-              <w:ind w:left="100" w:right="100" w:firstLine="0" w:firstLineChars="0"/>
-              <w:rPr>
-                <w:rFonts w:ascii="Helvetica" w:hAnsi="Helvetica" w:eastAsia="Helvetica" w:cs="Helvetica"/>
-                <w:i w:val="false"/>
-                <w:b w:val="false"/>
-                <w:u w:val="none"/>
-                <w:sz w:val="22"/>
-                <w:szCs w:val="22"/>
-                <w:color w:val="000000"/>
-              </w:rPr>
-            </w:pPr>
-            <w:r>
-              <w:rPr>
-                <w:rFonts w:ascii="Helvetica" w:hAnsi="Helvetica" w:eastAsia="Helvetica" w:cs="Helvetica"/>
-                <w:i w:val="false"/>
-                <w:b w:val="false"/>
-                <w:u w:val="none"/>
-                <w:sz w:val="22"/>
-                <w:szCs w:val="22"/>
-                <w:color w:val="000000"/>
-              </w:rPr>
-              <w:t xml:space="preserve">0.100</w:t>
+              <w:t xml:space="preserve">6.36</w:t>
+            </w:r>
+          </w:p>
+        </w:tc>
+        <w:tc>
+          <w:tcPr>
+            <w:tcBorders>
+              <w:bottom w:val="none" w:sz="0" w:space="0" w:color="000000"/>
+              <w:top w:val="none" w:sz="0" w:space="0" w:color="000000"/>
+              <w:left w:val="none" w:sz="0" w:space="0" w:color="000000"/>
+              <w:right w:val="none" w:sz="0" w:space="0" w:color="000000"/>
+            </w:tcBorders>
+            <w:shd w:val="clear" w:color="auto" w:fill="FFFFFF"/>
+            <w:tcMar>
+              <w:top w:w="0" w:type="dxa"/>
+              <w:bottom w:w="0" w:type="dxa"/>
+              <w:left w:w="0" w:type="dxa"/>
+              <w:right w:w="0" w:type="dxa"/>
+            </w:tcMar>
+            <w:vAlign w:val="top"/>
+          </w:tcPr>
+          <w:p>
+            <w:pPr>
+              <w:pStyle w:val="Normal"/>
+              <w:jc w:val="center"/>
+              <w:pBdr>
+                <w:bottom w:val="none" w:sz="0" w:space="0" w:color="000000"/>
+                <w:top w:val="none" w:sz="0" w:space="0" w:color="000000"/>
+                <w:left w:val="none" w:sz="0" w:space="0" w:color="000000"/>
+                <w:right w:val="none" w:sz="0" w:space="0" w:color="000000"/>
+              </w:pBdr>
+              <w:spacing w:after="100" w:before="100" w:line="240"/>
+              <w:ind w:left="100" w:right="100" w:firstLine="0" w:firstLineChars="0"/>
+              <w:rPr>
+                <w:rFonts w:ascii="Helvetica" w:hAnsi="Helvetica" w:eastAsia="Helvetica" w:cs="Helvetica"/>
+                <w:i w:val="false"/>
+                <w:b w:val="false"/>
+                <w:u w:val="none"/>
+                <w:sz w:val="22"/>
+                <w:szCs w:val="22"/>
+                <w:color w:val="000000"/>
+              </w:rPr>
+            </w:pPr>
+            <w:r>
+              <w:rPr>
+                <w:rFonts w:ascii="Helvetica" w:hAnsi="Helvetica" w:eastAsia="Helvetica" w:cs="Helvetica"/>
+                <w:i w:val="false"/>
+                <w:b w:val="false"/>
+                <w:u w:val="none"/>
+                <w:sz w:val="22"/>
+                <w:szCs w:val="22"/>
+                <w:color w:val="000000"/>
+              </w:rPr>
+              <w:t xml:space="preserve">0.67, 60.8</w:t>
+            </w:r>
+          </w:p>
+        </w:tc>
+        <w:tc>
+          <w:tcPr>
+            <w:tcBorders>
+              <w:bottom w:val="none" w:sz="0" w:space="0" w:color="000000"/>
+              <w:top w:val="none" w:sz="0" w:space="0" w:color="000000"/>
+              <w:left w:val="none" w:sz="0" w:space="0" w:color="000000"/>
+              <w:right w:val="none" w:sz="0" w:space="0" w:color="000000"/>
+            </w:tcBorders>
+            <w:shd w:val="clear" w:color="auto" w:fill="FFFFFF"/>
+            <w:tcMar>
+              <w:top w:w="0" w:type="dxa"/>
+              <w:bottom w:w="0" w:type="dxa"/>
+              <w:left w:w="0" w:type="dxa"/>
+              <w:right w:w="0" w:type="dxa"/>
+            </w:tcMar>
+            <w:vAlign w:val="top"/>
+          </w:tcPr>
+          <w:p>
+            <w:pPr>
+              <w:pStyle w:val="Normal"/>
+              <w:jc w:val="center"/>
+              <w:pBdr>
+                <w:bottom w:val="none" w:sz="0" w:space="0" w:color="000000"/>
+                <w:top w:val="none" w:sz="0" w:space="0" w:color="000000"/>
+                <w:left w:val="none" w:sz="0" w:space="0" w:color="000000"/>
+                <w:right w:val="none" w:sz="0" w:space="0" w:color="000000"/>
+              </w:pBdr>
+              <w:spacing w:after="100" w:before="100" w:line="240"/>
+              <w:ind w:left="100" w:right="100" w:firstLine="0" w:firstLineChars="0"/>
+              <w:rPr>
+                <w:rFonts w:ascii="Helvetica" w:hAnsi="Helvetica" w:eastAsia="Helvetica" w:cs="Helvetica"/>
+                <w:i w:val="false"/>
+                <w:b w:val="false"/>
+                <w:u w:val="none"/>
+                <w:sz w:val="22"/>
+                <w:szCs w:val="22"/>
+                <w:color w:val="000000"/>
+              </w:rPr>
+            </w:pPr>
+            <w:r>
+              <w:rPr>
+                <w:rFonts w:ascii="Helvetica" w:hAnsi="Helvetica" w:eastAsia="Helvetica" w:cs="Helvetica"/>
+                <w:i w:val="false"/>
+                <w:b w:val="false"/>
+                <w:u w:val="none"/>
+                <w:sz w:val="22"/>
+                <w:szCs w:val="22"/>
+                <w:color w:val="000000"/>
+              </w:rPr>
+              <w:t xml:space="preserve">0.110</w:t>
             </w:r>
           </w:p>
         </w:tc>
@@ -6899,60 +6899,60 @@
                 <w:szCs w:val="22"/>
                 <w:color w:val="000000"/>
               </w:rPr>
-              <w:t xml:space="preserve">0.89</w:t>
-            </w:r>
-          </w:p>
-        </w:tc>
-        <w:tc>
-          <w:tcPr>
-            <w:tcBorders>
-              <w:bottom w:val="none" w:sz="0" w:space="0" w:color="000000"/>
-              <w:top w:val="none" w:sz="0" w:space="0" w:color="000000"/>
-              <w:left w:val="none" w:sz="0" w:space="0" w:color="000000"/>
-              <w:right w:val="none" w:sz="0" w:space="0" w:color="000000"/>
-            </w:tcBorders>
-            <w:shd w:val="clear" w:color="auto" w:fill="FFFFFF"/>
-            <w:tcMar>
-              <w:top w:w="0" w:type="dxa"/>
-              <w:bottom w:w="0" w:type="dxa"/>
-              <w:left w:w="0" w:type="dxa"/>
-              <w:right w:w="0" w:type="dxa"/>
-            </w:tcMar>
-            <w:vAlign w:val="top"/>
-          </w:tcPr>
-          <w:p>
-            <w:pPr>
-              <w:pStyle w:val="Normal"/>
-              <w:jc w:val="center"/>
-              <w:pBdr>
-                <w:bottom w:val="none" w:sz="0" w:space="0" w:color="000000"/>
-                <w:top w:val="none" w:sz="0" w:space="0" w:color="000000"/>
-                <w:left w:val="none" w:sz="0" w:space="0" w:color="000000"/>
-                <w:right w:val="none" w:sz="0" w:space="0" w:color="000000"/>
-              </w:pBdr>
-              <w:spacing w:after="100" w:before="100" w:line="240"/>
-              <w:ind w:left="100" w:right="100" w:firstLine="0" w:firstLineChars="0"/>
-              <w:rPr>
-                <w:rFonts w:ascii="Helvetica" w:hAnsi="Helvetica" w:eastAsia="Helvetica" w:cs="Helvetica"/>
-                <w:i w:val="false"/>
-                <w:b w:val="false"/>
-                <w:u w:val="none"/>
-                <w:sz w:val="22"/>
-                <w:szCs w:val="22"/>
-                <w:color w:val="000000"/>
-              </w:rPr>
-            </w:pPr>
-            <w:r>
-              <w:rPr>
-                <w:rFonts w:ascii="Helvetica" w:hAnsi="Helvetica" w:eastAsia="Helvetica" w:cs="Helvetica"/>
-                <w:i w:val="false"/>
-                <w:b w:val="false"/>
-                <w:u w:val="none"/>
-                <w:sz w:val="22"/>
-                <w:szCs w:val="22"/>
-                <w:color w:val="000000"/>
-              </w:rPr>
-              <w:t xml:space="preserve">0.04, 18.8</w:t>
+              <w:t xml:space="preserve">0.90</w:t>
+            </w:r>
+          </w:p>
+        </w:tc>
+        <w:tc>
+          <w:tcPr>
+            <w:tcBorders>
+              <w:bottom w:val="none" w:sz="0" w:space="0" w:color="000000"/>
+              <w:top w:val="none" w:sz="0" w:space="0" w:color="000000"/>
+              <w:left w:val="none" w:sz="0" w:space="0" w:color="000000"/>
+              <w:right w:val="none" w:sz="0" w:space="0" w:color="000000"/>
+            </w:tcBorders>
+            <w:shd w:val="clear" w:color="auto" w:fill="FFFFFF"/>
+            <w:tcMar>
+              <w:top w:w="0" w:type="dxa"/>
+              <w:bottom w:w="0" w:type="dxa"/>
+              <w:left w:w="0" w:type="dxa"/>
+              <w:right w:w="0" w:type="dxa"/>
+            </w:tcMar>
+            <w:vAlign w:val="top"/>
+          </w:tcPr>
+          <w:p>
+            <w:pPr>
+              <w:pStyle w:val="Normal"/>
+              <w:jc w:val="center"/>
+              <w:pBdr>
+                <w:bottom w:val="none" w:sz="0" w:space="0" w:color="000000"/>
+                <w:top w:val="none" w:sz="0" w:space="0" w:color="000000"/>
+                <w:left w:val="none" w:sz="0" w:space="0" w:color="000000"/>
+                <w:right w:val="none" w:sz="0" w:space="0" w:color="000000"/>
+              </w:pBdr>
+              <w:spacing w:after="100" w:before="100" w:line="240"/>
+              <w:ind w:left="100" w:right="100" w:firstLine="0" w:firstLineChars="0"/>
+              <w:rPr>
+                <w:rFonts w:ascii="Helvetica" w:hAnsi="Helvetica" w:eastAsia="Helvetica" w:cs="Helvetica"/>
+                <w:i w:val="false"/>
+                <w:b w:val="false"/>
+                <w:u w:val="none"/>
+                <w:sz w:val="22"/>
+                <w:szCs w:val="22"/>
+                <w:color w:val="000000"/>
+              </w:rPr>
+            </w:pPr>
+            <w:r>
+              <w:rPr>
+                <w:rFonts w:ascii="Helvetica" w:hAnsi="Helvetica" w:eastAsia="Helvetica" w:cs="Helvetica"/>
+                <w:i w:val="false"/>
+                <w:b w:val="false"/>
+                <w:u w:val="none"/>
+                <w:sz w:val="22"/>
+                <w:szCs w:val="22"/>
+                <w:color w:val="000000"/>
+              </w:rPr>
+              <w:t xml:space="preserve">0.04, 18.7</w:t>
             </w:r>
           </w:p>
         </w:tc>
@@ -7170,113 +7170,113 @@
                 <w:szCs w:val="22"/>
                 <w:color w:val="000000"/>
               </w:rPr>
-              <w:t xml:space="preserve">1.39</w:t>
-            </w:r>
-          </w:p>
-        </w:tc>
-        <w:tc>
-          <w:tcPr>
-            <w:tcBorders>
-              <w:bottom w:val="none" w:sz="0" w:space="0" w:color="000000"/>
-              <w:top w:val="none" w:sz="0" w:space="0" w:color="000000"/>
-              <w:left w:val="none" w:sz="0" w:space="0" w:color="000000"/>
-              <w:right w:val="none" w:sz="0" w:space="0" w:color="000000"/>
-            </w:tcBorders>
-            <w:shd w:val="clear" w:color="auto" w:fill="FFFFFF"/>
-            <w:tcMar>
-              <w:top w:w="0" w:type="dxa"/>
-              <w:bottom w:w="0" w:type="dxa"/>
-              <w:left w:w="0" w:type="dxa"/>
-              <w:right w:w="0" w:type="dxa"/>
-            </w:tcMar>
-            <w:vAlign w:val="top"/>
-          </w:tcPr>
-          <w:p>
-            <w:pPr>
-              <w:pStyle w:val="Normal"/>
-              <w:jc w:val="center"/>
-              <w:pBdr>
-                <w:bottom w:val="none" w:sz="0" w:space="0" w:color="000000"/>
-                <w:top w:val="none" w:sz="0" w:space="0" w:color="000000"/>
-                <w:left w:val="none" w:sz="0" w:space="0" w:color="000000"/>
-                <w:right w:val="none" w:sz="0" w:space="0" w:color="000000"/>
-              </w:pBdr>
-              <w:spacing w:after="100" w:before="100" w:line="240"/>
-              <w:ind w:left="100" w:right="100" w:firstLine="0" w:firstLineChars="0"/>
-              <w:rPr>
-                <w:rFonts w:ascii="Helvetica" w:hAnsi="Helvetica" w:eastAsia="Helvetica" w:cs="Helvetica"/>
-                <w:i w:val="false"/>
-                <w:b w:val="false"/>
-                <w:u w:val="none"/>
-                <w:sz w:val="22"/>
-                <w:szCs w:val="22"/>
-                <w:color w:val="000000"/>
-              </w:rPr>
-            </w:pPr>
-            <w:r>
-              <w:rPr>
-                <w:rFonts w:ascii="Helvetica" w:hAnsi="Helvetica" w:eastAsia="Helvetica" w:cs="Helvetica"/>
-                <w:i w:val="false"/>
-                <w:b w:val="false"/>
-                <w:u w:val="none"/>
-                <w:sz w:val="22"/>
-                <w:szCs w:val="22"/>
-                <w:color w:val="000000"/>
-              </w:rPr>
-              <w:t xml:space="preserve">0.09, 21.8</w:t>
-            </w:r>
-          </w:p>
-        </w:tc>
-        <w:tc>
-          <w:tcPr>
-            <w:tcBorders>
-              <w:bottom w:val="none" w:sz="0" w:space="0" w:color="000000"/>
-              <w:top w:val="none" w:sz="0" w:space="0" w:color="000000"/>
-              <w:left w:val="none" w:sz="0" w:space="0" w:color="000000"/>
-              <w:right w:val="none" w:sz="0" w:space="0" w:color="000000"/>
-            </w:tcBorders>
-            <w:shd w:val="clear" w:color="auto" w:fill="FFFFFF"/>
-            <w:tcMar>
-              <w:top w:w="0" w:type="dxa"/>
-              <w:bottom w:w="0" w:type="dxa"/>
-              <w:left w:w="0" w:type="dxa"/>
-              <w:right w:w="0" w:type="dxa"/>
-            </w:tcMar>
-            <w:vAlign w:val="top"/>
-          </w:tcPr>
-          <w:p>
-            <w:pPr>
-              <w:pStyle w:val="Normal"/>
-              <w:jc w:val="center"/>
-              <w:pBdr>
-                <w:bottom w:val="none" w:sz="0" w:space="0" w:color="000000"/>
-                <w:top w:val="none" w:sz="0" w:space="0" w:color="000000"/>
-                <w:left w:val="none" w:sz="0" w:space="0" w:color="000000"/>
-                <w:right w:val="none" w:sz="0" w:space="0" w:color="000000"/>
-              </w:pBdr>
-              <w:spacing w:after="100" w:before="100" w:line="240"/>
-              <w:ind w:left="100" w:right="100" w:firstLine="0" w:firstLineChars="0"/>
-              <w:rPr>
-                <w:rFonts w:ascii="Helvetica" w:hAnsi="Helvetica" w:eastAsia="Helvetica" w:cs="Helvetica"/>
-                <w:i w:val="false"/>
-                <w:b w:val="false"/>
-                <w:u w:val="none"/>
-                <w:sz w:val="22"/>
-                <w:szCs w:val="22"/>
-                <w:color w:val="000000"/>
-              </w:rPr>
-            </w:pPr>
-            <w:r>
-              <w:rPr>
-                <w:rFonts w:ascii="Helvetica" w:hAnsi="Helvetica" w:eastAsia="Helvetica" w:cs="Helvetica"/>
-                <w:i w:val="false"/>
-                <w:b w:val="false"/>
-                <w:u w:val="none"/>
-                <w:sz w:val="22"/>
-                <w:szCs w:val="22"/>
-                <w:color w:val="000000"/>
-              </w:rPr>
-              <w:t xml:space="preserve">0.820</w:t>
+              <w:t xml:space="preserve">1.36</w:t>
+            </w:r>
+          </w:p>
+        </w:tc>
+        <w:tc>
+          <w:tcPr>
+            <w:tcBorders>
+              <w:bottom w:val="none" w:sz="0" w:space="0" w:color="000000"/>
+              <w:top w:val="none" w:sz="0" w:space="0" w:color="000000"/>
+              <w:left w:val="none" w:sz="0" w:space="0" w:color="000000"/>
+              <w:right w:val="none" w:sz="0" w:space="0" w:color="000000"/>
+            </w:tcBorders>
+            <w:shd w:val="clear" w:color="auto" w:fill="FFFFFF"/>
+            <w:tcMar>
+              <w:top w:w="0" w:type="dxa"/>
+              <w:bottom w:w="0" w:type="dxa"/>
+              <w:left w:w="0" w:type="dxa"/>
+              <w:right w:w="0" w:type="dxa"/>
+            </w:tcMar>
+            <w:vAlign w:val="top"/>
+          </w:tcPr>
+          <w:p>
+            <w:pPr>
+              <w:pStyle w:val="Normal"/>
+              <w:jc w:val="center"/>
+              <w:pBdr>
+                <w:bottom w:val="none" w:sz="0" w:space="0" w:color="000000"/>
+                <w:top w:val="none" w:sz="0" w:space="0" w:color="000000"/>
+                <w:left w:val="none" w:sz="0" w:space="0" w:color="000000"/>
+                <w:right w:val="none" w:sz="0" w:space="0" w:color="000000"/>
+              </w:pBdr>
+              <w:spacing w:after="100" w:before="100" w:line="240"/>
+              <w:ind w:left="100" w:right="100" w:firstLine="0" w:firstLineChars="0"/>
+              <w:rPr>
+                <w:rFonts w:ascii="Helvetica" w:hAnsi="Helvetica" w:eastAsia="Helvetica" w:cs="Helvetica"/>
+                <w:i w:val="false"/>
+                <w:b w:val="false"/>
+                <w:u w:val="none"/>
+                <w:sz w:val="22"/>
+                <w:szCs w:val="22"/>
+                <w:color w:val="000000"/>
+              </w:rPr>
+            </w:pPr>
+            <w:r>
+              <w:rPr>
+                <w:rFonts w:ascii="Helvetica" w:hAnsi="Helvetica" w:eastAsia="Helvetica" w:cs="Helvetica"/>
+                <w:i w:val="false"/>
+                <w:b w:val="false"/>
+                <w:u w:val="none"/>
+                <w:sz w:val="22"/>
+                <w:szCs w:val="22"/>
+                <w:color w:val="000000"/>
+              </w:rPr>
+              <w:t xml:space="preserve">0.09, 21.4</w:t>
+            </w:r>
+          </w:p>
+        </w:tc>
+        <w:tc>
+          <w:tcPr>
+            <w:tcBorders>
+              <w:bottom w:val="none" w:sz="0" w:space="0" w:color="000000"/>
+              <w:top w:val="none" w:sz="0" w:space="0" w:color="000000"/>
+              <w:left w:val="none" w:sz="0" w:space="0" w:color="000000"/>
+              <w:right w:val="none" w:sz="0" w:space="0" w:color="000000"/>
+            </w:tcBorders>
+            <w:shd w:val="clear" w:color="auto" w:fill="FFFFFF"/>
+            <w:tcMar>
+              <w:top w:w="0" w:type="dxa"/>
+              <w:bottom w:w="0" w:type="dxa"/>
+              <w:left w:w="0" w:type="dxa"/>
+              <w:right w:w="0" w:type="dxa"/>
+            </w:tcMar>
+            <w:vAlign w:val="top"/>
+          </w:tcPr>
+          <w:p>
+            <w:pPr>
+              <w:pStyle w:val="Normal"/>
+              <w:jc w:val="center"/>
+              <w:pBdr>
+                <w:bottom w:val="none" w:sz="0" w:space="0" w:color="000000"/>
+                <w:top w:val="none" w:sz="0" w:space="0" w:color="000000"/>
+                <w:left w:val="none" w:sz="0" w:space="0" w:color="000000"/>
+                <w:right w:val="none" w:sz="0" w:space="0" w:color="000000"/>
+              </w:pBdr>
+              <w:spacing w:after="100" w:before="100" w:line="240"/>
+              <w:ind w:left="100" w:right="100" w:firstLine="0" w:firstLineChars="0"/>
+              <w:rPr>
+                <w:rFonts w:ascii="Helvetica" w:hAnsi="Helvetica" w:eastAsia="Helvetica" w:cs="Helvetica"/>
+                <w:i w:val="false"/>
+                <w:b w:val="false"/>
+                <w:u w:val="none"/>
+                <w:sz w:val="22"/>
+                <w:szCs w:val="22"/>
+                <w:color w:val="000000"/>
+              </w:rPr>
+            </w:pPr>
+            <w:r>
+              <w:rPr>
+                <w:rFonts w:ascii="Helvetica" w:hAnsi="Helvetica" w:eastAsia="Helvetica" w:cs="Helvetica"/>
+                <w:i w:val="false"/>
+                <w:b w:val="false"/>
+                <w:u w:val="none"/>
+                <w:sz w:val="22"/>
+                <w:szCs w:val="22"/>
+                <w:color w:val="000000"/>
+              </w:rPr>
+              <w:t xml:space="preserve">0.830</w:t>
             </w:r>
           </w:p>
         </w:tc>
@@ -7435,60 +7435,60 @@
                 <w:szCs w:val="22"/>
                 <w:color w:val="000000"/>
               </w:rPr>
-              <w:t xml:space="preserve">0.00, 3.34</w:t>
-            </w:r>
-          </w:p>
-        </w:tc>
-        <w:tc>
-          <w:tcPr>
-            <w:tcBorders>
-              <w:bottom w:val="none" w:sz="0" w:space="0" w:color="000000"/>
-              <w:top w:val="none" w:sz="0" w:space="0" w:color="000000"/>
-              <w:left w:val="none" w:sz="0" w:space="0" w:color="000000"/>
-              <w:right w:val="none" w:sz="0" w:space="0" w:color="000000"/>
-            </w:tcBorders>
-            <w:shd w:val="clear" w:color="auto" w:fill="FFFFFF"/>
-            <w:tcMar>
-              <w:top w:w="0" w:type="dxa"/>
-              <w:bottom w:w="0" w:type="dxa"/>
-              <w:left w:w="0" w:type="dxa"/>
-              <w:right w:w="0" w:type="dxa"/>
-            </w:tcMar>
-            <w:vAlign w:val="top"/>
-          </w:tcPr>
-          <w:p>
-            <w:pPr>
-              <w:pStyle w:val="Normal"/>
-              <w:jc w:val="center"/>
-              <w:pBdr>
-                <w:bottom w:val="none" w:sz="0" w:space="0" w:color="000000"/>
-                <w:top w:val="none" w:sz="0" w:space="0" w:color="000000"/>
-                <w:left w:val="none" w:sz="0" w:space="0" w:color="000000"/>
-                <w:right w:val="none" w:sz="0" w:space="0" w:color="000000"/>
-              </w:pBdr>
-              <w:spacing w:after="100" w:before="100" w:line="240"/>
-              <w:ind w:left="100" w:right="100" w:firstLine="0" w:firstLineChars="0"/>
-              <w:rPr>
-                <w:rFonts w:ascii="Helvetica" w:hAnsi="Helvetica" w:eastAsia="Helvetica" w:cs="Helvetica"/>
-                <w:i w:val="false"/>
-                <w:b w:val="false"/>
-                <w:u w:val="none"/>
-                <w:sz w:val="22"/>
-                <w:szCs w:val="22"/>
-                <w:color w:val="000000"/>
-              </w:rPr>
-            </w:pPr>
-            <w:r>
-              <w:rPr>
-                <w:rFonts w:ascii="Helvetica" w:hAnsi="Helvetica" w:eastAsia="Helvetica" w:cs="Helvetica"/>
-                <w:i w:val="false"/>
-                <w:b w:val="false"/>
-                <w:u w:val="none"/>
-                <w:sz w:val="22"/>
-                <w:szCs w:val="22"/>
-                <w:color w:val="000000"/>
-              </w:rPr>
-              <w:t xml:space="preserve">0.140</w:t>
+              <w:t xml:space="preserve">0.00, 4.12</w:t>
+            </w:r>
+          </w:p>
+        </w:tc>
+        <w:tc>
+          <w:tcPr>
+            <w:tcBorders>
+              <w:bottom w:val="none" w:sz="0" w:space="0" w:color="000000"/>
+              <w:top w:val="none" w:sz="0" w:space="0" w:color="000000"/>
+              <w:left w:val="none" w:sz="0" w:space="0" w:color="000000"/>
+              <w:right w:val="none" w:sz="0" w:space="0" w:color="000000"/>
+            </w:tcBorders>
+            <w:shd w:val="clear" w:color="auto" w:fill="FFFFFF"/>
+            <w:tcMar>
+              <w:top w:w="0" w:type="dxa"/>
+              <w:bottom w:w="0" w:type="dxa"/>
+              <w:left w:w="0" w:type="dxa"/>
+              <w:right w:w="0" w:type="dxa"/>
+            </w:tcMar>
+            <w:vAlign w:val="top"/>
+          </w:tcPr>
+          <w:p>
+            <w:pPr>
+              <w:pStyle w:val="Normal"/>
+              <w:jc w:val="center"/>
+              <w:pBdr>
+                <w:bottom w:val="none" w:sz="0" w:space="0" w:color="000000"/>
+                <w:top w:val="none" w:sz="0" w:space="0" w:color="000000"/>
+                <w:left w:val="none" w:sz="0" w:space="0" w:color="000000"/>
+                <w:right w:val="none" w:sz="0" w:space="0" w:color="000000"/>
+              </w:pBdr>
+              <w:spacing w:after="100" w:before="100" w:line="240"/>
+              <w:ind w:left="100" w:right="100" w:firstLine="0" w:firstLineChars="0"/>
+              <w:rPr>
+                <w:rFonts w:ascii="Helvetica" w:hAnsi="Helvetica" w:eastAsia="Helvetica" w:cs="Helvetica"/>
+                <w:i w:val="false"/>
+                <w:b w:val="false"/>
+                <w:u w:val="none"/>
+                <w:sz w:val="22"/>
+                <w:szCs w:val="22"/>
+                <w:color w:val="000000"/>
+              </w:rPr>
+            </w:pPr>
+            <w:r>
+              <w:rPr>
+                <w:rFonts w:ascii="Helvetica" w:hAnsi="Helvetica" w:eastAsia="Helvetica" w:cs="Helvetica"/>
+                <w:i w:val="false"/>
+                <w:b w:val="false"/>
+                <w:u w:val="none"/>
+                <w:sz w:val="22"/>
+                <w:szCs w:val="22"/>
+                <w:color w:val="000000"/>
+              </w:rPr>
+              <w:t xml:space="preserve">0.150</w:t>
             </w:r>
           </w:p>
         </w:tc>
@@ -8136,113 +8136,113 @@
                 <w:szCs w:val="22"/>
                 <w:color w:val="000000"/>
               </w:rPr>
-              <w:t xml:space="preserve">2.56</w:t>
-            </w:r>
-          </w:p>
-        </w:tc>
-        <w:tc>
-          <w:tcPr>
-            <w:tcBorders>
-              <w:bottom w:val="none" w:sz="0" w:space="0" w:color="000000"/>
-              <w:top w:val="none" w:sz="0" w:space="0" w:color="000000"/>
-              <w:left w:val="none" w:sz="0" w:space="0" w:color="000000"/>
-              <w:right w:val="none" w:sz="0" w:space="0" w:color="000000"/>
-            </w:tcBorders>
-            <w:shd w:val="clear" w:color="auto" w:fill="FFFFFF"/>
-            <w:tcMar>
-              <w:top w:w="0" w:type="dxa"/>
-              <w:bottom w:w="0" w:type="dxa"/>
-              <w:left w:w="0" w:type="dxa"/>
-              <w:right w:w="0" w:type="dxa"/>
-            </w:tcMar>
-            <w:vAlign w:val="top"/>
-          </w:tcPr>
-          <w:p>
-            <w:pPr>
-              <w:pStyle w:val="Normal"/>
-              <w:jc w:val="center"/>
-              <w:pBdr>
-                <w:bottom w:val="none" w:sz="0" w:space="0" w:color="000000"/>
-                <w:top w:val="none" w:sz="0" w:space="0" w:color="000000"/>
-                <w:left w:val="none" w:sz="0" w:space="0" w:color="000000"/>
-                <w:right w:val="none" w:sz="0" w:space="0" w:color="000000"/>
-              </w:pBdr>
-              <w:spacing w:after="100" w:before="100" w:line="240"/>
-              <w:ind w:left="100" w:right="100" w:firstLine="0" w:firstLineChars="0"/>
-              <w:rPr>
-                <w:rFonts w:ascii="Helvetica" w:hAnsi="Helvetica" w:eastAsia="Helvetica" w:cs="Helvetica"/>
-                <w:i w:val="false"/>
-                <w:b w:val="false"/>
-                <w:u w:val="none"/>
-                <w:sz w:val="22"/>
-                <w:szCs w:val="22"/>
-                <w:color w:val="000000"/>
-              </w:rPr>
-            </w:pPr>
-            <w:r>
-              <w:rPr>
-                <w:rFonts w:ascii="Helvetica" w:hAnsi="Helvetica" w:eastAsia="Helvetica" w:cs="Helvetica"/>
-                <w:i w:val="false"/>
-                <w:b w:val="false"/>
-                <w:u w:val="none"/>
-                <w:sz w:val="22"/>
-                <w:szCs w:val="22"/>
-                <w:color w:val="000000"/>
-              </w:rPr>
-              <w:t xml:space="preserve">0.27, 24.5</w:t>
-            </w:r>
-          </w:p>
-        </w:tc>
-        <w:tc>
-          <w:tcPr>
-            <w:tcBorders>
-              <w:bottom w:val="none" w:sz="0" w:space="0" w:color="000000"/>
-              <w:top w:val="none" w:sz="0" w:space="0" w:color="000000"/>
-              <w:left w:val="none" w:sz="0" w:space="0" w:color="000000"/>
-              <w:right w:val="none" w:sz="0" w:space="0" w:color="000000"/>
-            </w:tcBorders>
-            <w:shd w:val="clear" w:color="auto" w:fill="FFFFFF"/>
-            <w:tcMar>
-              <w:top w:w="0" w:type="dxa"/>
-              <w:bottom w:w="0" w:type="dxa"/>
-              <w:left w:w="0" w:type="dxa"/>
-              <w:right w:w="0" w:type="dxa"/>
-            </w:tcMar>
-            <w:vAlign w:val="top"/>
-          </w:tcPr>
-          <w:p>
-            <w:pPr>
-              <w:pStyle w:val="Normal"/>
-              <w:jc w:val="center"/>
-              <w:pBdr>
-                <w:bottom w:val="none" w:sz="0" w:space="0" w:color="000000"/>
-                <w:top w:val="none" w:sz="0" w:space="0" w:color="000000"/>
-                <w:left w:val="none" w:sz="0" w:space="0" w:color="000000"/>
-                <w:right w:val="none" w:sz="0" w:space="0" w:color="000000"/>
-              </w:pBdr>
-              <w:spacing w:after="100" w:before="100" w:line="240"/>
-              <w:ind w:left="100" w:right="100" w:firstLine="0" w:firstLineChars="0"/>
-              <w:rPr>
-                <w:rFonts w:ascii="Helvetica" w:hAnsi="Helvetica" w:eastAsia="Helvetica" w:cs="Helvetica"/>
-                <w:i w:val="false"/>
-                <w:b w:val="false"/>
-                <w:u w:val="none"/>
-                <w:sz w:val="22"/>
-                <w:szCs w:val="22"/>
-                <w:color w:val="000000"/>
-              </w:rPr>
-            </w:pPr>
-            <w:r>
-              <w:rPr>
-                <w:rFonts w:ascii="Helvetica" w:hAnsi="Helvetica" w:eastAsia="Helvetica" w:cs="Helvetica"/>
-                <w:i w:val="false"/>
-                <w:b w:val="false"/>
-                <w:u w:val="none"/>
-                <w:sz w:val="22"/>
-                <w:szCs w:val="22"/>
-                <w:color w:val="000000"/>
-              </w:rPr>
-              <w:t xml:space="preserve">0.420</w:t>
+              <w:t xml:space="preserve">2.47</w:t>
+            </w:r>
+          </w:p>
+        </w:tc>
+        <w:tc>
+          <w:tcPr>
+            <w:tcBorders>
+              <w:bottom w:val="none" w:sz="0" w:space="0" w:color="000000"/>
+              <w:top w:val="none" w:sz="0" w:space="0" w:color="000000"/>
+              <w:left w:val="none" w:sz="0" w:space="0" w:color="000000"/>
+              <w:right w:val="none" w:sz="0" w:space="0" w:color="000000"/>
+            </w:tcBorders>
+            <w:shd w:val="clear" w:color="auto" w:fill="FFFFFF"/>
+            <w:tcMar>
+              <w:top w:w="0" w:type="dxa"/>
+              <w:bottom w:w="0" w:type="dxa"/>
+              <w:left w:w="0" w:type="dxa"/>
+              <w:right w:w="0" w:type="dxa"/>
+            </w:tcMar>
+            <w:vAlign w:val="top"/>
+          </w:tcPr>
+          <w:p>
+            <w:pPr>
+              <w:pStyle w:val="Normal"/>
+              <w:jc w:val="center"/>
+              <w:pBdr>
+                <w:bottom w:val="none" w:sz="0" w:space="0" w:color="000000"/>
+                <w:top w:val="none" w:sz="0" w:space="0" w:color="000000"/>
+                <w:left w:val="none" w:sz="0" w:space="0" w:color="000000"/>
+                <w:right w:val="none" w:sz="0" w:space="0" w:color="000000"/>
+              </w:pBdr>
+              <w:spacing w:after="100" w:before="100" w:line="240"/>
+              <w:ind w:left="100" w:right="100" w:firstLine="0" w:firstLineChars="0"/>
+              <w:rPr>
+                <w:rFonts w:ascii="Helvetica" w:hAnsi="Helvetica" w:eastAsia="Helvetica" w:cs="Helvetica"/>
+                <w:i w:val="false"/>
+                <w:b w:val="false"/>
+                <w:u w:val="none"/>
+                <w:sz w:val="22"/>
+                <w:szCs w:val="22"/>
+                <w:color w:val="000000"/>
+              </w:rPr>
+            </w:pPr>
+            <w:r>
+              <w:rPr>
+                <w:rFonts w:ascii="Helvetica" w:hAnsi="Helvetica" w:eastAsia="Helvetica" w:cs="Helvetica"/>
+                <w:i w:val="false"/>
+                <w:b w:val="false"/>
+                <w:u w:val="none"/>
+                <w:sz w:val="22"/>
+                <w:szCs w:val="22"/>
+                <w:color w:val="000000"/>
+              </w:rPr>
+              <w:t xml:space="preserve">0.26, 23.7</w:t>
+            </w:r>
+          </w:p>
+        </w:tc>
+        <w:tc>
+          <w:tcPr>
+            <w:tcBorders>
+              <w:bottom w:val="none" w:sz="0" w:space="0" w:color="000000"/>
+              <w:top w:val="none" w:sz="0" w:space="0" w:color="000000"/>
+              <w:left w:val="none" w:sz="0" w:space="0" w:color="000000"/>
+              <w:right w:val="none" w:sz="0" w:space="0" w:color="000000"/>
+            </w:tcBorders>
+            <w:shd w:val="clear" w:color="auto" w:fill="FFFFFF"/>
+            <w:tcMar>
+              <w:top w:w="0" w:type="dxa"/>
+              <w:bottom w:w="0" w:type="dxa"/>
+              <w:left w:w="0" w:type="dxa"/>
+              <w:right w:w="0" w:type="dxa"/>
+            </w:tcMar>
+            <w:vAlign w:val="top"/>
+          </w:tcPr>
+          <w:p>
+            <w:pPr>
+              <w:pStyle w:val="Normal"/>
+              <w:jc w:val="center"/>
+              <w:pBdr>
+                <w:bottom w:val="none" w:sz="0" w:space="0" w:color="000000"/>
+                <w:top w:val="none" w:sz="0" w:space="0" w:color="000000"/>
+                <w:left w:val="none" w:sz="0" w:space="0" w:color="000000"/>
+                <w:right w:val="none" w:sz="0" w:space="0" w:color="000000"/>
+              </w:pBdr>
+              <w:spacing w:after="100" w:before="100" w:line="240"/>
+              <w:ind w:left="100" w:right="100" w:firstLine="0" w:firstLineChars="0"/>
+              <w:rPr>
+                <w:rFonts w:ascii="Helvetica" w:hAnsi="Helvetica" w:eastAsia="Helvetica" w:cs="Helvetica"/>
+                <w:i w:val="false"/>
+                <w:b w:val="false"/>
+                <w:u w:val="none"/>
+                <w:sz w:val="22"/>
+                <w:szCs w:val="22"/>
+                <w:color w:val="000000"/>
+              </w:rPr>
+            </w:pPr>
+            <w:r>
+              <w:rPr>
+                <w:rFonts w:ascii="Helvetica" w:hAnsi="Helvetica" w:eastAsia="Helvetica" w:cs="Helvetica"/>
+                <w:i w:val="false"/>
+                <w:b w:val="false"/>
+                <w:u w:val="none"/>
+                <w:sz w:val="22"/>
+                <w:szCs w:val="22"/>
+                <w:color w:val="000000"/>
+              </w:rPr>
+              <w:t xml:space="preserve">0.430</w:t>
             </w:r>
           </w:p>
         </w:tc>
@@ -8348,113 +8348,113 @@
                 <w:szCs w:val="22"/>
                 <w:color w:val="000000"/>
               </w:rPr>
-              <w:t xml:space="preserve">1.41</w:t>
-            </w:r>
-          </w:p>
-        </w:tc>
-        <w:tc>
-          <w:tcPr>
-            <w:tcBorders>
-              <w:bottom w:val="none" w:sz="0" w:space="0" w:color="000000"/>
-              <w:top w:val="none" w:sz="0" w:space="0" w:color="000000"/>
-              <w:left w:val="none" w:sz="0" w:space="0" w:color="000000"/>
-              <w:right w:val="none" w:sz="0" w:space="0" w:color="000000"/>
-            </w:tcBorders>
-            <w:shd w:val="clear" w:color="auto" w:fill="FFFFFF"/>
-            <w:tcMar>
-              <w:top w:w="0" w:type="dxa"/>
-              <w:bottom w:w="0" w:type="dxa"/>
-              <w:left w:w="0" w:type="dxa"/>
-              <w:right w:w="0" w:type="dxa"/>
-            </w:tcMar>
-            <w:vAlign w:val="top"/>
-          </w:tcPr>
-          <w:p>
-            <w:pPr>
-              <w:pStyle w:val="Normal"/>
-              <w:jc w:val="center"/>
-              <w:pBdr>
-                <w:bottom w:val="none" w:sz="0" w:space="0" w:color="000000"/>
-                <w:top w:val="none" w:sz="0" w:space="0" w:color="000000"/>
-                <w:left w:val="none" w:sz="0" w:space="0" w:color="000000"/>
-                <w:right w:val="none" w:sz="0" w:space="0" w:color="000000"/>
-              </w:pBdr>
-              <w:spacing w:after="100" w:before="100" w:line="240"/>
-              <w:ind w:left="100" w:right="100" w:firstLine="0" w:firstLineChars="0"/>
-              <w:rPr>
-                <w:rFonts w:ascii="Helvetica" w:hAnsi="Helvetica" w:eastAsia="Helvetica" w:cs="Helvetica"/>
-                <w:i w:val="false"/>
-                <w:b w:val="false"/>
-                <w:u w:val="none"/>
-                <w:sz w:val="22"/>
-                <w:szCs w:val="22"/>
-                <w:color w:val="000000"/>
-              </w:rPr>
-            </w:pPr>
-            <w:r>
-              <w:rPr>
-                <w:rFonts w:ascii="Helvetica" w:hAnsi="Helvetica" w:eastAsia="Helvetica" w:cs="Helvetica"/>
-                <w:i w:val="false"/>
-                <w:b w:val="false"/>
-                <w:u w:val="none"/>
-                <w:sz w:val="22"/>
-                <w:szCs w:val="22"/>
-                <w:color w:val="000000"/>
-              </w:rPr>
-              <w:t xml:space="preserve">0.04, 46.5</w:t>
-            </w:r>
-          </w:p>
-        </w:tc>
-        <w:tc>
-          <w:tcPr>
-            <w:tcBorders>
-              <w:bottom w:val="none" w:sz="0" w:space="0" w:color="000000"/>
-              <w:top w:val="none" w:sz="0" w:space="0" w:color="000000"/>
-              <w:left w:val="none" w:sz="0" w:space="0" w:color="000000"/>
-              <w:right w:val="none" w:sz="0" w:space="0" w:color="000000"/>
-            </w:tcBorders>
-            <w:shd w:val="clear" w:color="auto" w:fill="FFFFFF"/>
-            <w:tcMar>
-              <w:top w:w="0" w:type="dxa"/>
-              <w:bottom w:w="0" w:type="dxa"/>
-              <w:left w:w="0" w:type="dxa"/>
-              <w:right w:w="0" w:type="dxa"/>
-            </w:tcMar>
-            <w:vAlign w:val="top"/>
-          </w:tcPr>
-          <w:p>
-            <w:pPr>
-              <w:pStyle w:val="Normal"/>
-              <w:jc w:val="center"/>
-              <w:pBdr>
-                <w:bottom w:val="none" w:sz="0" w:space="0" w:color="000000"/>
-                <w:top w:val="none" w:sz="0" w:space="0" w:color="000000"/>
-                <w:left w:val="none" w:sz="0" w:space="0" w:color="000000"/>
-                <w:right w:val="none" w:sz="0" w:space="0" w:color="000000"/>
-              </w:pBdr>
-              <w:spacing w:after="100" w:before="100" w:line="240"/>
-              <w:ind w:left="100" w:right="100" w:firstLine="0" w:firstLineChars="0"/>
-              <w:rPr>
-                <w:rFonts w:ascii="Helvetica" w:hAnsi="Helvetica" w:eastAsia="Helvetica" w:cs="Helvetica"/>
-                <w:i w:val="false"/>
-                <w:b w:val="false"/>
-                <w:u w:val="none"/>
-                <w:sz w:val="22"/>
-                <w:szCs w:val="22"/>
-                <w:color w:val="000000"/>
-              </w:rPr>
-            </w:pPr>
-            <w:r>
-              <w:rPr>
-                <w:rFonts w:ascii="Helvetica" w:hAnsi="Helvetica" w:eastAsia="Helvetica" w:cs="Helvetica"/>
-                <w:i w:val="false"/>
-                <w:b w:val="false"/>
-                <w:u w:val="none"/>
-                <w:sz w:val="22"/>
-                <w:szCs w:val="22"/>
-                <w:color w:val="000000"/>
-              </w:rPr>
-              <w:t xml:space="preserve">0.850</w:t>
+              <w:t xml:space="preserve">1.47</w:t>
+            </w:r>
+          </w:p>
+        </w:tc>
+        <w:tc>
+          <w:tcPr>
+            <w:tcBorders>
+              <w:bottom w:val="none" w:sz="0" w:space="0" w:color="000000"/>
+              <w:top w:val="none" w:sz="0" w:space="0" w:color="000000"/>
+              <w:left w:val="none" w:sz="0" w:space="0" w:color="000000"/>
+              <w:right w:val="none" w:sz="0" w:space="0" w:color="000000"/>
+            </w:tcBorders>
+            <w:shd w:val="clear" w:color="auto" w:fill="FFFFFF"/>
+            <w:tcMar>
+              <w:top w:w="0" w:type="dxa"/>
+              <w:bottom w:w="0" w:type="dxa"/>
+              <w:left w:w="0" w:type="dxa"/>
+              <w:right w:w="0" w:type="dxa"/>
+            </w:tcMar>
+            <w:vAlign w:val="top"/>
+          </w:tcPr>
+          <w:p>
+            <w:pPr>
+              <w:pStyle w:val="Normal"/>
+              <w:jc w:val="center"/>
+              <w:pBdr>
+                <w:bottom w:val="none" w:sz="0" w:space="0" w:color="000000"/>
+                <w:top w:val="none" w:sz="0" w:space="0" w:color="000000"/>
+                <w:left w:val="none" w:sz="0" w:space="0" w:color="000000"/>
+                <w:right w:val="none" w:sz="0" w:space="0" w:color="000000"/>
+              </w:pBdr>
+              <w:spacing w:after="100" w:before="100" w:line="240"/>
+              <w:ind w:left="100" w:right="100" w:firstLine="0" w:firstLineChars="0"/>
+              <w:rPr>
+                <w:rFonts w:ascii="Helvetica" w:hAnsi="Helvetica" w:eastAsia="Helvetica" w:cs="Helvetica"/>
+                <w:i w:val="false"/>
+                <w:b w:val="false"/>
+                <w:u w:val="none"/>
+                <w:sz w:val="22"/>
+                <w:szCs w:val="22"/>
+                <w:color w:val="000000"/>
+              </w:rPr>
+            </w:pPr>
+            <w:r>
+              <w:rPr>
+                <w:rFonts w:ascii="Helvetica" w:hAnsi="Helvetica" w:eastAsia="Helvetica" w:cs="Helvetica"/>
+                <w:i w:val="false"/>
+                <w:b w:val="false"/>
+                <w:u w:val="none"/>
+                <w:sz w:val="22"/>
+                <w:szCs w:val="22"/>
+                <w:color w:val="000000"/>
+              </w:rPr>
+              <w:t xml:space="preserve">0.05, 43.3</w:t>
+            </w:r>
+          </w:p>
+        </w:tc>
+        <w:tc>
+          <w:tcPr>
+            <w:tcBorders>
+              <w:bottom w:val="none" w:sz="0" w:space="0" w:color="000000"/>
+              <w:top w:val="none" w:sz="0" w:space="0" w:color="000000"/>
+              <w:left w:val="none" w:sz="0" w:space="0" w:color="000000"/>
+              <w:right w:val="none" w:sz="0" w:space="0" w:color="000000"/>
+            </w:tcBorders>
+            <w:shd w:val="clear" w:color="auto" w:fill="FFFFFF"/>
+            <w:tcMar>
+              <w:top w:w="0" w:type="dxa"/>
+              <w:bottom w:w="0" w:type="dxa"/>
+              <w:left w:w="0" w:type="dxa"/>
+              <w:right w:w="0" w:type="dxa"/>
+            </w:tcMar>
+            <w:vAlign w:val="top"/>
+          </w:tcPr>
+          <w:p>
+            <w:pPr>
+              <w:pStyle w:val="Normal"/>
+              <w:jc w:val="center"/>
+              <w:pBdr>
+                <w:bottom w:val="none" w:sz="0" w:space="0" w:color="000000"/>
+                <w:top w:val="none" w:sz="0" w:space="0" w:color="000000"/>
+                <w:left w:val="none" w:sz="0" w:space="0" w:color="000000"/>
+                <w:right w:val="none" w:sz="0" w:space="0" w:color="000000"/>
+              </w:pBdr>
+              <w:spacing w:after="100" w:before="100" w:line="240"/>
+              <w:ind w:left="100" w:right="100" w:firstLine="0" w:firstLineChars="0"/>
+              <w:rPr>
+                <w:rFonts w:ascii="Helvetica" w:hAnsi="Helvetica" w:eastAsia="Helvetica" w:cs="Helvetica"/>
+                <w:i w:val="false"/>
+                <w:b w:val="false"/>
+                <w:u w:val="none"/>
+                <w:sz w:val="22"/>
+                <w:szCs w:val="22"/>
+                <w:color w:val="000000"/>
+              </w:rPr>
+            </w:pPr>
+            <w:r>
+              <w:rPr>
+                <w:rFonts w:ascii="Helvetica" w:hAnsi="Helvetica" w:eastAsia="Helvetica" w:cs="Helvetica"/>
+                <w:i w:val="false"/>
+                <w:b w:val="false"/>
+                <w:u w:val="none"/>
+                <w:sz w:val="22"/>
+                <w:szCs w:val="22"/>
+                <w:color w:val="000000"/>
+              </w:rPr>
+              <w:t xml:space="preserve">0.820</w:t>
             </w:r>
           </w:p>
         </w:tc>
@@ -8619,113 +8619,113 @@
                 <w:szCs w:val="22"/>
                 <w:color w:val="000000"/>
               </w:rPr>
-              <w:t xml:space="preserve">3.50</w:t>
-            </w:r>
-          </w:p>
-        </w:tc>
-        <w:tc>
-          <w:tcPr>
-            <w:tcBorders>
-              <w:bottom w:val="none" w:sz="0" w:space="0" w:color="000000"/>
-              <w:top w:val="none" w:sz="0" w:space="0" w:color="000000"/>
-              <w:left w:val="none" w:sz="0" w:space="0" w:color="000000"/>
-              <w:right w:val="none" w:sz="0" w:space="0" w:color="000000"/>
-            </w:tcBorders>
-            <w:shd w:val="clear" w:color="auto" w:fill="FFFFFF"/>
-            <w:tcMar>
-              <w:top w:w="0" w:type="dxa"/>
-              <w:bottom w:w="0" w:type="dxa"/>
-              <w:left w:w="0" w:type="dxa"/>
-              <w:right w:w="0" w:type="dxa"/>
-            </w:tcMar>
-            <w:vAlign w:val="top"/>
-          </w:tcPr>
-          <w:p>
-            <w:pPr>
-              <w:pStyle w:val="Normal"/>
-              <w:jc w:val="center"/>
-              <w:pBdr>
-                <w:bottom w:val="none" w:sz="0" w:space="0" w:color="000000"/>
-                <w:top w:val="none" w:sz="0" w:space="0" w:color="000000"/>
-                <w:left w:val="none" w:sz="0" w:space="0" w:color="000000"/>
-                <w:right w:val="none" w:sz="0" w:space="0" w:color="000000"/>
-              </w:pBdr>
-              <w:spacing w:after="100" w:before="100" w:line="240"/>
-              <w:ind w:left="100" w:right="100" w:firstLine="0" w:firstLineChars="0"/>
-              <w:rPr>
-                <w:rFonts w:ascii="Helvetica" w:hAnsi="Helvetica" w:eastAsia="Helvetica" w:cs="Helvetica"/>
-                <w:i w:val="false"/>
-                <w:b w:val="false"/>
-                <w:u w:val="none"/>
-                <w:sz w:val="22"/>
-                <w:szCs w:val="22"/>
-                <w:color w:val="000000"/>
-              </w:rPr>
-            </w:pPr>
-            <w:r>
-              <w:rPr>
-                <w:rFonts w:ascii="Helvetica" w:hAnsi="Helvetica" w:eastAsia="Helvetica" w:cs="Helvetica"/>
-                <w:i w:val="false"/>
-                <w:b w:val="false"/>
-                <w:u w:val="none"/>
-                <w:sz w:val="22"/>
-                <w:szCs w:val="22"/>
-                <w:color w:val="000000"/>
-              </w:rPr>
-              <w:t xml:space="preserve">0.23, 53.2</w:t>
-            </w:r>
-          </w:p>
-        </w:tc>
-        <w:tc>
-          <w:tcPr>
-            <w:tcBorders>
-              <w:bottom w:val="none" w:sz="0" w:space="0" w:color="000000"/>
-              <w:top w:val="none" w:sz="0" w:space="0" w:color="000000"/>
-              <w:left w:val="none" w:sz="0" w:space="0" w:color="000000"/>
-              <w:right w:val="none" w:sz="0" w:space="0" w:color="000000"/>
-            </w:tcBorders>
-            <w:shd w:val="clear" w:color="auto" w:fill="FFFFFF"/>
-            <w:tcMar>
-              <w:top w:w="0" w:type="dxa"/>
-              <w:bottom w:w="0" w:type="dxa"/>
-              <w:left w:w="0" w:type="dxa"/>
-              <w:right w:w="0" w:type="dxa"/>
-            </w:tcMar>
-            <w:vAlign w:val="top"/>
-          </w:tcPr>
-          <w:p>
-            <w:pPr>
-              <w:pStyle w:val="Normal"/>
-              <w:jc w:val="center"/>
-              <w:pBdr>
-                <w:bottom w:val="none" w:sz="0" w:space="0" w:color="000000"/>
-                <w:top w:val="none" w:sz="0" w:space="0" w:color="000000"/>
-                <w:left w:val="none" w:sz="0" w:space="0" w:color="000000"/>
-                <w:right w:val="none" w:sz="0" w:space="0" w:color="000000"/>
-              </w:pBdr>
-              <w:spacing w:after="100" w:before="100" w:line="240"/>
-              <w:ind w:left="100" w:right="100" w:firstLine="0" w:firstLineChars="0"/>
-              <w:rPr>
-                <w:rFonts w:ascii="Helvetica" w:hAnsi="Helvetica" w:eastAsia="Helvetica" w:cs="Helvetica"/>
-                <w:i w:val="false"/>
-                <w:b w:val="false"/>
-                <w:u w:val="none"/>
-                <w:sz w:val="22"/>
-                <w:szCs w:val="22"/>
-                <w:color w:val="000000"/>
-              </w:rPr>
-            </w:pPr>
-            <w:r>
-              <w:rPr>
-                <w:rFonts w:ascii="Helvetica" w:hAnsi="Helvetica" w:eastAsia="Helvetica" w:cs="Helvetica"/>
-                <w:i w:val="false"/>
-                <w:b w:val="false"/>
-                <w:u w:val="none"/>
-                <w:sz w:val="22"/>
-                <w:szCs w:val="22"/>
-                <w:color w:val="000000"/>
-              </w:rPr>
-              <w:t xml:space="preserve">0.370</w:t>
+              <w:t xml:space="preserve">3.22</w:t>
+            </w:r>
+          </w:p>
+        </w:tc>
+        <w:tc>
+          <w:tcPr>
+            <w:tcBorders>
+              <w:bottom w:val="none" w:sz="0" w:space="0" w:color="000000"/>
+              <w:top w:val="none" w:sz="0" w:space="0" w:color="000000"/>
+              <w:left w:val="none" w:sz="0" w:space="0" w:color="000000"/>
+              <w:right w:val="none" w:sz="0" w:space="0" w:color="000000"/>
+            </w:tcBorders>
+            <w:shd w:val="clear" w:color="auto" w:fill="FFFFFF"/>
+            <w:tcMar>
+              <w:top w:w="0" w:type="dxa"/>
+              <w:bottom w:w="0" w:type="dxa"/>
+              <w:left w:w="0" w:type="dxa"/>
+              <w:right w:w="0" w:type="dxa"/>
+            </w:tcMar>
+            <w:vAlign w:val="top"/>
+          </w:tcPr>
+          <w:p>
+            <w:pPr>
+              <w:pStyle w:val="Normal"/>
+              <w:jc w:val="center"/>
+              <w:pBdr>
+                <w:bottom w:val="none" w:sz="0" w:space="0" w:color="000000"/>
+                <w:top w:val="none" w:sz="0" w:space="0" w:color="000000"/>
+                <w:left w:val="none" w:sz="0" w:space="0" w:color="000000"/>
+                <w:right w:val="none" w:sz="0" w:space="0" w:color="000000"/>
+              </w:pBdr>
+              <w:spacing w:after="100" w:before="100" w:line="240"/>
+              <w:ind w:left="100" w:right="100" w:firstLine="0" w:firstLineChars="0"/>
+              <w:rPr>
+                <w:rFonts w:ascii="Helvetica" w:hAnsi="Helvetica" w:eastAsia="Helvetica" w:cs="Helvetica"/>
+                <w:i w:val="false"/>
+                <w:b w:val="false"/>
+                <w:u w:val="none"/>
+                <w:sz w:val="22"/>
+                <w:szCs w:val="22"/>
+                <w:color w:val="000000"/>
+              </w:rPr>
+            </w:pPr>
+            <w:r>
+              <w:rPr>
+                <w:rFonts w:ascii="Helvetica" w:hAnsi="Helvetica" w:eastAsia="Helvetica" w:cs="Helvetica"/>
+                <w:i w:val="false"/>
+                <w:b w:val="false"/>
+                <w:u w:val="none"/>
+                <w:sz w:val="22"/>
+                <w:szCs w:val="22"/>
+                <w:color w:val="000000"/>
+              </w:rPr>
+              <w:t xml:space="preserve">0.21, 49.1</w:t>
+            </w:r>
+          </w:p>
+        </w:tc>
+        <w:tc>
+          <w:tcPr>
+            <w:tcBorders>
+              <w:bottom w:val="none" w:sz="0" w:space="0" w:color="000000"/>
+              <w:top w:val="none" w:sz="0" w:space="0" w:color="000000"/>
+              <w:left w:val="none" w:sz="0" w:space="0" w:color="000000"/>
+              <w:right w:val="none" w:sz="0" w:space="0" w:color="000000"/>
+            </w:tcBorders>
+            <w:shd w:val="clear" w:color="auto" w:fill="FFFFFF"/>
+            <w:tcMar>
+              <w:top w:w="0" w:type="dxa"/>
+              <w:bottom w:w="0" w:type="dxa"/>
+              <w:left w:w="0" w:type="dxa"/>
+              <w:right w:w="0" w:type="dxa"/>
+            </w:tcMar>
+            <w:vAlign w:val="top"/>
+          </w:tcPr>
+          <w:p>
+            <w:pPr>
+              <w:pStyle w:val="Normal"/>
+              <w:jc w:val="center"/>
+              <w:pBdr>
+                <w:bottom w:val="none" w:sz="0" w:space="0" w:color="000000"/>
+                <w:top w:val="none" w:sz="0" w:space="0" w:color="000000"/>
+                <w:left w:val="none" w:sz="0" w:space="0" w:color="000000"/>
+                <w:right w:val="none" w:sz="0" w:space="0" w:color="000000"/>
+              </w:pBdr>
+              <w:spacing w:after="100" w:before="100" w:line="240"/>
+              <w:ind w:left="100" w:right="100" w:firstLine="0" w:firstLineChars="0"/>
+              <w:rPr>
+                <w:rFonts w:ascii="Helvetica" w:hAnsi="Helvetica" w:eastAsia="Helvetica" w:cs="Helvetica"/>
+                <w:i w:val="false"/>
+                <w:b w:val="false"/>
+                <w:u w:val="none"/>
+                <w:sz w:val="22"/>
+                <w:szCs w:val="22"/>
+                <w:color w:val="000000"/>
+              </w:rPr>
+            </w:pPr>
+            <w:r>
+              <w:rPr>
+                <w:rFonts w:ascii="Helvetica" w:hAnsi="Helvetica" w:eastAsia="Helvetica" w:cs="Helvetica"/>
+                <w:i w:val="false"/>
+                <w:b w:val="false"/>
+                <w:u w:val="none"/>
+                <w:sz w:val="22"/>
+                <w:szCs w:val="22"/>
+                <w:color w:val="000000"/>
+              </w:rPr>
+              <w:t xml:space="preserve">0.400</w:t>
             </w:r>
           </w:p>
         </w:tc>
@@ -8884,60 +8884,60 @@
                 <w:szCs w:val="22"/>
                 <w:color w:val="000000"/>
               </w:rPr>
-              <w:t xml:space="preserve">0.00, 7.07</w:t>
-            </w:r>
-          </w:p>
-        </w:tc>
-        <w:tc>
-          <w:tcPr>
-            <w:tcBorders>
-              <w:bottom w:val="none" w:sz="0" w:space="0" w:color="000000"/>
-              <w:top w:val="none" w:sz="0" w:space="0" w:color="000000"/>
-              <w:left w:val="none" w:sz="0" w:space="0" w:color="000000"/>
-              <w:right w:val="none" w:sz="0" w:space="0" w:color="000000"/>
-            </w:tcBorders>
-            <w:shd w:val="clear" w:color="auto" w:fill="FFFFFF"/>
-            <w:tcMar>
-              <w:top w:w="0" w:type="dxa"/>
-              <w:bottom w:w="0" w:type="dxa"/>
-              <w:left w:w="0" w:type="dxa"/>
-              <w:right w:w="0" w:type="dxa"/>
-            </w:tcMar>
-            <w:vAlign w:val="top"/>
-          </w:tcPr>
-          <w:p>
-            <w:pPr>
-              <w:pStyle w:val="Normal"/>
-              <w:jc w:val="center"/>
-              <w:pBdr>
-                <w:bottom w:val="none" w:sz="0" w:space="0" w:color="000000"/>
-                <w:top w:val="none" w:sz="0" w:space="0" w:color="000000"/>
-                <w:left w:val="none" w:sz="0" w:space="0" w:color="000000"/>
-                <w:right w:val="none" w:sz="0" w:space="0" w:color="000000"/>
-              </w:pBdr>
-              <w:spacing w:after="100" w:before="100" w:line="240"/>
-              <w:ind w:left="100" w:right="100" w:firstLine="0" w:firstLineChars="0"/>
-              <w:rPr>
-                <w:rFonts w:ascii="Helvetica" w:hAnsi="Helvetica" w:eastAsia="Helvetica" w:cs="Helvetica"/>
-                <w:i w:val="false"/>
-                <w:b w:val="false"/>
-                <w:u w:val="none"/>
-                <w:sz w:val="22"/>
-                <w:szCs w:val="22"/>
-                <w:color w:val="000000"/>
-              </w:rPr>
-            </w:pPr>
-            <w:r>
-              <w:rPr>
-                <w:rFonts w:ascii="Helvetica" w:hAnsi="Helvetica" w:eastAsia="Helvetica" w:cs="Helvetica"/>
-                <w:i w:val="false"/>
-                <w:b w:val="false"/>
-                <w:u w:val="none"/>
-                <w:sz w:val="22"/>
-                <w:szCs w:val="22"/>
-                <w:color w:val="000000"/>
-              </w:rPr>
-              <w:t xml:space="preserve">0.250</w:t>
+              <w:t xml:space="preserve">0.00, 6.52</w:t>
+            </w:r>
+          </w:p>
+        </w:tc>
+        <w:tc>
+          <w:tcPr>
+            <w:tcBorders>
+              <w:bottom w:val="none" w:sz="0" w:space="0" w:color="000000"/>
+              <w:top w:val="none" w:sz="0" w:space="0" w:color="000000"/>
+              <w:left w:val="none" w:sz="0" w:space="0" w:color="000000"/>
+              <w:right w:val="none" w:sz="0" w:space="0" w:color="000000"/>
+            </w:tcBorders>
+            <w:shd w:val="clear" w:color="auto" w:fill="FFFFFF"/>
+            <w:tcMar>
+              <w:top w:w="0" w:type="dxa"/>
+              <w:bottom w:w="0" w:type="dxa"/>
+              <w:left w:w="0" w:type="dxa"/>
+              <w:right w:w="0" w:type="dxa"/>
+            </w:tcMar>
+            <w:vAlign w:val="top"/>
+          </w:tcPr>
+          <w:p>
+            <w:pPr>
+              <w:pStyle w:val="Normal"/>
+              <w:jc w:val="center"/>
+              <w:pBdr>
+                <w:bottom w:val="none" w:sz="0" w:space="0" w:color="000000"/>
+                <w:top w:val="none" w:sz="0" w:space="0" w:color="000000"/>
+                <w:left w:val="none" w:sz="0" w:space="0" w:color="000000"/>
+                <w:right w:val="none" w:sz="0" w:space="0" w:color="000000"/>
+              </w:pBdr>
+              <w:spacing w:after="100" w:before="100" w:line="240"/>
+              <w:ind w:left="100" w:right="100" w:firstLine="0" w:firstLineChars="0"/>
+              <w:rPr>
+                <w:rFonts w:ascii="Helvetica" w:hAnsi="Helvetica" w:eastAsia="Helvetica" w:cs="Helvetica"/>
+                <w:i w:val="false"/>
+                <w:b w:val="false"/>
+                <w:u w:val="none"/>
+                <w:sz w:val="22"/>
+                <w:szCs w:val="22"/>
+                <w:color w:val="000000"/>
+              </w:rPr>
+            </w:pPr>
+            <w:r>
+              <w:rPr>
+                <w:rFonts w:ascii="Helvetica" w:hAnsi="Helvetica" w:eastAsia="Helvetica" w:cs="Helvetica"/>
+                <w:i w:val="false"/>
+                <w:b w:val="false"/>
+                <w:u w:val="none"/>
+                <w:sz w:val="22"/>
+                <w:szCs w:val="22"/>
+                <w:color w:val="000000"/>
+              </w:rPr>
+              <w:t xml:space="preserve">0.240</w:t>
             </w:r>
           </w:p>
         </w:tc>
@@ -9049,7 +9049,7 @@
                 <w:szCs w:val="22"/>
                 <w:color w:val="000000"/>
               </w:rPr>
-              <w:t xml:space="preserve">323</w:t>
+              <w:t xml:space="preserve">322</w:t>
             </w:r>
           </w:p>
         </w:tc>
@@ -9261,7 +9261,7 @@
                 <w:szCs w:val="22"/>
                 <w:color w:val="000000"/>
               </w:rPr>
-              <w:t xml:space="preserve">323</w:t>
+              <w:t xml:space="preserve">322</w:t>
             </w:r>
           </w:p>
         </w:tc>
@@ -10068,113 +10068,113 @@
                 <w:szCs w:val="22"/>
                 <w:color w:val="000000"/>
               </w:rPr>
-              <w:t xml:space="preserve">2.92</w:t>
-            </w:r>
-          </w:p>
-        </w:tc>
-        <w:tc>
-          <w:tcPr>
-            <w:tcBorders>
-              <w:bottom w:val="none" w:sz="0" w:space="0" w:color="000000"/>
-              <w:top w:val="none" w:sz="0" w:space="0" w:color="000000"/>
-              <w:left w:val="none" w:sz="0" w:space="0" w:color="000000"/>
-              <w:right w:val="none" w:sz="0" w:space="0" w:color="000000"/>
-            </w:tcBorders>
-            <w:shd w:val="clear" w:color="auto" w:fill="FFFFFF"/>
-            <w:tcMar>
-              <w:top w:w="0" w:type="dxa"/>
-              <w:bottom w:w="0" w:type="dxa"/>
-              <w:left w:w="0" w:type="dxa"/>
-              <w:right w:w="0" w:type="dxa"/>
-            </w:tcMar>
-            <w:vAlign w:val="top"/>
-          </w:tcPr>
-          <w:p>
-            <w:pPr>
-              <w:pStyle w:val="Normal"/>
-              <w:jc w:val="center"/>
-              <w:pBdr>
-                <w:bottom w:val="none" w:sz="0" w:space="0" w:color="000000"/>
-                <w:top w:val="none" w:sz="0" w:space="0" w:color="000000"/>
-                <w:left w:val="none" w:sz="0" w:space="0" w:color="000000"/>
-                <w:right w:val="none" w:sz="0" w:space="0" w:color="000000"/>
-              </w:pBdr>
-              <w:spacing w:after="100" w:before="100" w:line="240"/>
-              <w:ind w:left="100" w:right="100" w:firstLine="0" w:firstLineChars="0"/>
-              <w:rPr>
-                <w:rFonts w:ascii="Helvetica" w:hAnsi="Helvetica" w:eastAsia="Helvetica" w:cs="Helvetica"/>
-                <w:i w:val="false"/>
-                <w:b w:val="false"/>
-                <w:u w:val="none"/>
-                <w:sz w:val="22"/>
-                <w:szCs w:val="22"/>
-                <w:color w:val="000000"/>
-              </w:rPr>
-            </w:pPr>
-            <w:r>
-              <w:rPr>
-                <w:rFonts w:ascii="Helvetica" w:hAnsi="Helvetica" w:eastAsia="Helvetica" w:cs="Helvetica"/>
-                <w:i w:val="false"/>
-                <w:b w:val="false"/>
-                <w:u w:val="none"/>
-                <w:sz w:val="22"/>
-                <w:szCs w:val="22"/>
-                <w:color w:val="000000"/>
-              </w:rPr>
-              <w:t xml:space="preserve">0.73, 11.7</w:t>
-            </w:r>
-          </w:p>
-        </w:tc>
-        <w:tc>
-          <w:tcPr>
-            <w:tcBorders>
-              <w:bottom w:val="none" w:sz="0" w:space="0" w:color="000000"/>
-              <w:top w:val="none" w:sz="0" w:space="0" w:color="000000"/>
-              <w:left w:val="none" w:sz="0" w:space="0" w:color="000000"/>
-              <w:right w:val="none" w:sz="0" w:space="0" w:color="000000"/>
-            </w:tcBorders>
-            <w:shd w:val="clear" w:color="auto" w:fill="FFFFFF"/>
-            <w:tcMar>
-              <w:top w:w="0" w:type="dxa"/>
-              <w:bottom w:w="0" w:type="dxa"/>
-              <w:left w:w="0" w:type="dxa"/>
-              <w:right w:w="0" w:type="dxa"/>
-            </w:tcMar>
-            <w:vAlign w:val="top"/>
-          </w:tcPr>
-          <w:p>
-            <w:pPr>
-              <w:pStyle w:val="Normal"/>
-              <w:jc w:val="center"/>
-              <w:pBdr>
-                <w:bottom w:val="none" w:sz="0" w:space="0" w:color="000000"/>
-                <w:top w:val="none" w:sz="0" w:space="0" w:color="000000"/>
-                <w:left w:val="none" w:sz="0" w:space="0" w:color="000000"/>
-                <w:right w:val="none" w:sz="0" w:space="0" w:color="000000"/>
-              </w:pBdr>
-              <w:spacing w:after="100" w:before="100" w:line="240"/>
-              <w:ind w:left="100" w:right="100" w:firstLine="0" w:firstLineChars="0"/>
-              <w:rPr>
-                <w:rFonts w:ascii="Helvetica" w:hAnsi="Helvetica" w:eastAsia="Helvetica" w:cs="Helvetica"/>
-                <w:i w:val="false"/>
-                <w:b w:val="false"/>
-                <w:u w:val="none"/>
-                <w:sz w:val="22"/>
-                <w:szCs w:val="22"/>
-                <w:color w:val="000000"/>
-              </w:rPr>
-            </w:pPr>
-            <w:r>
-              <w:rPr>
-                <w:rFonts w:ascii="Helvetica" w:hAnsi="Helvetica" w:eastAsia="Helvetica" w:cs="Helvetica"/>
-                <w:i w:val="false"/>
-                <w:b w:val="false"/>
-                <w:u w:val="none"/>
-                <w:sz w:val="22"/>
-                <w:szCs w:val="22"/>
-                <w:color w:val="000000"/>
-              </w:rPr>
-              <w:t xml:space="preserve">0.130</w:t>
+              <w:t xml:space="preserve">2.87</w:t>
+            </w:r>
+          </w:p>
+        </w:tc>
+        <w:tc>
+          <w:tcPr>
+            <w:tcBorders>
+              <w:bottom w:val="none" w:sz="0" w:space="0" w:color="000000"/>
+              <w:top w:val="none" w:sz="0" w:space="0" w:color="000000"/>
+              <w:left w:val="none" w:sz="0" w:space="0" w:color="000000"/>
+              <w:right w:val="none" w:sz="0" w:space="0" w:color="000000"/>
+            </w:tcBorders>
+            <w:shd w:val="clear" w:color="auto" w:fill="FFFFFF"/>
+            <w:tcMar>
+              <w:top w:w="0" w:type="dxa"/>
+              <w:bottom w:w="0" w:type="dxa"/>
+              <w:left w:w="0" w:type="dxa"/>
+              <w:right w:w="0" w:type="dxa"/>
+            </w:tcMar>
+            <w:vAlign w:val="top"/>
+          </w:tcPr>
+          <w:p>
+            <w:pPr>
+              <w:pStyle w:val="Normal"/>
+              <w:jc w:val="center"/>
+              <w:pBdr>
+                <w:bottom w:val="none" w:sz="0" w:space="0" w:color="000000"/>
+                <w:top w:val="none" w:sz="0" w:space="0" w:color="000000"/>
+                <w:left w:val="none" w:sz="0" w:space="0" w:color="000000"/>
+                <w:right w:val="none" w:sz="0" w:space="0" w:color="000000"/>
+              </w:pBdr>
+              <w:spacing w:after="100" w:before="100" w:line="240"/>
+              <w:ind w:left="100" w:right="100" w:firstLine="0" w:firstLineChars="0"/>
+              <w:rPr>
+                <w:rFonts w:ascii="Helvetica" w:hAnsi="Helvetica" w:eastAsia="Helvetica" w:cs="Helvetica"/>
+                <w:i w:val="false"/>
+                <w:b w:val="false"/>
+                <w:u w:val="none"/>
+                <w:sz w:val="22"/>
+                <w:szCs w:val="22"/>
+                <w:color w:val="000000"/>
+              </w:rPr>
+            </w:pPr>
+            <w:r>
+              <w:rPr>
+                <w:rFonts w:ascii="Helvetica" w:hAnsi="Helvetica" w:eastAsia="Helvetica" w:cs="Helvetica"/>
+                <w:i w:val="false"/>
+                <w:b w:val="false"/>
+                <w:u w:val="none"/>
+                <w:sz w:val="22"/>
+                <w:szCs w:val="22"/>
+                <w:color w:val="000000"/>
+              </w:rPr>
+              <w:t xml:space="preserve">0.72, 11.4</w:t>
+            </w:r>
+          </w:p>
+        </w:tc>
+        <w:tc>
+          <w:tcPr>
+            <w:tcBorders>
+              <w:bottom w:val="none" w:sz="0" w:space="0" w:color="000000"/>
+              <w:top w:val="none" w:sz="0" w:space="0" w:color="000000"/>
+              <w:left w:val="none" w:sz="0" w:space="0" w:color="000000"/>
+              <w:right w:val="none" w:sz="0" w:space="0" w:color="000000"/>
+            </w:tcBorders>
+            <w:shd w:val="clear" w:color="auto" w:fill="FFFFFF"/>
+            <w:tcMar>
+              <w:top w:w="0" w:type="dxa"/>
+              <w:bottom w:w="0" w:type="dxa"/>
+              <w:left w:w="0" w:type="dxa"/>
+              <w:right w:w="0" w:type="dxa"/>
+            </w:tcMar>
+            <w:vAlign w:val="top"/>
+          </w:tcPr>
+          <w:p>
+            <w:pPr>
+              <w:pStyle w:val="Normal"/>
+              <w:jc w:val="center"/>
+              <w:pBdr>
+                <w:bottom w:val="none" w:sz="0" w:space="0" w:color="000000"/>
+                <w:top w:val="none" w:sz="0" w:space="0" w:color="000000"/>
+                <w:left w:val="none" w:sz="0" w:space="0" w:color="000000"/>
+                <w:right w:val="none" w:sz="0" w:space="0" w:color="000000"/>
+              </w:pBdr>
+              <w:spacing w:after="100" w:before="100" w:line="240"/>
+              <w:ind w:left="100" w:right="100" w:firstLine="0" w:firstLineChars="0"/>
+              <w:rPr>
+                <w:rFonts w:ascii="Helvetica" w:hAnsi="Helvetica" w:eastAsia="Helvetica" w:cs="Helvetica"/>
+                <w:i w:val="false"/>
+                <w:b w:val="false"/>
+                <w:u w:val="none"/>
+                <w:sz w:val="22"/>
+                <w:szCs w:val="22"/>
+                <w:color w:val="000000"/>
+              </w:rPr>
+            </w:pPr>
+            <w:r>
+              <w:rPr>
+                <w:rFonts w:ascii="Helvetica" w:hAnsi="Helvetica" w:eastAsia="Helvetica" w:cs="Helvetica"/>
+                <w:i w:val="false"/>
+                <w:b w:val="false"/>
+                <w:u w:val="none"/>
+                <w:sz w:val="22"/>
+                <w:szCs w:val="22"/>
+                <w:color w:val="000000"/>
+              </w:rPr>
+              <w:t xml:space="preserve">0.140</w:t>
             </w:r>
           </w:p>
         </w:tc>
@@ -10280,60 +10280,60 @@
                 <w:szCs w:val="22"/>
                 <w:color w:val="000000"/>
               </w:rPr>
-              <w:t xml:space="preserve">202</w:t>
-            </w:r>
-          </w:p>
-        </w:tc>
-        <w:tc>
-          <w:tcPr>
-            <w:tcBorders>
-              <w:bottom w:val="none" w:sz="0" w:space="0" w:color="000000"/>
-              <w:top w:val="none" w:sz="0" w:space="0" w:color="000000"/>
-              <w:left w:val="none" w:sz="0" w:space="0" w:color="000000"/>
-              <w:right w:val="none" w:sz="0" w:space="0" w:color="000000"/>
-            </w:tcBorders>
-            <w:shd w:val="clear" w:color="auto" w:fill="FFFFFF"/>
-            <w:tcMar>
-              <w:top w:w="0" w:type="dxa"/>
-              <w:bottom w:w="0" w:type="dxa"/>
-              <w:left w:w="0" w:type="dxa"/>
-              <w:right w:w="0" w:type="dxa"/>
-            </w:tcMar>
-            <w:vAlign w:val="top"/>
-          </w:tcPr>
-          <w:p>
-            <w:pPr>
-              <w:pStyle w:val="Normal"/>
-              <w:jc w:val="center"/>
-              <w:pBdr>
-                <w:bottom w:val="none" w:sz="0" w:space="0" w:color="000000"/>
-                <w:top w:val="none" w:sz="0" w:space="0" w:color="000000"/>
-                <w:left w:val="none" w:sz="0" w:space="0" w:color="000000"/>
-                <w:right w:val="none" w:sz="0" w:space="0" w:color="000000"/>
-              </w:pBdr>
-              <w:spacing w:after="100" w:before="100" w:line="240"/>
-              <w:ind w:left="100" w:right="100" w:firstLine="0" w:firstLineChars="0"/>
-              <w:rPr>
-                <w:rFonts w:ascii="Helvetica" w:hAnsi="Helvetica" w:eastAsia="Helvetica" w:cs="Helvetica"/>
-                <w:i w:val="false"/>
-                <w:b w:val="false"/>
-                <w:u w:val="none"/>
-                <w:sz w:val="22"/>
-                <w:szCs w:val="22"/>
-                <w:color w:val="000000"/>
-              </w:rPr>
-            </w:pPr>
-            <w:r>
-              <w:rPr>
-                <w:rFonts w:ascii="Helvetica" w:hAnsi="Helvetica" w:eastAsia="Helvetica" w:cs="Helvetica"/>
-                <w:i w:val="false"/>
-                <w:b w:val="false"/>
-                <w:u w:val="none"/>
-                <w:sz w:val="22"/>
-                <w:szCs w:val="22"/>
-                <w:color w:val="000000"/>
-              </w:rPr>
-              <w:t xml:space="preserve">0.03, 1,257,392</w:t>
+              <w:t xml:space="preserve">220</w:t>
+            </w:r>
+          </w:p>
+        </w:tc>
+        <w:tc>
+          <w:tcPr>
+            <w:tcBorders>
+              <w:bottom w:val="none" w:sz="0" w:space="0" w:color="000000"/>
+              <w:top w:val="none" w:sz="0" w:space="0" w:color="000000"/>
+              <w:left w:val="none" w:sz="0" w:space="0" w:color="000000"/>
+              <w:right w:val="none" w:sz="0" w:space="0" w:color="000000"/>
+            </w:tcBorders>
+            <w:shd w:val="clear" w:color="auto" w:fill="FFFFFF"/>
+            <w:tcMar>
+              <w:top w:w="0" w:type="dxa"/>
+              <w:bottom w:w="0" w:type="dxa"/>
+              <w:left w:w="0" w:type="dxa"/>
+              <w:right w:w="0" w:type="dxa"/>
+            </w:tcMar>
+            <w:vAlign w:val="top"/>
+          </w:tcPr>
+          <w:p>
+            <w:pPr>
+              <w:pStyle w:val="Normal"/>
+              <w:jc w:val="center"/>
+              <w:pBdr>
+                <w:bottom w:val="none" w:sz="0" w:space="0" w:color="000000"/>
+                <w:top w:val="none" w:sz="0" w:space="0" w:color="000000"/>
+                <w:left w:val="none" w:sz="0" w:space="0" w:color="000000"/>
+                <w:right w:val="none" w:sz="0" w:space="0" w:color="000000"/>
+              </w:pBdr>
+              <w:spacing w:after="100" w:before="100" w:line="240"/>
+              <w:ind w:left="100" w:right="100" w:firstLine="0" w:firstLineChars="0"/>
+              <w:rPr>
+                <w:rFonts w:ascii="Helvetica" w:hAnsi="Helvetica" w:eastAsia="Helvetica" w:cs="Helvetica"/>
+                <w:i w:val="false"/>
+                <w:b w:val="false"/>
+                <w:u w:val="none"/>
+                <w:sz w:val="22"/>
+                <w:szCs w:val="22"/>
+                <w:color w:val="000000"/>
+              </w:rPr>
+            </w:pPr>
+            <w:r>
+              <w:rPr>
+                <w:rFonts w:ascii="Helvetica" w:hAnsi="Helvetica" w:eastAsia="Helvetica" w:cs="Helvetica"/>
+                <w:i w:val="false"/>
+                <w:b w:val="false"/>
+                <w:u w:val="none"/>
+                <w:sz w:val="22"/>
+                <w:szCs w:val="22"/>
+                <w:color w:val="000000"/>
+              </w:rPr>
+              <w:t xml:space="preserve">0.03, 1,412,706</w:t>
             </w:r>
           </w:p>
         </w:tc>
@@ -10498,7 +10498,7 @@
                 <w:szCs w:val="22"/>
                 <w:color w:val="000000"/>
               </w:rPr>
-              <w:t xml:space="preserve">323</w:t>
+              <w:t xml:space="preserve">322</w:t>
             </w:r>
           </w:p>
         </w:tc>
@@ -10710,7 +10710,7 @@
                 <w:szCs w:val="22"/>
                 <w:color w:val="000000"/>
               </w:rPr>
-              <w:t xml:space="preserve">323</w:t>
+              <w:t xml:space="preserve">322</w:t>
             </w:r>
           </w:p>
         </w:tc>
@@ -11623,7 +11623,7 @@
                 <w:szCs w:val="22"/>
                 <w:color w:val="000000"/>
               </w:rPr>
-              <w:t xml:space="preserve">0.037</w:t>
+              <w:t xml:space="preserve">0.038</w:t>
             </w:r>
           </w:p>
         </w:tc>
@@ -11729,113 +11729,113 @@
                 <w:szCs w:val="22"/>
                 <w:color w:val="000000"/>
               </w:rPr>
-              <w:t xml:space="preserve">3.62</w:t>
-            </w:r>
-          </w:p>
-        </w:tc>
-        <w:tc>
-          <w:tcPr>
-            <w:tcBorders>
-              <w:bottom w:val="none" w:sz="0" w:space="0" w:color="000000"/>
-              <w:top w:val="none" w:sz="0" w:space="0" w:color="000000"/>
-              <w:left w:val="none" w:sz="0" w:space="0" w:color="000000"/>
-              <w:right w:val="none" w:sz="0" w:space="0" w:color="000000"/>
-            </w:tcBorders>
-            <w:shd w:val="clear" w:color="auto" w:fill="FFFFFF"/>
-            <w:tcMar>
-              <w:top w:w="0" w:type="dxa"/>
-              <w:bottom w:w="0" w:type="dxa"/>
-              <w:left w:w="0" w:type="dxa"/>
-              <w:right w:w="0" w:type="dxa"/>
-            </w:tcMar>
-            <w:vAlign w:val="top"/>
-          </w:tcPr>
-          <w:p>
-            <w:pPr>
-              <w:pStyle w:val="Normal"/>
-              <w:jc w:val="center"/>
-              <w:pBdr>
-                <w:bottom w:val="none" w:sz="0" w:space="0" w:color="000000"/>
-                <w:top w:val="none" w:sz="0" w:space="0" w:color="000000"/>
-                <w:left w:val="none" w:sz="0" w:space="0" w:color="000000"/>
-                <w:right w:val="none" w:sz="0" w:space="0" w:color="000000"/>
-              </w:pBdr>
-              <w:spacing w:after="100" w:before="100" w:line="240"/>
-              <w:ind w:left="100" w:right="100" w:firstLine="0" w:firstLineChars="0"/>
-              <w:rPr>
-                <w:rFonts w:ascii="Helvetica" w:hAnsi="Helvetica" w:eastAsia="Helvetica" w:cs="Helvetica"/>
-                <w:i w:val="false"/>
-                <w:b w:val="false"/>
-                <w:u w:val="none"/>
-                <w:sz w:val="22"/>
-                <w:szCs w:val="22"/>
-                <w:color w:val="000000"/>
-              </w:rPr>
-            </w:pPr>
-            <w:r>
-              <w:rPr>
-                <w:rFonts w:ascii="Helvetica" w:hAnsi="Helvetica" w:eastAsia="Helvetica" w:cs="Helvetica"/>
-                <w:i w:val="false"/>
-                <w:b w:val="false"/>
-                <w:u w:val="none"/>
-                <w:sz w:val="22"/>
-                <w:szCs w:val="22"/>
-                <w:color w:val="000000"/>
-              </w:rPr>
-              <w:t xml:space="preserve">0.04, 322</w:t>
-            </w:r>
-          </w:p>
-        </w:tc>
-        <w:tc>
-          <w:tcPr>
-            <w:tcBorders>
-              <w:bottom w:val="none" w:sz="0" w:space="0" w:color="000000"/>
-              <w:top w:val="none" w:sz="0" w:space="0" w:color="000000"/>
-              <w:left w:val="none" w:sz="0" w:space="0" w:color="000000"/>
-              <w:right w:val="none" w:sz="0" w:space="0" w:color="000000"/>
-            </w:tcBorders>
-            <w:shd w:val="clear" w:color="auto" w:fill="FFFFFF"/>
-            <w:tcMar>
-              <w:top w:w="0" w:type="dxa"/>
-              <w:bottom w:w="0" w:type="dxa"/>
-              <w:left w:w="0" w:type="dxa"/>
-              <w:right w:w="0" w:type="dxa"/>
-            </w:tcMar>
-            <w:vAlign w:val="top"/>
-          </w:tcPr>
-          <w:p>
-            <w:pPr>
-              <w:pStyle w:val="Normal"/>
-              <w:jc w:val="center"/>
-              <w:pBdr>
-                <w:bottom w:val="none" w:sz="0" w:space="0" w:color="000000"/>
-                <w:top w:val="none" w:sz="0" w:space="0" w:color="000000"/>
-                <w:left w:val="none" w:sz="0" w:space="0" w:color="000000"/>
-                <w:right w:val="none" w:sz="0" w:space="0" w:color="000000"/>
-              </w:pBdr>
-              <w:spacing w:after="100" w:before="100" w:line="240"/>
-              <w:ind w:left="100" w:right="100" w:firstLine="0" w:firstLineChars="0"/>
-              <w:rPr>
-                <w:rFonts w:ascii="Helvetica" w:hAnsi="Helvetica" w:eastAsia="Helvetica" w:cs="Helvetica"/>
-                <w:i w:val="false"/>
-                <w:b w:val="false"/>
-                <w:u w:val="none"/>
-                <w:sz w:val="22"/>
-                <w:szCs w:val="22"/>
-                <w:color w:val="000000"/>
-              </w:rPr>
-            </w:pPr>
-            <w:r>
-              <w:rPr>
-                <w:rFonts w:ascii="Helvetica" w:hAnsi="Helvetica" w:eastAsia="Helvetica" w:cs="Helvetica"/>
-                <w:i w:val="false"/>
-                <w:b w:val="false"/>
-                <w:u w:val="none"/>
-                <w:sz w:val="22"/>
-                <w:szCs w:val="22"/>
-                <w:color w:val="000000"/>
-              </w:rPr>
-              <w:t xml:space="preserve">0.570</w:t>
+              <w:t xml:space="preserve">3.75</w:t>
+            </w:r>
+          </w:p>
+        </w:tc>
+        <w:tc>
+          <w:tcPr>
+            <w:tcBorders>
+              <w:bottom w:val="none" w:sz="0" w:space="0" w:color="000000"/>
+              <w:top w:val="none" w:sz="0" w:space="0" w:color="000000"/>
+              <w:left w:val="none" w:sz="0" w:space="0" w:color="000000"/>
+              <w:right w:val="none" w:sz="0" w:space="0" w:color="000000"/>
+            </w:tcBorders>
+            <w:shd w:val="clear" w:color="auto" w:fill="FFFFFF"/>
+            <w:tcMar>
+              <w:top w:w="0" w:type="dxa"/>
+              <w:bottom w:w="0" w:type="dxa"/>
+              <w:left w:w="0" w:type="dxa"/>
+              <w:right w:w="0" w:type="dxa"/>
+            </w:tcMar>
+            <w:vAlign w:val="top"/>
+          </w:tcPr>
+          <w:p>
+            <w:pPr>
+              <w:pStyle w:val="Normal"/>
+              <w:jc w:val="center"/>
+              <w:pBdr>
+                <w:bottom w:val="none" w:sz="0" w:space="0" w:color="000000"/>
+                <w:top w:val="none" w:sz="0" w:space="0" w:color="000000"/>
+                <w:left w:val="none" w:sz="0" w:space="0" w:color="000000"/>
+                <w:right w:val="none" w:sz="0" w:space="0" w:color="000000"/>
+              </w:pBdr>
+              <w:spacing w:after="100" w:before="100" w:line="240"/>
+              <w:ind w:left="100" w:right="100" w:firstLine="0" w:firstLineChars="0"/>
+              <w:rPr>
+                <w:rFonts w:ascii="Helvetica" w:hAnsi="Helvetica" w:eastAsia="Helvetica" w:cs="Helvetica"/>
+                <w:i w:val="false"/>
+                <w:b w:val="false"/>
+                <w:u w:val="none"/>
+                <w:sz w:val="22"/>
+                <w:szCs w:val="22"/>
+                <w:color w:val="000000"/>
+              </w:rPr>
+            </w:pPr>
+            <w:r>
+              <w:rPr>
+                <w:rFonts w:ascii="Helvetica" w:hAnsi="Helvetica" w:eastAsia="Helvetica" w:cs="Helvetica"/>
+                <w:i w:val="false"/>
+                <w:b w:val="false"/>
+                <w:u w:val="none"/>
+                <w:sz w:val="22"/>
+                <w:szCs w:val="22"/>
+                <w:color w:val="000000"/>
+              </w:rPr>
+              <w:t xml:space="preserve">0.04, 317</w:t>
+            </w:r>
+          </w:p>
+        </w:tc>
+        <w:tc>
+          <w:tcPr>
+            <w:tcBorders>
+              <w:bottom w:val="none" w:sz="0" w:space="0" w:color="000000"/>
+              <w:top w:val="none" w:sz="0" w:space="0" w:color="000000"/>
+              <w:left w:val="none" w:sz="0" w:space="0" w:color="000000"/>
+              <w:right w:val="none" w:sz="0" w:space="0" w:color="000000"/>
+            </w:tcBorders>
+            <w:shd w:val="clear" w:color="auto" w:fill="FFFFFF"/>
+            <w:tcMar>
+              <w:top w:w="0" w:type="dxa"/>
+              <w:bottom w:w="0" w:type="dxa"/>
+              <w:left w:w="0" w:type="dxa"/>
+              <w:right w:w="0" w:type="dxa"/>
+            </w:tcMar>
+            <w:vAlign w:val="top"/>
+          </w:tcPr>
+          <w:p>
+            <w:pPr>
+              <w:pStyle w:val="Normal"/>
+              <w:jc w:val="center"/>
+              <w:pBdr>
+                <w:bottom w:val="none" w:sz="0" w:space="0" w:color="000000"/>
+                <w:top w:val="none" w:sz="0" w:space="0" w:color="000000"/>
+                <w:left w:val="none" w:sz="0" w:space="0" w:color="000000"/>
+                <w:right w:val="none" w:sz="0" w:space="0" w:color="000000"/>
+              </w:pBdr>
+              <w:spacing w:after="100" w:before="100" w:line="240"/>
+              <w:ind w:left="100" w:right="100" w:firstLine="0" w:firstLineChars="0"/>
+              <w:rPr>
+                <w:rFonts w:ascii="Helvetica" w:hAnsi="Helvetica" w:eastAsia="Helvetica" w:cs="Helvetica"/>
+                <w:i w:val="false"/>
+                <w:b w:val="false"/>
+                <w:u w:val="none"/>
+                <w:sz w:val="22"/>
+                <w:szCs w:val="22"/>
+                <w:color w:val="000000"/>
+              </w:rPr>
+            </w:pPr>
+            <w:r>
+              <w:rPr>
+                <w:rFonts w:ascii="Helvetica" w:hAnsi="Helvetica" w:eastAsia="Helvetica" w:cs="Helvetica"/>
+                <w:i w:val="false"/>
+                <w:b w:val="false"/>
+                <w:u w:val="none"/>
+                <w:sz w:val="22"/>
+                <w:szCs w:val="22"/>
+                <w:color w:val="000000"/>
+              </w:rPr>
+              <w:t xml:space="preserve">0.560</w:t>
             </w:r>
           </w:p>
         </w:tc>
@@ -11947,7 +11947,7 @@
                 <w:szCs w:val="22"/>
                 <w:color w:val="000000"/>
               </w:rPr>
-              <w:t xml:space="preserve">323</w:t>
+              <w:t xml:space="preserve">322</w:t>
             </w:r>
           </w:p>
         </w:tc>
@@ -12053,7 +12053,7 @@
                 <w:szCs w:val="22"/>
                 <w:color w:val="000000"/>
               </w:rPr>
-              <w:t xml:space="preserve">0.21, 3.27</w:t>
+              <w:t xml:space="preserve">0.21, 3.29</w:t>
             </w:r>
           </w:p>
         </w:tc>
@@ -12159,113 +12159,113 @@
                 <w:szCs w:val="22"/>
                 <w:color w:val="000000"/>
               </w:rPr>
-              <w:t xml:space="preserve">323</w:t>
-            </w:r>
-          </w:p>
-        </w:tc>
-        <w:tc>
-          <w:tcPr>
-            <w:tcBorders>
-              <w:bottom w:val="none" w:sz="0" w:space="0" w:color="000000"/>
-              <w:top w:val="none" w:sz="0" w:space="0" w:color="000000"/>
-              <w:left w:val="none" w:sz="0" w:space="0" w:color="000000"/>
-              <w:right w:val="none" w:sz="0" w:space="0" w:color="000000"/>
-            </w:tcBorders>
-            <w:shd w:val="clear" w:color="auto" w:fill="FFFFFF"/>
-            <w:tcMar>
-              <w:top w:w="0" w:type="dxa"/>
-              <w:bottom w:w="0" w:type="dxa"/>
-              <w:left w:w="0" w:type="dxa"/>
-              <w:right w:w="0" w:type="dxa"/>
-            </w:tcMar>
-            <w:vAlign w:val="top"/>
-          </w:tcPr>
-          <w:p>
-            <w:pPr>
-              <w:pStyle w:val="Normal"/>
-              <w:jc w:val="center"/>
-              <w:pBdr>
-                <w:bottom w:val="none" w:sz="0" w:space="0" w:color="000000"/>
-                <w:top w:val="none" w:sz="0" w:space="0" w:color="000000"/>
-                <w:left w:val="none" w:sz="0" w:space="0" w:color="000000"/>
-                <w:right w:val="none" w:sz="0" w:space="0" w:color="000000"/>
-              </w:pBdr>
-              <w:spacing w:after="100" w:before="100" w:line="240"/>
-              <w:ind w:left="100" w:right="100" w:firstLine="0" w:firstLineChars="0"/>
-              <w:rPr>
-                <w:rFonts w:ascii="Helvetica" w:hAnsi="Helvetica" w:eastAsia="Helvetica" w:cs="Helvetica"/>
-                <w:i w:val="false"/>
-                <w:b w:val="false"/>
-                <w:u w:val="none"/>
-                <w:sz w:val="22"/>
-                <w:szCs w:val="22"/>
-                <w:color w:val="000000"/>
-              </w:rPr>
-            </w:pPr>
-            <w:r>
-              <w:rPr>
-                <w:rFonts w:ascii="Helvetica" w:hAnsi="Helvetica" w:eastAsia="Helvetica" w:cs="Helvetica"/>
-                <w:i w:val="false"/>
-                <w:b w:val="false"/>
-                <w:u w:val="none"/>
-                <w:sz w:val="22"/>
-                <w:szCs w:val="22"/>
-                <w:color w:val="000000"/>
-              </w:rPr>
-              <w:t xml:space="preserve">111</w:t>
-            </w:r>
-          </w:p>
-        </w:tc>
-        <w:tc>
-          <w:tcPr>
-            <w:tcBorders>
-              <w:bottom w:val="none" w:sz="0" w:space="0" w:color="000000"/>
-              <w:top w:val="none" w:sz="0" w:space="0" w:color="000000"/>
-              <w:left w:val="none" w:sz="0" w:space="0" w:color="000000"/>
-              <w:right w:val="none" w:sz="0" w:space="0" w:color="000000"/>
-            </w:tcBorders>
-            <w:shd w:val="clear" w:color="auto" w:fill="FFFFFF"/>
-            <w:tcMar>
-              <w:top w:w="0" w:type="dxa"/>
-              <w:bottom w:w="0" w:type="dxa"/>
-              <w:left w:w="0" w:type="dxa"/>
-              <w:right w:w="0" w:type="dxa"/>
-            </w:tcMar>
-            <w:vAlign w:val="top"/>
-          </w:tcPr>
-          <w:p>
-            <w:pPr>
-              <w:pStyle w:val="Normal"/>
-              <w:jc w:val="center"/>
-              <w:pBdr>
-                <w:bottom w:val="none" w:sz="0" w:space="0" w:color="000000"/>
-                <w:top w:val="none" w:sz="0" w:space="0" w:color="000000"/>
-                <w:left w:val="none" w:sz="0" w:space="0" w:color="000000"/>
-                <w:right w:val="none" w:sz="0" w:space="0" w:color="000000"/>
-              </w:pBdr>
-              <w:spacing w:after="100" w:before="100" w:line="240"/>
-              <w:ind w:left="100" w:right="100" w:firstLine="0" w:firstLineChars="0"/>
-              <w:rPr>
-                <w:rFonts w:ascii="Helvetica" w:hAnsi="Helvetica" w:eastAsia="Helvetica" w:cs="Helvetica"/>
-                <w:i w:val="false"/>
-                <w:b w:val="false"/>
-                <w:u w:val="none"/>
-                <w:sz w:val="22"/>
-                <w:szCs w:val="22"/>
-                <w:color w:val="000000"/>
-              </w:rPr>
-            </w:pPr>
-            <w:r>
-              <w:rPr>
-                <w:rFonts w:ascii="Helvetica" w:hAnsi="Helvetica" w:eastAsia="Helvetica" w:cs="Helvetica"/>
-                <w:i w:val="false"/>
-                <w:b w:val="false"/>
-                <w:u w:val="none"/>
-                <w:sz w:val="22"/>
-                <w:szCs w:val="22"/>
-                <w:color w:val="000000"/>
-              </w:rPr>
-              <w:t xml:space="preserve">0.06, 222,868</w:t>
+              <w:t xml:space="preserve">322</w:t>
+            </w:r>
+          </w:p>
+        </w:tc>
+        <w:tc>
+          <w:tcPr>
+            <w:tcBorders>
+              <w:bottom w:val="none" w:sz="0" w:space="0" w:color="000000"/>
+              <w:top w:val="none" w:sz="0" w:space="0" w:color="000000"/>
+              <w:left w:val="none" w:sz="0" w:space="0" w:color="000000"/>
+              <w:right w:val="none" w:sz="0" w:space="0" w:color="000000"/>
+            </w:tcBorders>
+            <w:shd w:val="clear" w:color="auto" w:fill="FFFFFF"/>
+            <w:tcMar>
+              <w:top w:w="0" w:type="dxa"/>
+              <w:bottom w:w="0" w:type="dxa"/>
+              <w:left w:w="0" w:type="dxa"/>
+              <w:right w:w="0" w:type="dxa"/>
+            </w:tcMar>
+            <w:vAlign w:val="top"/>
+          </w:tcPr>
+          <w:p>
+            <w:pPr>
+              <w:pStyle w:val="Normal"/>
+              <w:jc w:val="center"/>
+              <w:pBdr>
+                <w:bottom w:val="none" w:sz="0" w:space="0" w:color="000000"/>
+                <w:top w:val="none" w:sz="0" w:space="0" w:color="000000"/>
+                <w:left w:val="none" w:sz="0" w:space="0" w:color="000000"/>
+                <w:right w:val="none" w:sz="0" w:space="0" w:color="000000"/>
+              </w:pBdr>
+              <w:spacing w:after="100" w:before="100" w:line="240"/>
+              <w:ind w:left="100" w:right="100" w:firstLine="0" w:firstLineChars="0"/>
+              <w:rPr>
+                <w:rFonts w:ascii="Helvetica" w:hAnsi="Helvetica" w:eastAsia="Helvetica" w:cs="Helvetica"/>
+                <w:i w:val="false"/>
+                <w:b w:val="false"/>
+                <w:u w:val="none"/>
+                <w:sz w:val="22"/>
+                <w:szCs w:val="22"/>
+                <w:color w:val="000000"/>
+              </w:rPr>
+            </w:pPr>
+            <w:r>
+              <w:rPr>
+                <w:rFonts w:ascii="Helvetica" w:hAnsi="Helvetica" w:eastAsia="Helvetica" w:cs="Helvetica"/>
+                <w:i w:val="false"/>
+                <w:b w:val="false"/>
+                <w:u w:val="none"/>
+                <w:sz w:val="22"/>
+                <w:szCs w:val="22"/>
+                <w:color w:val="000000"/>
+              </w:rPr>
+              <w:t xml:space="preserve">122</w:t>
+            </w:r>
+          </w:p>
+        </w:tc>
+        <w:tc>
+          <w:tcPr>
+            <w:tcBorders>
+              <w:bottom w:val="none" w:sz="0" w:space="0" w:color="000000"/>
+              <w:top w:val="none" w:sz="0" w:space="0" w:color="000000"/>
+              <w:left w:val="none" w:sz="0" w:space="0" w:color="000000"/>
+              <w:right w:val="none" w:sz="0" w:space="0" w:color="000000"/>
+            </w:tcBorders>
+            <w:shd w:val="clear" w:color="auto" w:fill="FFFFFF"/>
+            <w:tcMar>
+              <w:top w:w="0" w:type="dxa"/>
+              <w:bottom w:w="0" w:type="dxa"/>
+              <w:left w:w="0" w:type="dxa"/>
+              <w:right w:w="0" w:type="dxa"/>
+            </w:tcMar>
+            <w:vAlign w:val="top"/>
+          </w:tcPr>
+          <w:p>
+            <w:pPr>
+              <w:pStyle w:val="Normal"/>
+              <w:jc w:val="center"/>
+              <w:pBdr>
+                <w:bottom w:val="none" w:sz="0" w:space="0" w:color="000000"/>
+                <w:top w:val="none" w:sz="0" w:space="0" w:color="000000"/>
+                <w:left w:val="none" w:sz="0" w:space="0" w:color="000000"/>
+                <w:right w:val="none" w:sz="0" w:space="0" w:color="000000"/>
+              </w:pBdr>
+              <w:spacing w:after="100" w:before="100" w:line="240"/>
+              <w:ind w:left="100" w:right="100" w:firstLine="0" w:firstLineChars="0"/>
+              <w:rPr>
+                <w:rFonts w:ascii="Helvetica" w:hAnsi="Helvetica" w:eastAsia="Helvetica" w:cs="Helvetica"/>
+                <w:i w:val="false"/>
+                <w:b w:val="false"/>
+                <w:u w:val="none"/>
+                <w:sz w:val="22"/>
+                <w:szCs w:val="22"/>
+                <w:color w:val="000000"/>
+              </w:rPr>
+            </w:pPr>
+            <w:r>
+              <w:rPr>
+                <w:rFonts w:ascii="Helvetica" w:hAnsi="Helvetica" w:eastAsia="Helvetica" w:cs="Helvetica"/>
+                <w:i w:val="false"/>
+                <w:b w:val="false"/>
+                <w:u w:val="none"/>
+                <w:sz w:val="22"/>
+                <w:szCs w:val="22"/>
+                <w:color w:val="000000"/>
+              </w:rPr>
+              <w:t xml:space="preserve">0.06, 265,438</w:t>
             </w:r>
           </w:p>
         </w:tc>
@@ -12325,7 +12325,7 @@
       </w:tr>
       <w:tr>
         <w:trPr>
-          <w:trHeight w:val="597" w:hRule="auto"/>
+          <w:trHeight w:val="598" w:hRule="auto"/>
         </w:trPr>
         body25
         <w:tc>
@@ -12430,7 +12430,7 @@
                 <w:szCs w:val="22"/>
                 <w:color w:val="000000"/>
               </w:rPr>
-              <w:t xml:space="preserve">323</w:t>
+              <w:t xml:space="preserve">322</w:t>
             </w:r>
           </w:p>
         </w:tc>
@@ -12642,7 +12642,7 @@
                 <w:szCs w:val="22"/>
                 <w:color w:val="000000"/>
               </w:rPr>
-              <w:t xml:space="preserve">323</w:t>
+              <w:t xml:space="preserve">322</w:t>
             </w:r>
           </w:p>
         </w:tc>
@@ -12748,60 +12748,60 @@
                 <w:szCs w:val="22"/>
                 <w:color w:val="000000"/>
               </w:rPr>
-              <w:t xml:space="preserve">0.00, 0.01</w:t>
-            </w:r>
-          </w:p>
-        </w:tc>
-        <w:tc>
-          <w:tcPr>
-            <w:tcBorders>
-              <w:bottom w:val="none" w:sz="0" w:space="0" w:color="000000"/>
-              <w:top w:val="none" w:sz="0" w:space="0" w:color="000000"/>
-              <w:left w:val="none" w:sz="0" w:space="0" w:color="000000"/>
-              <w:right w:val="none" w:sz="0" w:space="0" w:color="000000"/>
-            </w:tcBorders>
-            <w:shd w:val="clear" w:color="auto" w:fill="FFFFFF"/>
-            <w:tcMar>
-              <w:top w:w="0" w:type="dxa"/>
-              <w:bottom w:w="0" w:type="dxa"/>
-              <w:left w:w="0" w:type="dxa"/>
-              <w:right w:w="0" w:type="dxa"/>
-            </w:tcMar>
-            <w:vAlign w:val="top"/>
-          </w:tcPr>
-          <w:p>
-            <w:pPr>
-              <w:pStyle w:val="Normal"/>
-              <w:jc w:val="center"/>
-              <w:pBdr>
-                <w:bottom w:val="none" w:sz="0" w:space="0" w:color="000000"/>
-                <w:top w:val="none" w:sz="0" w:space="0" w:color="000000"/>
-                <w:left w:val="none" w:sz="0" w:space="0" w:color="000000"/>
-                <w:right w:val="none" w:sz="0" w:space="0" w:color="000000"/>
-              </w:pBdr>
-              <w:spacing w:after="100" w:before="100" w:line="240"/>
-              <w:ind w:left="100" w:right="100" w:firstLine="0" w:firstLineChars="0"/>
-              <w:rPr>
-                <w:rFonts w:ascii="Helvetica" w:hAnsi="Helvetica" w:eastAsia="Helvetica" w:cs="Helvetica"/>
-                <w:i w:val="false"/>
-                <w:b w:val="false"/>
-                <w:u w:val="none"/>
-                <w:sz w:val="22"/>
-                <w:szCs w:val="22"/>
-                <w:color w:val="000000"/>
-              </w:rPr>
-            </w:pPr>
-            <w:r>
-              <w:rPr>
-                <w:rFonts w:ascii="Helvetica" w:hAnsi="Helvetica" w:eastAsia="Helvetica" w:cs="Helvetica"/>
-                <w:i w:val="false"/>
-                <w:b w:val="false"/>
-                <w:u w:val="none"/>
-                <w:sz w:val="22"/>
-                <w:szCs w:val="22"/>
-                <w:color w:val="000000"/>
-              </w:rPr>
-              <w:t xml:space="preserve">0.005</w:t>
+              <w:t xml:space="preserve">0.00, 0.02</w:t>
+            </w:r>
+          </w:p>
+        </w:tc>
+        <w:tc>
+          <w:tcPr>
+            <w:tcBorders>
+              <w:bottom w:val="none" w:sz="0" w:space="0" w:color="000000"/>
+              <w:top w:val="none" w:sz="0" w:space="0" w:color="000000"/>
+              <w:left w:val="none" w:sz="0" w:space="0" w:color="000000"/>
+              <w:right w:val="none" w:sz="0" w:space="0" w:color="000000"/>
+            </w:tcBorders>
+            <w:shd w:val="clear" w:color="auto" w:fill="FFFFFF"/>
+            <w:tcMar>
+              <w:top w:w="0" w:type="dxa"/>
+              <w:bottom w:w="0" w:type="dxa"/>
+              <w:left w:w="0" w:type="dxa"/>
+              <w:right w:w="0" w:type="dxa"/>
+            </w:tcMar>
+            <w:vAlign w:val="top"/>
+          </w:tcPr>
+          <w:p>
+            <w:pPr>
+              <w:pStyle w:val="Normal"/>
+              <w:jc w:val="center"/>
+              <w:pBdr>
+                <w:bottom w:val="none" w:sz="0" w:space="0" w:color="000000"/>
+                <w:top w:val="none" w:sz="0" w:space="0" w:color="000000"/>
+                <w:left w:val="none" w:sz="0" w:space="0" w:color="000000"/>
+                <w:right w:val="none" w:sz="0" w:space="0" w:color="000000"/>
+              </w:pBdr>
+              <w:spacing w:after="100" w:before="100" w:line="240"/>
+              <w:ind w:left="100" w:right="100" w:firstLine="0" w:firstLineChars="0"/>
+              <w:rPr>
+                <w:rFonts w:ascii="Helvetica" w:hAnsi="Helvetica" w:eastAsia="Helvetica" w:cs="Helvetica"/>
+                <w:i w:val="false"/>
+                <w:b w:val="false"/>
+                <w:u w:val="none"/>
+                <w:sz w:val="22"/>
+                <w:szCs w:val="22"/>
+                <w:color w:val="000000"/>
+              </w:rPr>
+            </w:pPr>
+            <w:r>
+              <w:rPr>
+                <w:rFonts w:ascii="Helvetica" w:hAnsi="Helvetica" w:eastAsia="Helvetica" w:cs="Helvetica"/>
+                <w:i w:val="false"/>
+                <w:b w:val="false"/>
+                <w:u w:val="none"/>
+                <w:sz w:val="22"/>
+                <w:szCs w:val="22"/>
+                <w:color w:val="000000"/>
+              </w:rPr>
+              <w:t xml:space="preserve">0.006</w:t>
             </w:r>
           </w:p>
         </w:tc>
@@ -12913,60 +12913,60 @@
                 <w:szCs w:val="22"/>
                 <w:color w:val="000000"/>
               </w:rPr>
-              <w:t xml:space="preserve">323</w:t>
-            </w:r>
-          </w:p>
-        </w:tc>
-        <w:tc>
-          <w:tcPr>
-            <w:tcBorders>
-              <w:bottom w:val="none" w:sz="0" w:space="0" w:color="000000"/>
-              <w:top w:val="none" w:sz="0" w:space="0" w:color="000000"/>
-              <w:left w:val="none" w:sz="0" w:space="0" w:color="000000"/>
-              <w:right w:val="none" w:sz="0" w:space="0" w:color="000000"/>
-            </w:tcBorders>
-            <w:shd w:val="clear" w:color="auto" w:fill="FFFFFF"/>
-            <w:tcMar>
-              <w:top w:w="0" w:type="dxa"/>
-              <w:bottom w:w="0" w:type="dxa"/>
-              <w:left w:w="0" w:type="dxa"/>
-              <w:right w:w="0" w:type="dxa"/>
-            </w:tcMar>
-            <w:vAlign w:val="top"/>
-          </w:tcPr>
-          <w:p>
-            <w:pPr>
-              <w:pStyle w:val="Normal"/>
-              <w:jc w:val="center"/>
-              <w:pBdr>
-                <w:bottom w:val="none" w:sz="0" w:space="0" w:color="000000"/>
-                <w:top w:val="none" w:sz="0" w:space="0" w:color="000000"/>
-                <w:left w:val="none" w:sz="0" w:space="0" w:color="000000"/>
-                <w:right w:val="none" w:sz="0" w:space="0" w:color="000000"/>
-              </w:pBdr>
-              <w:spacing w:after="100" w:before="100" w:line="240"/>
-              <w:ind w:left="100" w:right="100" w:firstLine="0" w:firstLineChars="0"/>
-              <w:rPr>
-                <w:rFonts w:ascii="Helvetica" w:hAnsi="Helvetica" w:eastAsia="Helvetica" w:cs="Helvetica"/>
-                <w:i w:val="false"/>
-                <w:b w:val="false"/>
-                <w:u w:val="none"/>
-                <w:sz w:val="22"/>
-                <w:szCs w:val="22"/>
-                <w:color w:val="000000"/>
-              </w:rPr>
-            </w:pPr>
-            <w:r>
-              <w:rPr>
-                <w:rFonts w:ascii="Helvetica" w:hAnsi="Helvetica" w:eastAsia="Helvetica" w:cs="Helvetica"/>
-                <w:i w:val="false"/>
-                <w:b w:val="false"/>
-                <w:u w:val="none"/>
-                <w:sz w:val="22"/>
-                <w:szCs w:val="22"/>
-                <w:color w:val="000000"/>
-              </w:rPr>
-              <w:t xml:space="preserve">2.42</w:t>
+              <w:t xml:space="preserve">322</w:t>
+            </w:r>
+          </w:p>
+        </w:tc>
+        <w:tc>
+          <w:tcPr>
+            <w:tcBorders>
+              <w:bottom w:val="none" w:sz="0" w:space="0" w:color="000000"/>
+              <w:top w:val="none" w:sz="0" w:space="0" w:color="000000"/>
+              <w:left w:val="none" w:sz="0" w:space="0" w:color="000000"/>
+              <w:right w:val="none" w:sz="0" w:space="0" w:color="000000"/>
+            </w:tcBorders>
+            <w:shd w:val="clear" w:color="auto" w:fill="FFFFFF"/>
+            <w:tcMar>
+              <w:top w:w="0" w:type="dxa"/>
+              <w:bottom w:w="0" w:type="dxa"/>
+              <w:left w:w="0" w:type="dxa"/>
+              <w:right w:w="0" w:type="dxa"/>
+            </w:tcMar>
+            <w:vAlign w:val="top"/>
+          </w:tcPr>
+          <w:p>
+            <w:pPr>
+              <w:pStyle w:val="Normal"/>
+              <w:jc w:val="center"/>
+              <w:pBdr>
+                <w:bottom w:val="none" w:sz="0" w:space="0" w:color="000000"/>
+                <w:top w:val="none" w:sz="0" w:space="0" w:color="000000"/>
+                <w:left w:val="none" w:sz="0" w:space="0" w:color="000000"/>
+                <w:right w:val="none" w:sz="0" w:space="0" w:color="000000"/>
+              </w:pBdr>
+              <w:spacing w:after="100" w:before="100" w:line="240"/>
+              <w:ind w:left="100" w:right="100" w:firstLine="0" w:firstLineChars="0"/>
+              <w:rPr>
+                <w:rFonts w:ascii="Helvetica" w:hAnsi="Helvetica" w:eastAsia="Helvetica" w:cs="Helvetica"/>
+                <w:i w:val="false"/>
+                <w:b w:val="false"/>
+                <w:u w:val="none"/>
+                <w:sz w:val="22"/>
+                <w:szCs w:val="22"/>
+                <w:color w:val="000000"/>
+              </w:rPr>
+            </w:pPr>
+            <w:r>
+              <w:rPr>
+                <w:rFonts w:ascii="Helvetica" w:hAnsi="Helvetica" w:eastAsia="Helvetica" w:cs="Helvetica"/>
+                <w:i w:val="false"/>
+                <w:b w:val="false"/>
+                <w:u w:val="none"/>
+                <w:sz w:val="22"/>
+                <w:szCs w:val="22"/>
+                <w:color w:val="000000"/>
+              </w:rPr>
+              <w:t xml:space="preserve">2.43</w:t>
             </w:r>
           </w:p>
         </w:tc>
@@ -13125,166 +13125,166 @@
                 <w:szCs w:val="22"/>
                 <w:color w:val="000000"/>
               </w:rPr>
-              <w:t xml:space="preserve">323</w:t>
-            </w:r>
-          </w:p>
-        </w:tc>
-        <w:tc>
-          <w:tcPr>
-            <w:tcBorders>
-              <w:bottom w:val="none" w:sz="0" w:space="0" w:color="000000"/>
-              <w:top w:val="none" w:sz="0" w:space="0" w:color="000000"/>
-              <w:left w:val="none" w:sz="0" w:space="0" w:color="000000"/>
-              <w:right w:val="none" w:sz="0" w:space="0" w:color="000000"/>
-            </w:tcBorders>
-            <w:shd w:val="clear" w:color="auto" w:fill="FFFFFF"/>
-            <w:tcMar>
-              <w:top w:w="0" w:type="dxa"/>
-              <w:bottom w:w="0" w:type="dxa"/>
-              <w:left w:w="0" w:type="dxa"/>
-              <w:right w:w="0" w:type="dxa"/>
-            </w:tcMar>
-            <w:vAlign w:val="top"/>
-          </w:tcPr>
-          <w:p>
-            <w:pPr>
-              <w:pStyle w:val="Normal"/>
-              <w:jc w:val="center"/>
-              <w:pBdr>
-                <w:bottom w:val="none" w:sz="0" w:space="0" w:color="000000"/>
-                <w:top w:val="none" w:sz="0" w:space="0" w:color="000000"/>
-                <w:left w:val="none" w:sz="0" w:space="0" w:color="000000"/>
-                <w:right w:val="none" w:sz="0" w:space="0" w:color="000000"/>
-              </w:pBdr>
-              <w:spacing w:after="100" w:before="100" w:line="240"/>
-              <w:ind w:left="100" w:right="100" w:firstLine="0" w:firstLineChars="0"/>
-              <w:rPr>
-                <w:rFonts w:ascii="Helvetica" w:hAnsi="Helvetica" w:eastAsia="Helvetica" w:cs="Helvetica"/>
-                <w:i w:val="false"/>
-                <w:b w:val="false"/>
-                <w:u w:val="none"/>
-                <w:sz w:val="22"/>
-                <w:szCs w:val="22"/>
-                <w:color w:val="000000"/>
-              </w:rPr>
-            </w:pPr>
-            <w:r>
-              <w:rPr>
-                <w:rFonts w:ascii="Helvetica" w:hAnsi="Helvetica" w:eastAsia="Helvetica" w:cs="Helvetica"/>
-                <w:i w:val="false"/>
-                <w:b w:val="false"/>
-                <w:u w:val="none"/>
-                <w:sz w:val="22"/>
-                <w:szCs w:val="22"/>
-                <w:color w:val="000000"/>
-              </w:rPr>
-              <w:t xml:space="preserve">13.7</w:t>
-            </w:r>
-          </w:p>
-        </w:tc>
-        <w:tc>
-          <w:tcPr>
-            <w:tcBorders>
-              <w:bottom w:val="none" w:sz="0" w:space="0" w:color="000000"/>
-              <w:top w:val="none" w:sz="0" w:space="0" w:color="000000"/>
-              <w:left w:val="none" w:sz="0" w:space="0" w:color="000000"/>
-              <w:right w:val="none" w:sz="0" w:space="0" w:color="000000"/>
-            </w:tcBorders>
-            <w:shd w:val="clear" w:color="auto" w:fill="FFFFFF"/>
-            <w:tcMar>
-              <w:top w:w="0" w:type="dxa"/>
-              <w:bottom w:w="0" w:type="dxa"/>
-              <w:left w:w="0" w:type="dxa"/>
-              <w:right w:w="0" w:type="dxa"/>
-            </w:tcMar>
-            <w:vAlign w:val="top"/>
-          </w:tcPr>
-          <w:p>
-            <w:pPr>
-              <w:pStyle w:val="Normal"/>
-              <w:jc w:val="center"/>
-              <w:pBdr>
-                <w:bottom w:val="none" w:sz="0" w:space="0" w:color="000000"/>
-                <w:top w:val="none" w:sz="0" w:space="0" w:color="000000"/>
-                <w:left w:val="none" w:sz="0" w:space="0" w:color="000000"/>
-                <w:right w:val="none" w:sz="0" w:space="0" w:color="000000"/>
-              </w:pBdr>
-              <w:spacing w:after="100" w:before="100" w:line="240"/>
-              <w:ind w:left="100" w:right="100" w:firstLine="0" w:firstLineChars="0"/>
-              <w:rPr>
-                <w:rFonts w:ascii="Helvetica" w:hAnsi="Helvetica" w:eastAsia="Helvetica" w:cs="Helvetica"/>
-                <w:i w:val="false"/>
-                <w:b w:val="false"/>
-                <w:u w:val="none"/>
-                <w:sz w:val="22"/>
-                <w:szCs w:val="22"/>
-                <w:color w:val="000000"/>
-              </w:rPr>
-            </w:pPr>
-            <w:r>
-              <w:rPr>
-                <w:rFonts w:ascii="Helvetica" w:hAnsi="Helvetica" w:eastAsia="Helvetica" w:cs="Helvetica"/>
-                <w:i w:val="false"/>
-                <w:b w:val="false"/>
-                <w:u w:val="none"/>
-                <w:sz w:val="22"/>
-                <w:szCs w:val="22"/>
-                <w:color w:val="000000"/>
-              </w:rPr>
-              <w:t xml:space="preserve">0.08, 2,361</w:t>
-            </w:r>
-          </w:p>
-        </w:tc>
-        <w:tc>
-          <w:tcPr>
-            <w:tcBorders>
-              <w:bottom w:val="none" w:sz="0" w:space="0" w:color="000000"/>
-              <w:top w:val="none" w:sz="0" w:space="0" w:color="000000"/>
-              <w:left w:val="none" w:sz="0" w:space="0" w:color="000000"/>
-              <w:right w:val="none" w:sz="0" w:space="0" w:color="000000"/>
-            </w:tcBorders>
-            <w:shd w:val="clear" w:color="auto" w:fill="FFFFFF"/>
-            <w:tcMar>
-              <w:top w:w="0" w:type="dxa"/>
-              <w:bottom w:w="0" w:type="dxa"/>
-              <w:left w:w="0" w:type="dxa"/>
-              <w:right w:w="0" w:type="dxa"/>
-            </w:tcMar>
-            <w:vAlign w:val="top"/>
-          </w:tcPr>
-          <w:p>
-            <w:pPr>
-              <w:pStyle w:val="Normal"/>
-              <w:jc w:val="center"/>
-              <w:pBdr>
-                <w:bottom w:val="none" w:sz="0" w:space="0" w:color="000000"/>
-                <w:top w:val="none" w:sz="0" w:space="0" w:color="000000"/>
-                <w:left w:val="none" w:sz="0" w:space="0" w:color="000000"/>
-                <w:right w:val="none" w:sz="0" w:space="0" w:color="000000"/>
-              </w:pBdr>
-              <w:spacing w:after="100" w:before="100" w:line="240"/>
-              <w:ind w:left="100" w:right="100" w:firstLine="0" w:firstLineChars="0"/>
-              <w:rPr>
-                <w:rFonts w:ascii="Helvetica" w:hAnsi="Helvetica" w:eastAsia="Helvetica" w:cs="Helvetica"/>
-                <w:i w:val="false"/>
-                <w:b w:val="false"/>
-                <w:u w:val="none"/>
-                <w:sz w:val="22"/>
-                <w:szCs w:val="22"/>
-                <w:color w:val="000000"/>
-              </w:rPr>
-            </w:pPr>
-            <w:r>
-              <w:rPr>
-                <w:rFonts w:ascii="Helvetica" w:hAnsi="Helvetica" w:eastAsia="Helvetica" w:cs="Helvetica"/>
-                <w:i w:val="false"/>
-                <w:b w:val="false"/>
-                <w:u w:val="none"/>
-                <w:sz w:val="22"/>
-                <w:szCs w:val="22"/>
-                <w:color w:val="000000"/>
-              </w:rPr>
-              <w:t xml:space="preserve">0.320</w:t>
+              <w:t xml:space="preserve">322</w:t>
+            </w:r>
+          </w:p>
+        </w:tc>
+        <w:tc>
+          <w:tcPr>
+            <w:tcBorders>
+              <w:bottom w:val="none" w:sz="0" w:space="0" w:color="000000"/>
+              <w:top w:val="none" w:sz="0" w:space="0" w:color="000000"/>
+              <w:left w:val="none" w:sz="0" w:space="0" w:color="000000"/>
+              <w:right w:val="none" w:sz="0" w:space="0" w:color="000000"/>
+            </w:tcBorders>
+            <w:shd w:val="clear" w:color="auto" w:fill="FFFFFF"/>
+            <w:tcMar>
+              <w:top w:w="0" w:type="dxa"/>
+              <w:bottom w:w="0" w:type="dxa"/>
+              <w:left w:w="0" w:type="dxa"/>
+              <w:right w:w="0" w:type="dxa"/>
+            </w:tcMar>
+            <w:vAlign w:val="top"/>
+          </w:tcPr>
+          <w:p>
+            <w:pPr>
+              <w:pStyle w:val="Normal"/>
+              <w:jc w:val="center"/>
+              <w:pBdr>
+                <w:bottom w:val="none" w:sz="0" w:space="0" w:color="000000"/>
+                <w:top w:val="none" w:sz="0" w:space="0" w:color="000000"/>
+                <w:left w:val="none" w:sz="0" w:space="0" w:color="000000"/>
+                <w:right w:val="none" w:sz="0" w:space="0" w:color="000000"/>
+              </w:pBdr>
+              <w:spacing w:after="100" w:before="100" w:line="240"/>
+              <w:ind w:left="100" w:right="100" w:firstLine="0" w:firstLineChars="0"/>
+              <w:rPr>
+                <w:rFonts w:ascii="Helvetica" w:hAnsi="Helvetica" w:eastAsia="Helvetica" w:cs="Helvetica"/>
+                <w:i w:val="false"/>
+                <w:b w:val="false"/>
+                <w:u w:val="none"/>
+                <w:sz w:val="22"/>
+                <w:szCs w:val="22"/>
+                <w:color w:val="000000"/>
+              </w:rPr>
+            </w:pPr>
+            <w:r>
+              <w:rPr>
+                <w:rFonts w:ascii="Helvetica" w:hAnsi="Helvetica" w:eastAsia="Helvetica" w:cs="Helvetica"/>
+                <w:i w:val="false"/>
+                <w:b w:val="false"/>
+                <w:u w:val="none"/>
+                <w:sz w:val="22"/>
+                <w:szCs w:val="22"/>
+                <w:color w:val="000000"/>
+              </w:rPr>
+              <w:t xml:space="preserve">14.0</w:t>
+            </w:r>
+          </w:p>
+        </w:tc>
+        <w:tc>
+          <w:tcPr>
+            <w:tcBorders>
+              <w:bottom w:val="none" w:sz="0" w:space="0" w:color="000000"/>
+              <w:top w:val="none" w:sz="0" w:space="0" w:color="000000"/>
+              <w:left w:val="none" w:sz="0" w:space="0" w:color="000000"/>
+              <w:right w:val="none" w:sz="0" w:space="0" w:color="000000"/>
+            </w:tcBorders>
+            <w:shd w:val="clear" w:color="auto" w:fill="FFFFFF"/>
+            <w:tcMar>
+              <w:top w:w="0" w:type="dxa"/>
+              <w:bottom w:w="0" w:type="dxa"/>
+              <w:left w:w="0" w:type="dxa"/>
+              <w:right w:w="0" w:type="dxa"/>
+            </w:tcMar>
+            <w:vAlign w:val="top"/>
+          </w:tcPr>
+          <w:p>
+            <w:pPr>
+              <w:pStyle w:val="Normal"/>
+              <w:jc w:val="center"/>
+              <w:pBdr>
+                <w:bottom w:val="none" w:sz="0" w:space="0" w:color="000000"/>
+                <w:top w:val="none" w:sz="0" w:space="0" w:color="000000"/>
+                <w:left w:val="none" w:sz="0" w:space="0" w:color="000000"/>
+                <w:right w:val="none" w:sz="0" w:space="0" w:color="000000"/>
+              </w:pBdr>
+              <w:spacing w:after="100" w:before="100" w:line="240"/>
+              <w:ind w:left="100" w:right="100" w:firstLine="0" w:firstLineChars="0"/>
+              <w:rPr>
+                <w:rFonts w:ascii="Helvetica" w:hAnsi="Helvetica" w:eastAsia="Helvetica" w:cs="Helvetica"/>
+                <w:i w:val="false"/>
+                <w:b w:val="false"/>
+                <w:u w:val="none"/>
+                <w:sz w:val="22"/>
+                <w:szCs w:val="22"/>
+                <w:color w:val="000000"/>
+              </w:rPr>
+            </w:pPr>
+            <w:r>
+              <w:rPr>
+                <w:rFonts w:ascii="Helvetica" w:hAnsi="Helvetica" w:eastAsia="Helvetica" w:cs="Helvetica"/>
+                <w:i w:val="false"/>
+                <w:b w:val="false"/>
+                <w:u w:val="none"/>
+                <w:sz w:val="22"/>
+                <w:szCs w:val="22"/>
+                <w:color w:val="000000"/>
+              </w:rPr>
+              <w:t xml:space="preserve">0.07, 2,835</w:t>
+            </w:r>
+          </w:p>
+        </w:tc>
+        <w:tc>
+          <w:tcPr>
+            <w:tcBorders>
+              <w:bottom w:val="none" w:sz="0" w:space="0" w:color="000000"/>
+              <w:top w:val="none" w:sz="0" w:space="0" w:color="000000"/>
+              <w:left w:val="none" w:sz="0" w:space="0" w:color="000000"/>
+              <w:right w:val="none" w:sz="0" w:space="0" w:color="000000"/>
+            </w:tcBorders>
+            <w:shd w:val="clear" w:color="auto" w:fill="FFFFFF"/>
+            <w:tcMar>
+              <w:top w:w="0" w:type="dxa"/>
+              <w:bottom w:w="0" w:type="dxa"/>
+              <w:left w:w="0" w:type="dxa"/>
+              <w:right w:w="0" w:type="dxa"/>
+            </w:tcMar>
+            <w:vAlign w:val="top"/>
+          </w:tcPr>
+          <w:p>
+            <w:pPr>
+              <w:pStyle w:val="Normal"/>
+              <w:jc w:val="center"/>
+              <w:pBdr>
+                <w:bottom w:val="none" w:sz="0" w:space="0" w:color="000000"/>
+                <w:top w:val="none" w:sz="0" w:space="0" w:color="000000"/>
+                <w:left w:val="none" w:sz="0" w:space="0" w:color="000000"/>
+                <w:right w:val="none" w:sz="0" w:space="0" w:color="000000"/>
+              </w:pBdr>
+              <w:spacing w:after="100" w:before="100" w:line="240"/>
+              <w:ind w:left="100" w:right="100" w:firstLine="0" w:firstLineChars="0"/>
+              <w:rPr>
+                <w:rFonts w:ascii="Helvetica" w:hAnsi="Helvetica" w:eastAsia="Helvetica" w:cs="Helvetica"/>
+                <w:i w:val="false"/>
+                <w:b w:val="false"/>
+                <w:u w:val="none"/>
+                <w:sz w:val="22"/>
+                <w:szCs w:val="22"/>
+                <w:color w:val="000000"/>
+              </w:rPr>
+            </w:pPr>
+            <w:r>
+              <w:rPr>
+                <w:rFonts w:ascii="Helvetica" w:hAnsi="Helvetica" w:eastAsia="Helvetica" w:cs="Helvetica"/>
+                <w:i w:val="false"/>
+                <w:b w:val="false"/>
+                <w:u w:val="none"/>
+                <w:sz w:val="22"/>
+                <w:szCs w:val="22"/>
+                <w:color w:val="000000"/>
+              </w:rPr>
+              <w:t xml:space="preserve">0.330</w:t>
             </w:r>
           </w:p>
         </w:tc>
@@ -13396,60 +13396,60 @@
                 <w:szCs w:val="22"/>
                 <w:color w:val="000000"/>
               </w:rPr>
-              <w:t xml:space="preserve">323</w:t>
-            </w:r>
-          </w:p>
-        </w:tc>
-        <w:tc>
-          <w:tcPr>
-            <w:tcBorders>
-              <w:bottom w:val="none" w:sz="0" w:space="0" w:color="000000"/>
-              <w:top w:val="none" w:sz="0" w:space="0" w:color="000000"/>
-              <w:left w:val="none" w:sz="0" w:space="0" w:color="000000"/>
-              <w:right w:val="none" w:sz="0" w:space="0" w:color="000000"/>
-            </w:tcBorders>
-            <w:shd w:val="clear" w:color="auto" w:fill="FFFFFF"/>
-            <w:tcMar>
-              <w:top w:w="0" w:type="dxa"/>
-              <w:bottom w:w="0" w:type="dxa"/>
-              <w:left w:w="0" w:type="dxa"/>
-              <w:right w:w="0" w:type="dxa"/>
-            </w:tcMar>
-            <w:vAlign w:val="top"/>
-          </w:tcPr>
-          <w:p>
-            <w:pPr>
-              <w:pStyle w:val="Normal"/>
-              <w:jc w:val="center"/>
-              <w:pBdr>
-                <w:bottom w:val="none" w:sz="0" w:space="0" w:color="000000"/>
-                <w:top w:val="none" w:sz="0" w:space="0" w:color="000000"/>
-                <w:left w:val="none" w:sz="0" w:space="0" w:color="000000"/>
-                <w:right w:val="none" w:sz="0" w:space="0" w:color="000000"/>
-              </w:pBdr>
-              <w:spacing w:after="100" w:before="100" w:line="240"/>
-              <w:ind w:left="100" w:right="100" w:firstLine="0" w:firstLineChars="0"/>
-              <w:rPr>
-                <w:rFonts w:ascii="Helvetica" w:hAnsi="Helvetica" w:eastAsia="Helvetica" w:cs="Helvetica"/>
-                <w:i w:val="false"/>
-                <w:b w:val="false"/>
-                <w:u w:val="none"/>
-                <w:sz w:val="22"/>
-                <w:szCs w:val="22"/>
-                <w:color w:val="000000"/>
-              </w:rPr>
-            </w:pPr>
-            <w:r>
-              <w:rPr>
-                <w:rFonts w:ascii="Helvetica" w:hAnsi="Helvetica" w:eastAsia="Helvetica" w:cs="Helvetica"/>
-                <w:i w:val="false"/>
-                <w:b w:val="false"/>
-                <w:u w:val="none"/>
-                <w:sz w:val="22"/>
-                <w:szCs w:val="22"/>
-                <w:color w:val="000000"/>
-              </w:rPr>
-              <w:t xml:space="preserve">2.42</w:t>
+              <w:t xml:space="preserve">322</w:t>
+            </w:r>
+          </w:p>
+        </w:tc>
+        <w:tc>
+          <w:tcPr>
+            <w:tcBorders>
+              <w:bottom w:val="none" w:sz="0" w:space="0" w:color="000000"/>
+              <w:top w:val="none" w:sz="0" w:space="0" w:color="000000"/>
+              <w:left w:val="none" w:sz="0" w:space="0" w:color="000000"/>
+              <w:right w:val="none" w:sz="0" w:space="0" w:color="000000"/>
+            </w:tcBorders>
+            <w:shd w:val="clear" w:color="auto" w:fill="FFFFFF"/>
+            <w:tcMar>
+              <w:top w:w="0" w:type="dxa"/>
+              <w:bottom w:w="0" w:type="dxa"/>
+              <w:left w:w="0" w:type="dxa"/>
+              <w:right w:w="0" w:type="dxa"/>
+            </w:tcMar>
+            <w:vAlign w:val="top"/>
+          </w:tcPr>
+          <w:p>
+            <w:pPr>
+              <w:pStyle w:val="Normal"/>
+              <w:jc w:val="center"/>
+              <w:pBdr>
+                <w:bottom w:val="none" w:sz="0" w:space="0" w:color="000000"/>
+                <w:top w:val="none" w:sz="0" w:space="0" w:color="000000"/>
+                <w:left w:val="none" w:sz="0" w:space="0" w:color="000000"/>
+                <w:right w:val="none" w:sz="0" w:space="0" w:color="000000"/>
+              </w:pBdr>
+              <w:spacing w:after="100" w:before="100" w:line="240"/>
+              <w:ind w:left="100" w:right="100" w:firstLine="0" w:firstLineChars="0"/>
+              <w:rPr>
+                <w:rFonts w:ascii="Helvetica" w:hAnsi="Helvetica" w:eastAsia="Helvetica" w:cs="Helvetica"/>
+                <w:i w:val="false"/>
+                <w:b w:val="false"/>
+                <w:u w:val="none"/>
+                <w:sz w:val="22"/>
+                <w:szCs w:val="22"/>
+                <w:color w:val="000000"/>
+              </w:rPr>
+            </w:pPr>
+            <w:r>
+              <w:rPr>
+                <w:rFonts w:ascii="Helvetica" w:hAnsi="Helvetica" w:eastAsia="Helvetica" w:cs="Helvetica"/>
+                <w:i w:val="false"/>
+                <w:b w:val="false"/>
+                <w:u w:val="none"/>
+                <w:sz w:val="22"/>
+                <w:szCs w:val="22"/>
+                <w:color w:val="000000"/>
+              </w:rPr>
+              <w:t xml:space="preserve">2.43</w:t>
             </w:r>
           </w:p>
         </w:tc>
@@ -13608,166 +13608,166 @@
                 <w:szCs w:val="22"/>
                 <w:color w:val="000000"/>
               </w:rPr>
-              <w:t xml:space="preserve">323</w:t>
-            </w:r>
-          </w:p>
-        </w:tc>
-        <w:tc>
-          <w:tcPr>
-            <w:tcBorders>
-              <w:bottom w:val="none" w:sz="0" w:space="0" w:color="000000"/>
-              <w:top w:val="none" w:sz="0" w:space="0" w:color="000000"/>
-              <w:left w:val="none" w:sz="0" w:space="0" w:color="000000"/>
-              <w:right w:val="none" w:sz="0" w:space="0" w:color="000000"/>
-            </w:tcBorders>
-            <w:shd w:val="clear" w:color="auto" w:fill="FFFFFF"/>
-            <w:tcMar>
-              <w:top w:w="0" w:type="dxa"/>
-              <w:bottom w:w="0" w:type="dxa"/>
-              <w:left w:w="0" w:type="dxa"/>
-              <w:right w:w="0" w:type="dxa"/>
-            </w:tcMar>
-            <w:vAlign w:val="top"/>
-          </w:tcPr>
-          <w:p>
-            <w:pPr>
-              <w:pStyle w:val="Normal"/>
-              <w:jc w:val="center"/>
-              <w:pBdr>
-                <w:bottom w:val="none" w:sz="0" w:space="0" w:color="000000"/>
-                <w:top w:val="none" w:sz="0" w:space="0" w:color="000000"/>
-                <w:left w:val="none" w:sz="0" w:space="0" w:color="000000"/>
-                <w:right w:val="none" w:sz="0" w:space="0" w:color="000000"/>
-              </w:pBdr>
-              <w:spacing w:after="100" w:before="100" w:line="240"/>
-              <w:ind w:left="100" w:right="100" w:firstLine="0" w:firstLineChars="0"/>
-              <w:rPr>
-                <w:rFonts w:ascii="Helvetica" w:hAnsi="Helvetica" w:eastAsia="Helvetica" w:cs="Helvetica"/>
-                <w:i w:val="false"/>
-                <w:b w:val="false"/>
-                <w:u w:val="none"/>
-                <w:sz w:val="22"/>
-                <w:szCs w:val="22"/>
-                <w:color w:val="000000"/>
-              </w:rPr>
-            </w:pPr>
-            <w:r>
-              <w:rPr>
-                <w:rFonts w:ascii="Helvetica" w:hAnsi="Helvetica" w:eastAsia="Helvetica" w:cs="Helvetica"/>
-                <w:i w:val="false"/>
-                <w:b w:val="false"/>
-                <w:u w:val="none"/>
-                <w:sz w:val="22"/>
-                <w:szCs w:val="22"/>
-                <w:color w:val="000000"/>
-              </w:rPr>
-              <w:t xml:space="preserve">0.61</w:t>
-            </w:r>
-          </w:p>
-        </w:tc>
-        <w:tc>
-          <w:tcPr>
-            <w:tcBorders>
-              <w:bottom w:val="none" w:sz="0" w:space="0" w:color="000000"/>
-              <w:top w:val="none" w:sz="0" w:space="0" w:color="000000"/>
-              <w:left w:val="none" w:sz="0" w:space="0" w:color="000000"/>
-              <w:right w:val="none" w:sz="0" w:space="0" w:color="000000"/>
-            </w:tcBorders>
-            <w:shd w:val="clear" w:color="auto" w:fill="FFFFFF"/>
-            <w:tcMar>
-              <w:top w:w="0" w:type="dxa"/>
-              <w:bottom w:w="0" w:type="dxa"/>
-              <w:left w:w="0" w:type="dxa"/>
-              <w:right w:w="0" w:type="dxa"/>
-            </w:tcMar>
-            <w:vAlign w:val="top"/>
-          </w:tcPr>
-          <w:p>
-            <w:pPr>
-              <w:pStyle w:val="Normal"/>
-              <w:jc w:val="center"/>
-              <w:pBdr>
-                <w:bottom w:val="none" w:sz="0" w:space="0" w:color="000000"/>
-                <w:top w:val="none" w:sz="0" w:space="0" w:color="000000"/>
-                <w:left w:val="none" w:sz="0" w:space="0" w:color="000000"/>
-                <w:right w:val="none" w:sz="0" w:space="0" w:color="000000"/>
-              </w:pBdr>
-              <w:spacing w:after="100" w:before="100" w:line="240"/>
-              <w:ind w:left="100" w:right="100" w:firstLine="0" w:firstLineChars="0"/>
-              <w:rPr>
-                <w:rFonts w:ascii="Helvetica" w:hAnsi="Helvetica" w:eastAsia="Helvetica" w:cs="Helvetica"/>
-                <w:i w:val="false"/>
-                <w:b w:val="false"/>
-                <w:u w:val="none"/>
-                <w:sz w:val="22"/>
-                <w:szCs w:val="22"/>
-                <w:color w:val="000000"/>
-              </w:rPr>
-            </w:pPr>
-            <w:r>
-              <w:rPr>
-                <w:rFonts w:ascii="Helvetica" w:hAnsi="Helvetica" w:eastAsia="Helvetica" w:cs="Helvetica"/>
-                <w:i w:val="false"/>
-                <w:b w:val="false"/>
-                <w:u w:val="none"/>
-                <w:sz w:val="22"/>
-                <w:szCs w:val="22"/>
-                <w:color w:val="000000"/>
-              </w:rPr>
-              <w:t xml:space="preserve">0.04, 10.0</w:t>
-            </w:r>
-          </w:p>
-        </w:tc>
-        <w:tc>
-          <w:tcPr>
-            <w:tcBorders>
-              <w:bottom w:val="none" w:sz="0" w:space="0" w:color="000000"/>
-              <w:top w:val="none" w:sz="0" w:space="0" w:color="000000"/>
-              <w:left w:val="none" w:sz="0" w:space="0" w:color="000000"/>
-              <w:right w:val="none" w:sz="0" w:space="0" w:color="000000"/>
-            </w:tcBorders>
-            <w:shd w:val="clear" w:color="auto" w:fill="FFFFFF"/>
-            <w:tcMar>
-              <w:top w:w="0" w:type="dxa"/>
-              <w:bottom w:w="0" w:type="dxa"/>
-              <w:left w:w="0" w:type="dxa"/>
-              <w:right w:w="0" w:type="dxa"/>
-            </w:tcMar>
-            <w:vAlign w:val="top"/>
-          </w:tcPr>
-          <w:p>
-            <w:pPr>
-              <w:pStyle w:val="Normal"/>
-              <w:jc w:val="center"/>
-              <w:pBdr>
-                <w:bottom w:val="none" w:sz="0" w:space="0" w:color="000000"/>
-                <w:top w:val="none" w:sz="0" w:space="0" w:color="000000"/>
-                <w:left w:val="none" w:sz="0" w:space="0" w:color="000000"/>
-                <w:right w:val="none" w:sz="0" w:space="0" w:color="000000"/>
-              </w:pBdr>
-              <w:spacing w:after="100" w:before="100" w:line="240"/>
-              <w:ind w:left="100" w:right="100" w:firstLine="0" w:firstLineChars="0"/>
-              <w:rPr>
-                <w:rFonts w:ascii="Helvetica" w:hAnsi="Helvetica" w:eastAsia="Helvetica" w:cs="Helvetica"/>
-                <w:i w:val="false"/>
-                <w:b w:val="false"/>
-                <w:u w:val="none"/>
-                <w:sz w:val="22"/>
-                <w:szCs w:val="22"/>
-                <w:color w:val="000000"/>
-              </w:rPr>
-            </w:pPr>
-            <w:r>
-              <w:rPr>
-                <w:rFonts w:ascii="Helvetica" w:hAnsi="Helvetica" w:eastAsia="Helvetica" w:cs="Helvetica"/>
-                <w:i w:val="false"/>
-                <w:b w:val="false"/>
-                <w:u w:val="none"/>
-                <w:sz w:val="22"/>
-                <w:szCs w:val="22"/>
-                <w:color w:val="000000"/>
-              </w:rPr>
-              <w:t xml:space="preserve">0.730</w:t>
+              <w:t xml:space="preserve">322</w:t>
+            </w:r>
+          </w:p>
+        </w:tc>
+        <w:tc>
+          <w:tcPr>
+            <w:tcBorders>
+              <w:bottom w:val="none" w:sz="0" w:space="0" w:color="000000"/>
+              <w:top w:val="none" w:sz="0" w:space="0" w:color="000000"/>
+              <w:left w:val="none" w:sz="0" w:space="0" w:color="000000"/>
+              <w:right w:val="none" w:sz="0" w:space="0" w:color="000000"/>
+            </w:tcBorders>
+            <w:shd w:val="clear" w:color="auto" w:fill="FFFFFF"/>
+            <w:tcMar>
+              <w:top w:w="0" w:type="dxa"/>
+              <w:bottom w:w="0" w:type="dxa"/>
+              <w:left w:w="0" w:type="dxa"/>
+              <w:right w:w="0" w:type="dxa"/>
+            </w:tcMar>
+            <w:vAlign w:val="top"/>
+          </w:tcPr>
+          <w:p>
+            <w:pPr>
+              <w:pStyle w:val="Normal"/>
+              <w:jc w:val="center"/>
+              <w:pBdr>
+                <w:bottom w:val="none" w:sz="0" w:space="0" w:color="000000"/>
+                <w:top w:val="none" w:sz="0" w:space="0" w:color="000000"/>
+                <w:left w:val="none" w:sz="0" w:space="0" w:color="000000"/>
+                <w:right w:val="none" w:sz="0" w:space="0" w:color="000000"/>
+              </w:pBdr>
+              <w:spacing w:after="100" w:before="100" w:line="240"/>
+              <w:ind w:left="100" w:right="100" w:firstLine="0" w:firstLineChars="0"/>
+              <w:rPr>
+                <w:rFonts w:ascii="Helvetica" w:hAnsi="Helvetica" w:eastAsia="Helvetica" w:cs="Helvetica"/>
+                <w:i w:val="false"/>
+                <w:b w:val="false"/>
+                <w:u w:val="none"/>
+                <w:sz w:val="22"/>
+                <w:szCs w:val="22"/>
+                <w:color w:val="000000"/>
+              </w:rPr>
+            </w:pPr>
+            <w:r>
+              <w:rPr>
+                <w:rFonts w:ascii="Helvetica" w:hAnsi="Helvetica" w:eastAsia="Helvetica" w:cs="Helvetica"/>
+                <w:i w:val="false"/>
+                <w:b w:val="false"/>
+                <w:u w:val="none"/>
+                <w:sz w:val="22"/>
+                <w:szCs w:val="22"/>
+                <w:color w:val="000000"/>
+              </w:rPr>
+              <w:t xml:space="preserve">0.63</w:t>
+            </w:r>
+          </w:p>
+        </w:tc>
+        <w:tc>
+          <w:tcPr>
+            <w:tcBorders>
+              <w:bottom w:val="none" w:sz="0" w:space="0" w:color="000000"/>
+              <w:top w:val="none" w:sz="0" w:space="0" w:color="000000"/>
+              <w:left w:val="none" w:sz="0" w:space="0" w:color="000000"/>
+              <w:right w:val="none" w:sz="0" w:space="0" w:color="000000"/>
+            </w:tcBorders>
+            <w:shd w:val="clear" w:color="auto" w:fill="FFFFFF"/>
+            <w:tcMar>
+              <w:top w:w="0" w:type="dxa"/>
+              <w:bottom w:w="0" w:type="dxa"/>
+              <w:left w:w="0" w:type="dxa"/>
+              <w:right w:w="0" w:type="dxa"/>
+            </w:tcMar>
+            <w:vAlign w:val="top"/>
+          </w:tcPr>
+          <w:p>
+            <w:pPr>
+              <w:pStyle w:val="Normal"/>
+              <w:jc w:val="center"/>
+              <w:pBdr>
+                <w:bottom w:val="none" w:sz="0" w:space="0" w:color="000000"/>
+                <w:top w:val="none" w:sz="0" w:space="0" w:color="000000"/>
+                <w:left w:val="none" w:sz="0" w:space="0" w:color="000000"/>
+                <w:right w:val="none" w:sz="0" w:space="0" w:color="000000"/>
+              </w:pBdr>
+              <w:spacing w:after="100" w:before="100" w:line="240"/>
+              <w:ind w:left="100" w:right="100" w:firstLine="0" w:firstLineChars="0"/>
+              <w:rPr>
+                <w:rFonts w:ascii="Helvetica" w:hAnsi="Helvetica" w:eastAsia="Helvetica" w:cs="Helvetica"/>
+                <w:i w:val="false"/>
+                <w:b w:val="false"/>
+                <w:u w:val="none"/>
+                <w:sz w:val="22"/>
+                <w:szCs w:val="22"/>
+                <w:color w:val="000000"/>
+              </w:rPr>
+            </w:pPr>
+            <w:r>
+              <w:rPr>
+                <w:rFonts w:ascii="Helvetica" w:hAnsi="Helvetica" w:eastAsia="Helvetica" w:cs="Helvetica"/>
+                <w:i w:val="false"/>
+                <w:b w:val="false"/>
+                <w:u w:val="none"/>
+                <w:sz w:val="22"/>
+                <w:szCs w:val="22"/>
+                <w:color w:val="000000"/>
+              </w:rPr>
+              <w:t xml:space="preserve">0.04, 9.78</w:t>
+            </w:r>
+          </w:p>
+        </w:tc>
+        <w:tc>
+          <w:tcPr>
+            <w:tcBorders>
+              <w:bottom w:val="none" w:sz="0" w:space="0" w:color="000000"/>
+              <w:top w:val="none" w:sz="0" w:space="0" w:color="000000"/>
+              <w:left w:val="none" w:sz="0" w:space="0" w:color="000000"/>
+              <w:right w:val="none" w:sz="0" w:space="0" w:color="000000"/>
+            </w:tcBorders>
+            <w:shd w:val="clear" w:color="auto" w:fill="FFFFFF"/>
+            <w:tcMar>
+              <w:top w:w="0" w:type="dxa"/>
+              <w:bottom w:w="0" w:type="dxa"/>
+              <w:left w:w="0" w:type="dxa"/>
+              <w:right w:w="0" w:type="dxa"/>
+            </w:tcMar>
+            <w:vAlign w:val="top"/>
+          </w:tcPr>
+          <w:p>
+            <w:pPr>
+              <w:pStyle w:val="Normal"/>
+              <w:jc w:val="center"/>
+              <w:pBdr>
+                <w:bottom w:val="none" w:sz="0" w:space="0" w:color="000000"/>
+                <w:top w:val="none" w:sz="0" w:space="0" w:color="000000"/>
+                <w:left w:val="none" w:sz="0" w:space="0" w:color="000000"/>
+                <w:right w:val="none" w:sz="0" w:space="0" w:color="000000"/>
+              </w:pBdr>
+              <w:spacing w:after="100" w:before="100" w:line="240"/>
+              <w:ind w:left="100" w:right="100" w:firstLine="0" w:firstLineChars="0"/>
+              <w:rPr>
+                <w:rFonts w:ascii="Helvetica" w:hAnsi="Helvetica" w:eastAsia="Helvetica" w:cs="Helvetica"/>
+                <w:i w:val="false"/>
+                <w:b w:val="false"/>
+                <w:u w:val="none"/>
+                <w:sz w:val="22"/>
+                <w:szCs w:val="22"/>
+                <w:color w:val="000000"/>
+              </w:rPr>
+            </w:pPr>
+            <w:r>
+              <w:rPr>
+                <w:rFonts w:ascii="Helvetica" w:hAnsi="Helvetica" w:eastAsia="Helvetica" w:cs="Helvetica"/>
+                <w:i w:val="false"/>
+                <w:b w:val="false"/>
+                <w:u w:val="none"/>
+                <w:sz w:val="22"/>
+                <w:szCs w:val="22"/>
+                <w:color w:val="000000"/>
+              </w:rPr>
+              <w:t xml:space="preserve">0.740</w:t>
             </w:r>
           </w:p>
         </w:tc>
@@ -13879,60 +13879,60 @@
                 <w:szCs w:val="22"/>
                 <w:color w:val="000000"/>
               </w:rPr>
-              <w:t xml:space="preserve">323</w:t>
-            </w:r>
-          </w:p>
-        </w:tc>
-        <w:tc>
-          <w:tcPr>
-            <w:tcBorders>
-              <w:bottom w:val="none" w:sz="0" w:space="0" w:color="000000"/>
-              <w:top w:val="none" w:sz="0" w:space="0" w:color="000000"/>
-              <w:left w:val="none" w:sz="0" w:space="0" w:color="000000"/>
-              <w:right w:val="none" w:sz="0" w:space="0" w:color="000000"/>
-            </w:tcBorders>
-            <w:shd w:val="clear" w:color="auto" w:fill="FFFFFF"/>
-            <w:tcMar>
-              <w:top w:w="0" w:type="dxa"/>
-              <w:bottom w:w="0" w:type="dxa"/>
-              <w:left w:w="0" w:type="dxa"/>
-              <w:right w:w="0" w:type="dxa"/>
-            </w:tcMar>
-            <w:vAlign w:val="top"/>
-          </w:tcPr>
-          <w:p>
-            <w:pPr>
-              <w:pStyle w:val="Normal"/>
-              <w:jc w:val="center"/>
-              <w:pBdr>
-                <w:bottom w:val="none" w:sz="0" w:space="0" w:color="000000"/>
-                <w:top w:val="none" w:sz="0" w:space="0" w:color="000000"/>
-                <w:left w:val="none" w:sz="0" w:space="0" w:color="000000"/>
-                <w:right w:val="none" w:sz="0" w:space="0" w:color="000000"/>
-              </w:pBdr>
-              <w:spacing w:after="100" w:before="100" w:line="240"/>
-              <w:ind w:left="100" w:right="100" w:firstLine="0" w:firstLineChars="0"/>
-              <w:rPr>
-                <w:rFonts w:ascii="Helvetica" w:hAnsi="Helvetica" w:eastAsia="Helvetica" w:cs="Helvetica"/>
-                <w:i w:val="false"/>
-                <w:b w:val="false"/>
-                <w:u w:val="none"/>
-                <w:sz w:val="22"/>
-                <w:szCs w:val="22"/>
-                <w:color w:val="000000"/>
-              </w:rPr>
-            </w:pPr>
-            <w:r>
-              <w:rPr>
-                <w:rFonts w:ascii="Helvetica" w:hAnsi="Helvetica" w:eastAsia="Helvetica" w:cs="Helvetica"/>
-                <w:i w:val="false"/>
-                <w:b w:val="false"/>
-                <w:u w:val="none"/>
-                <w:sz w:val="22"/>
-                <w:szCs w:val="22"/>
-                <w:color w:val="000000"/>
-              </w:rPr>
-              <w:t xml:space="preserve">0.83</w:t>
+              <w:t xml:space="preserve">322</w:t>
+            </w:r>
+          </w:p>
+        </w:tc>
+        <w:tc>
+          <w:tcPr>
+            <w:tcBorders>
+              <w:bottom w:val="none" w:sz="0" w:space="0" w:color="000000"/>
+              <w:top w:val="none" w:sz="0" w:space="0" w:color="000000"/>
+              <w:left w:val="none" w:sz="0" w:space="0" w:color="000000"/>
+              <w:right w:val="none" w:sz="0" w:space="0" w:color="000000"/>
+            </w:tcBorders>
+            <w:shd w:val="clear" w:color="auto" w:fill="FFFFFF"/>
+            <w:tcMar>
+              <w:top w:w="0" w:type="dxa"/>
+              <w:bottom w:w="0" w:type="dxa"/>
+              <w:left w:w="0" w:type="dxa"/>
+              <w:right w:w="0" w:type="dxa"/>
+            </w:tcMar>
+            <w:vAlign w:val="top"/>
+          </w:tcPr>
+          <w:p>
+            <w:pPr>
+              <w:pStyle w:val="Normal"/>
+              <w:jc w:val="center"/>
+              <w:pBdr>
+                <w:bottom w:val="none" w:sz="0" w:space="0" w:color="000000"/>
+                <w:top w:val="none" w:sz="0" w:space="0" w:color="000000"/>
+                <w:left w:val="none" w:sz="0" w:space="0" w:color="000000"/>
+                <w:right w:val="none" w:sz="0" w:space="0" w:color="000000"/>
+              </w:pBdr>
+              <w:spacing w:after="100" w:before="100" w:line="240"/>
+              <w:ind w:left="100" w:right="100" w:firstLine="0" w:firstLineChars="0"/>
+              <w:rPr>
+                <w:rFonts w:ascii="Helvetica" w:hAnsi="Helvetica" w:eastAsia="Helvetica" w:cs="Helvetica"/>
+                <w:i w:val="false"/>
+                <w:b w:val="false"/>
+                <w:u w:val="none"/>
+                <w:sz w:val="22"/>
+                <w:szCs w:val="22"/>
+                <w:color w:val="000000"/>
+              </w:rPr>
+            </w:pPr>
+            <w:r>
+              <w:rPr>
+                <w:rFonts w:ascii="Helvetica" w:hAnsi="Helvetica" w:eastAsia="Helvetica" w:cs="Helvetica"/>
+                <w:i w:val="false"/>
+                <w:b w:val="false"/>
+                <w:u w:val="none"/>
+                <w:sz w:val="22"/>
+                <w:szCs w:val="22"/>
+                <w:color w:val="000000"/>
+              </w:rPr>
+              <w:t xml:space="preserve">0.84</w:t>
             </w:r>
           </w:p>
         </w:tc>
@@ -14091,7 +14091,7 @@
                 <w:szCs w:val="22"/>
                 <w:color w:val="000000"/>
               </w:rPr>
-              <w:t xml:space="preserve">323</w:t>
+              <w:t xml:space="preserve">322</w:t>
             </w:r>
           </w:p>
         </w:tc>
@@ -14250,7 +14250,7 @@
                 <w:szCs w:val="22"/>
                 <w:color w:val="000000"/>
               </w:rPr>
-              <w:t xml:space="preserve">0.130</w:t>
+              <w:t xml:space="preserve">0.120</w:t>
             </w:r>
           </w:p>
         </w:tc>
@@ -14362,7 +14362,7 @@
                 <w:szCs w:val="22"/>
                 <w:color w:val="000000"/>
               </w:rPr>
-              <w:t xml:space="preserve">323</w:t>
+              <w:t xml:space="preserve">322</w:t>
             </w:r>
           </w:p>
         </w:tc>
@@ -14468,7 +14468,7 @@
                 <w:szCs w:val="22"/>
                 <w:color w:val="000000"/>
               </w:rPr>
-              <w:t xml:space="preserve">0.10, 2.31</w:t>
+              <w:t xml:space="preserve">0.10, 2.32</w:t>
             </w:r>
           </w:p>
         </w:tc>
@@ -14574,7 +14574,7 @@
                 <w:szCs w:val="22"/>
                 <w:color w:val="000000"/>
               </w:rPr>
-              <w:t xml:space="preserve">323</w:t>
+              <w:t xml:space="preserve">322</w:t>
             </w:r>
           </w:p>
         </w:tc>
@@ -14680,7 +14680,7 @@
                 <w:szCs w:val="22"/>
                 <w:color w:val="000000"/>
               </w:rPr>
-              <w:t xml:space="preserve">0.02, 3.91</w:t>
+              <w:t xml:space="preserve">0.02, 3.96</w:t>
             </w:r>
           </w:p>
         </w:tc>
@@ -14845,7 +14845,7 @@
                 <w:szCs w:val="22"/>
                 <w:color w:val="000000"/>
               </w:rPr>
-              <w:t xml:space="preserve">323</w:t>
+              <w:t xml:space="preserve">322</w:t>
             </w:r>
           </w:p>
         </w:tc>
@@ -15057,7 +15057,7 @@
                 <w:szCs w:val="22"/>
                 <w:color w:val="000000"/>
               </w:rPr>
-              <w:t xml:space="preserve">323</w:t>
+              <w:t xml:space="preserve">322</w:t>
             </w:r>
           </w:p>
         </w:tc>
@@ -15163,60 +15163,60 @@
                 <w:szCs w:val="22"/>
                 <w:color w:val="000000"/>
               </w:rPr>
-              <w:t xml:space="preserve">0.00, 39.5</w:t>
-            </w:r>
-          </w:p>
-        </w:tc>
-        <w:tc>
-          <w:tcPr>
-            <w:tcBorders>
-              <w:bottom w:val="none" w:sz="0" w:space="0" w:color="000000"/>
-              <w:top w:val="none" w:sz="0" w:space="0" w:color="000000"/>
-              <w:left w:val="none" w:sz="0" w:space="0" w:color="000000"/>
-              <w:right w:val="none" w:sz="0" w:space="0" w:color="000000"/>
-            </w:tcBorders>
-            <w:shd w:val="clear" w:color="auto" w:fill="FFFFFF"/>
-            <w:tcMar>
-              <w:top w:w="0" w:type="dxa"/>
-              <w:bottom w:w="0" w:type="dxa"/>
-              <w:left w:w="0" w:type="dxa"/>
-              <w:right w:w="0" w:type="dxa"/>
-            </w:tcMar>
-            <w:vAlign w:val="top"/>
-          </w:tcPr>
-          <w:p>
-            <w:pPr>
-              <w:pStyle w:val="Normal"/>
-              <w:jc w:val="center"/>
-              <w:pBdr>
-                <w:bottom w:val="none" w:sz="0" w:space="0" w:color="000000"/>
-                <w:top w:val="none" w:sz="0" w:space="0" w:color="000000"/>
-                <w:left w:val="none" w:sz="0" w:space="0" w:color="000000"/>
-                <w:right w:val="none" w:sz="0" w:space="0" w:color="000000"/>
-              </w:pBdr>
-              <w:spacing w:after="100" w:before="100" w:line="240"/>
-              <w:ind w:left="100" w:right="100" w:firstLine="0" w:firstLineChars="0"/>
-              <w:rPr>
-                <w:rFonts w:ascii="Helvetica" w:hAnsi="Helvetica" w:eastAsia="Helvetica" w:cs="Helvetica"/>
-                <w:i w:val="false"/>
-                <w:b w:val="false"/>
-                <w:u w:val="none"/>
-                <w:sz w:val="22"/>
-                <w:szCs w:val="22"/>
-                <w:color w:val="000000"/>
-              </w:rPr>
-            </w:pPr>
-            <w:r>
-              <w:rPr>
-                <w:rFonts w:ascii="Helvetica" w:hAnsi="Helvetica" w:eastAsia="Helvetica" w:cs="Helvetica"/>
-                <w:i w:val="false"/>
-                <w:b w:val="false"/>
-                <w:u w:val="none"/>
-                <w:sz w:val="22"/>
-                <w:szCs w:val="22"/>
-                <w:color w:val="000000"/>
-              </w:rPr>
-              <w:t xml:space="preserve">0.350</w:t>
+              <w:t xml:space="preserve">0.00, 33.1</w:t>
+            </w:r>
+          </w:p>
+        </w:tc>
+        <w:tc>
+          <w:tcPr>
+            <w:tcBorders>
+              <w:bottom w:val="none" w:sz="0" w:space="0" w:color="000000"/>
+              <w:top w:val="none" w:sz="0" w:space="0" w:color="000000"/>
+              <w:left w:val="none" w:sz="0" w:space="0" w:color="000000"/>
+              <w:right w:val="none" w:sz="0" w:space="0" w:color="000000"/>
+            </w:tcBorders>
+            <w:shd w:val="clear" w:color="auto" w:fill="FFFFFF"/>
+            <w:tcMar>
+              <w:top w:w="0" w:type="dxa"/>
+              <w:bottom w:w="0" w:type="dxa"/>
+              <w:left w:w="0" w:type="dxa"/>
+              <w:right w:w="0" w:type="dxa"/>
+            </w:tcMar>
+            <w:vAlign w:val="top"/>
+          </w:tcPr>
+          <w:p>
+            <w:pPr>
+              <w:pStyle w:val="Normal"/>
+              <w:jc w:val="center"/>
+              <w:pBdr>
+                <w:bottom w:val="none" w:sz="0" w:space="0" w:color="000000"/>
+                <w:top w:val="none" w:sz="0" w:space="0" w:color="000000"/>
+                <w:left w:val="none" w:sz="0" w:space="0" w:color="000000"/>
+                <w:right w:val="none" w:sz="0" w:space="0" w:color="000000"/>
+              </w:pBdr>
+              <w:spacing w:after="100" w:before="100" w:line="240"/>
+              <w:ind w:left="100" w:right="100" w:firstLine="0" w:firstLineChars="0"/>
+              <w:rPr>
+                <w:rFonts w:ascii="Helvetica" w:hAnsi="Helvetica" w:eastAsia="Helvetica" w:cs="Helvetica"/>
+                <w:i w:val="false"/>
+                <w:b w:val="false"/>
+                <w:u w:val="none"/>
+                <w:sz w:val="22"/>
+                <w:szCs w:val="22"/>
+                <w:color w:val="000000"/>
+              </w:rPr>
+            </w:pPr>
+            <w:r>
+              <w:rPr>
+                <w:rFonts w:ascii="Helvetica" w:hAnsi="Helvetica" w:eastAsia="Helvetica" w:cs="Helvetica"/>
+                <w:i w:val="false"/>
+                <w:b w:val="false"/>
+                <w:u w:val="none"/>
+                <w:sz w:val="22"/>
+                <w:szCs w:val="22"/>
+                <w:color w:val="000000"/>
+              </w:rPr>
+              <w:t xml:space="preserve">0.330</w:t>
             </w:r>
           </w:p>
         </w:tc>
@@ -15328,7 +15328,7 @@
                 <w:szCs w:val="22"/>
                 <w:color w:val="000000"/>
               </w:rPr>
-              <w:t xml:space="preserve">323</w:t>
+              <w:t xml:space="preserve">322</w:t>
             </w:r>
           </w:p>
         </w:tc>
@@ -15434,7 +15434,7 @@
                 <w:szCs w:val="22"/>
                 <w:color w:val="000000"/>
               </w:rPr>
-              <w:t xml:space="preserve">0.59, 9.45</w:t>
+              <w:t xml:space="preserve">0.59, 9.48</w:t>
             </w:r>
           </w:p>
         </w:tc>
@@ -15540,113 +15540,113 @@
                 <w:szCs w:val="22"/>
                 <w:color w:val="000000"/>
               </w:rPr>
-              <w:t xml:space="preserve">323</w:t>
-            </w:r>
-          </w:p>
-        </w:tc>
-        <w:tc>
-          <w:tcPr>
-            <w:tcBorders>
-              <w:bottom w:val="none" w:sz="0" w:space="0" w:color="000000"/>
-              <w:top w:val="none" w:sz="0" w:space="0" w:color="000000"/>
-              <w:left w:val="none" w:sz="0" w:space="0" w:color="000000"/>
-              <w:right w:val="none" w:sz="0" w:space="0" w:color="000000"/>
-            </w:tcBorders>
-            <w:shd w:val="clear" w:color="auto" w:fill="FFFFFF"/>
-            <w:tcMar>
-              <w:top w:w="0" w:type="dxa"/>
-              <w:bottom w:w="0" w:type="dxa"/>
-              <w:left w:w="0" w:type="dxa"/>
-              <w:right w:w="0" w:type="dxa"/>
-            </w:tcMar>
-            <w:vAlign w:val="top"/>
-          </w:tcPr>
-          <w:p>
-            <w:pPr>
-              <w:pStyle w:val="Normal"/>
-              <w:jc w:val="center"/>
-              <w:pBdr>
-                <w:bottom w:val="none" w:sz="0" w:space="0" w:color="000000"/>
-                <w:top w:val="none" w:sz="0" w:space="0" w:color="000000"/>
-                <w:left w:val="none" w:sz="0" w:space="0" w:color="000000"/>
-                <w:right w:val="none" w:sz="0" w:space="0" w:color="000000"/>
-              </w:pBdr>
-              <w:spacing w:after="100" w:before="100" w:line="240"/>
-              <w:ind w:left="100" w:right="100" w:firstLine="0" w:firstLineChars="0"/>
-              <w:rPr>
-                <w:rFonts w:ascii="Helvetica" w:hAnsi="Helvetica" w:eastAsia="Helvetica" w:cs="Helvetica"/>
-                <w:i w:val="false"/>
-                <w:b w:val="false"/>
-                <w:u w:val="none"/>
-                <w:sz w:val="22"/>
-                <w:szCs w:val="22"/>
-                <w:color w:val="000000"/>
-              </w:rPr>
-            </w:pPr>
-            <w:r>
-              <w:rPr>
-                <w:rFonts w:ascii="Helvetica" w:hAnsi="Helvetica" w:eastAsia="Helvetica" w:cs="Helvetica"/>
-                <w:i w:val="false"/>
-                <w:b w:val="false"/>
-                <w:u w:val="none"/>
-                <w:sz w:val="22"/>
-                <w:szCs w:val="22"/>
-                <w:color w:val="000000"/>
-              </w:rPr>
-              <w:t xml:space="preserve">5.01</w:t>
-            </w:r>
-          </w:p>
-        </w:tc>
-        <w:tc>
-          <w:tcPr>
-            <w:tcBorders>
-              <w:bottom w:val="none" w:sz="0" w:space="0" w:color="000000"/>
-              <w:top w:val="none" w:sz="0" w:space="0" w:color="000000"/>
-              <w:left w:val="none" w:sz="0" w:space="0" w:color="000000"/>
-              <w:right w:val="none" w:sz="0" w:space="0" w:color="000000"/>
-            </w:tcBorders>
-            <w:shd w:val="clear" w:color="auto" w:fill="FFFFFF"/>
-            <w:tcMar>
-              <w:top w:w="0" w:type="dxa"/>
-              <w:bottom w:w="0" w:type="dxa"/>
-              <w:left w:w="0" w:type="dxa"/>
-              <w:right w:w="0" w:type="dxa"/>
-            </w:tcMar>
-            <w:vAlign w:val="top"/>
-          </w:tcPr>
-          <w:p>
-            <w:pPr>
-              <w:pStyle w:val="Normal"/>
-              <w:jc w:val="center"/>
-              <w:pBdr>
-                <w:bottom w:val="none" w:sz="0" w:space="0" w:color="000000"/>
-                <w:top w:val="none" w:sz="0" w:space="0" w:color="000000"/>
-                <w:left w:val="none" w:sz="0" w:space="0" w:color="000000"/>
-                <w:right w:val="none" w:sz="0" w:space="0" w:color="000000"/>
-              </w:pBdr>
-              <w:spacing w:after="100" w:before="100" w:line="240"/>
-              <w:ind w:left="100" w:right="100" w:firstLine="0" w:firstLineChars="0"/>
-              <w:rPr>
-                <w:rFonts w:ascii="Helvetica" w:hAnsi="Helvetica" w:eastAsia="Helvetica" w:cs="Helvetica"/>
-                <w:i w:val="false"/>
-                <w:b w:val="false"/>
-                <w:u w:val="none"/>
-                <w:sz w:val="22"/>
-                <w:szCs w:val="22"/>
-                <w:color w:val="000000"/>
-              </w:rPr>
-            </w:pPr>
-            <w:r>
-              <w:rPr>
-                <w:rFonts w:ascii="Helvetica" w:hAnsi="Helvetica" w:eastAsia="Helvetica" w:cs="Helvetica"/>
-                <w:i w:val="false"/>
-                <w:b w:val="false"/>
-                <w:u w:val="none"/>
-                <w:sz w:val="22"/>
-                <w:szCs w:val="22"/>
-                <w:color w:val="000000"/>
-              </w:rPr>
-              <w:t xml:space="preserve">0.26, 96.4</w:t>
+              <w:t xml:space="preserve">322</w:t>
+            </w:r>
+          </w:p>
+        </w:tc>
+        <w:tc>
+          <w:tcPr>
+            <w:tcBorders>
+              <w:bottom w:val="none" w:sz="0" w:space="0" w:color="000000"/>
+              <w:top w:val="none" w:sz="0" w:space="0" w:color="000000"/>
+              <w:left w:val="none" w:sz="0" w:space="0" w:color="000000"/>
+              <w:right w:val="none" w:sz="0" w:space="0" w:color="000000"/>
+            </w:tcBorders>
+            <w:shd w:val="clear" w:color="auto" w:fill="FFFFFF"/>
+            <w:tcMar>
+              <w:top w:w="0" w:type="dxa"/>
+              <w:bottom w:w="0" w:type="dxa"/>
+              <w:left w:w="0" w:type="dxa"/>
+              <w:right w:w="0" w:type="dxa"/>
+            </w:tcMar>
+            <w:vAlign w:val="top"/>
+          </w:tcPr>
+          <w:p>
+            <w:pPr>
+              <w:pStyle w:val="Normal"/>
+              <w:jc w:val="center"/>
+              <w:pBdr>
+                <w:bottom w:val="none" w:sz="0" w:space="0" w:color="000000"/>
+                <w:top w:val="none" w:sz="0" w:space="0" w:color="000000"/>
+                <w:left w:val="none" w:sz="0" w:space="0" w:color="000000"/>
+                <w:right w:val="none" w:sz="0" w:space="0" w:color="000000"/>
+              </w:pBdr>
+              <w:spacing w:after="100" w:before="100" w:line="240"/>
+              <w:ind w:left="100" w:right="100" w:firstLine="0" w:firstLineChars="0"/>
+              <w:rPr>
+                <w:rFonts w:ascii="Helvetica" w:hAnsi="Helvetica" w:eastAsia="Helvetica" w:cs="Helvetica"/>
+                <w:i w:val="false"/>
+                <w:b w:val="false"/>
+                <w:u w:val="none"/>
+                <w:sz w:val="22"/>
+                <w:szCs w:val="22"/>
+                <w:color w:val="000000"/>
+              </w:rPr>
+            </w:pPr>
+            <w:r>
+              <w:rPr>
+                <w:rFonts w:ascii="Helvetica" w:hAnsi="Helvetica" w:eastAsia="Helvetica" w:cs="Helvetica"/>
+                <w:i w:val="false"/>
+                <w:b w:val="false"/>
+                <w:u w:val="none"/>
+                <w:sz w:val="22"/>
+                <w:szCs w:val="22"/>
+                <w:color w:val="000000"/>
+              </w:rPr>
+              <w:t xml:space="preserve">5.05</w:t>
+            </w:r>
+          </w:p>
+        </w:tc>
+        <w:tc>
+          <w:tcPr>
+            <w:tcBorders>
+              <w:bottom w:val="none" w:sz="0" w:space="0" w:color="000000"/>
+              <w:top w:val="none" w:sz="0" w:space="0" w:color="000000"/>
+              <w:left w:val="none" w:sz="0" w:space="0" w:color="000000"/>
+              <w:right w:val="none" w:sz="0" w:space="0" w:color="000000"/>
+            </w:tcBorders>
+            <w:shd w:val="clear" w:color="auto" w:fill="FFFFFF"/>
+            <w:tcMar>
+              <w:top w:w="0" w:type="dxa"/>
+              <w:bottom w:w="0" w:type="dxa"/>
+              <w:left w:w="0" w:type="dxa"/>
+              <w:right w:w="0" w:type="dxa"/>
+            </w:tcMar>
+            <w:vAlign w:val="top"/>
+          </w:tcPr>
+          <w:p>
+            <w:pPr>
+              <w:pStyle w:val="Normal"/>
+              <w:jc w:val="center"/>
+              <w:pBdr>
+                <w:bottom w:val="none" w:sz="0" w:space="0" w:color="000000"/>
+                <w:top w:val="none" w:sz="0" w:space="0" w:color="000000"/>
+                <w:left w:val="none" w:sz="0" w:space="0" w:color="000000"/>
+                <w:right w:val="none" w:sz="0" w:space="0" w:color="000000"/>
+              </w:pBdr>
+              <w:spacing w:after="100" w:before="100" w:line="240"/>
+              <w:ind w:left="100" w:right="100" w:firstLine="0" w:firstLineChars="0"/>
+              <w:rPr>
+                <w:rFonts w:ascii="Helvetica" w:hAnsi="Helvetica" w:eastAsia="Helvetica" w:cs="Helvetica"/>
+                <w:i w:val="false"/>
+                <w:b w:val="false"/>
+                <w:u w:val="none"/>
+                <w:sz w:val="22"/>
+                <w:szCs w:val="22"/>
+                <w:color w:val="000000"/>
+              </w:rPr>
+            </w:pPr>
+            <w:r>
+              <w:rPr>
+                <w:rFonts w:ascii="Helvetica" w:hAnsi="Helvetica" w:eastAsia="Helvetica" w:cs="Helvetica"/>
+                <w:i w:val="false"/>
+                <w:b w:val="false"/>
+                <w:u w:val="none"/>
+                <w:sz w:val="22"/>
+                <w:szCs w:val="22"/>
+                <w:color w:val="000000"/>
+              </w:rPr>
+              <w:t xml:space="preserve">0.25, 102</w:t>
             </w:r>
           </w:p>
         </w:tc>
@@ -15811,7 +15811,7 @@
                 <w:szCs w:val="22"/>
                 <w:color w:val="000000"/>
               </w:rPr>
-              <w:t xml:space="preserve">323</w:t>
+              <w:t xml:space="preserve">322</w:t>
             </w:r>
           </w:p>
         </w:tc>
@@ -15970,60 +15970,60 @@
                 <w:szCs w:val="22"/>
                 <w:color w:val="000000"/>
               </w:rPr>
-              <w:t xml:space="preserve">0.500</w:t>
-            </w:r>
-          </w:p>
-        </w:tc>
-        <w:tc>
-          <w:tcPr>
-            <w:tcBorders>
-              <w:bottom w:val="none" w:sz="0" w:space="0" w:color="000000"/>
-              <w:top w:val="none" w:sz="0" w:space="0" w:color="000000"/>
-              <w:left w:val="none" w:sz="0" w:space="0" w:color="000000"/>
-              <w:right w:val="none" w:sz="0" w:space="0" w:color="000000"/>
-            </w:tcBorders>
-            <w:shd w:val="clear" w:color="auto" w:fill="FFFFFF"/>
-            <w:tcMar>
-              <w:top w:w="0" w:type="dxa"/>
-              <w:bottom w:w="0" w:type="dxa"/>
-              <w:left w:w="0" w:type="dxa"/>
-              <w:right w:w="0" w:type="dxa"/>
-            </w:tcMar>
-            <w:vAlign w:val="top"/>
-          </w:tcPr>
-          <w:p>
-            <w:pPr>
-              <w:pStyle w:val="Normal"/>
-              <w:jc w:val="center"/>
-              <w:pBdr>
-                <w:bottom w:val="none" w:sz="0" w:space="0" w:color="000000"/>
-                <w:top w:val="none" w:sz="0" w:space="0" w:color="000000"/>
-                <w:left w:val="none" w:sz="0" w:space="0" w:color="000000"/>
-                <w:right w:val="none" w:sz="0" w:space="0" w:color="000000"/>
-              </w:pBdr>
-              <w:spacing w:after="100" w:before="100" w:line="240"/>
-              <w:ind w:left="100" w:right="100" w:firstLine="0" w:firstLineChars="0"/>
-              <w:rPr>
-                <w:rFonts w:ascii="Helvetica" w:hAnsi="Helvetica" w:eastAsia="Helvetica" w:cs="Helvetica"/>
-                <w:i w:val="false"/>
-                <w:b w:val="false"/>
-                <w:u w:val="none"/>
-                <w:sz w:val="22"/>
-                <w:szCs w:val="22"/>
-                <w:color w:val="000000"/>
-              </w:rPr>
-            </w:pPr>
-            <w:r>
-              <w:rPr>
-                <w:rFonts w:ascii="Helvetica" w:hAnsi="Helvetica" w:eastAsia="Helvetica" w:cs="Helvetica"/>
-                <w:i w:val="false"/>
-                <w:b w:val="false"/>
-                <w:u w:val="none"/>
-                <w:sz w:val="22"/>
-                <w:szCs w:val="22"/>
-                <w:color w:val="000000"/>
-              </w:rPr>
-              <w:t xml:space="preserve">323</w:t>
+              <w:t xml:space="preserve">0.490</w:t>
+            </w:r>
+          </w:p>
+        </w:tc>
+        <w:tc>
+          <w:tcPr>
+            <w:tcBorders>
+              <w:bottom w:val="none" w:sz="0" w:space="0" w:color="000000"/>
+              <w:top w:val="none" w:sz="0" w:space="0" w:color="000000"/>
+              <w:left w:val="none" w:sz="0" w:space="0" w:color="000000"/>
+              <w:right w:val="none" w:sz="0" w:space="0" w:color="000000"/>
+            </w:tcBorders>
+            <w:shd w:val="clear" w:color="auto" w:fill="FFFFFF"/>
+            <w:tcMar>
+              <w:top w:w="0" w:type="dxa"/>
+              <w:bottom w:w="0" w:type="dxa"/>
+              <w:left w:w="0" w:type="dxa"/>
+              <w:right w:w="0" w:type="dxa"/>
+            </w:tcMar>
+            <w:vAlign w:val="top"/>
+          </w:tcPr>
+          <w:p>
+            <w:pPr>
+              <w:pStyle w:val="Normal"/>
+              <w:jc w:val="center"/>
+              <w:pBdr>
+                <w:bottom w:val="none" w:sz="0" w:space="0" w:color="000000"/>
+                <w:top w:val="none" w:sz="0" w:space="0" w:color="000000"/>
+                <w:left w:val="none" w:sz="0" w:space="0" w:color="000000"/>
+                <w:right w:val="none" w:sz="0" w:space="0" w:color="000000"/>
+              </w:pBdr>
+              <w:spacing w:after="100" w:before="100" w:line="240"/>
+              <w:ind w:left="100" w:right="100" w:firstLine="0" w:firstLineChars="0"/>
+              <w:rPr>
+                <w:rFonts w:ascii="Helvetica" w:hAnsi="Helvetica" w:eastAsia="Helvetica" w:cs="Helvetica"/>
+                <w:i w:val="false"/>
+                <w:b w:val="false"/>
+                <w:u w:val="none"/>
+                <w:sz w:val="22"/>
+                <w:szCs w:val="22"/>
+                <w:color w:val="000000"/>
+              </w:rPr>
+            </w:pPr>
+            <w:r>
+              <w:rPr>
+                <w:rFonts w:ascii="Helvetica" w:hAnsi="Helvetica" w:eastAsia="Helvetica" w:cs="Helvetica"/>
+                <w:i w:val="false"/>
+                <w:b w:val="false"/>
+                <w:u w:val="none"/>
+                <w:sz w:val="22"/>
+                <w:szCs w:val="22"/>
+                <w:color w:val="000000"/>
+              </w:rPr>
+              <w:t xml:space="preserve">322</w:t>
             </w:r>
           </w:p>
         </w:tc>
@@ -16129,60 +16129,60 @@
                 <w:szCs w:val="22"/>
                 <w:color w:val="000000"/>
               </w:rPr>
-              <w:t xml:space="preserve">0.87, 1.06</w:t>
-            </w:r>
-          </w:p>
-        </w:tc>
-        <w:tc>
-          <w:tcPr>
-            <w:tcBorders>
-              <w:bottom w:val="none" w:sz="0" w:space="0" w:color="000000"/>
-              <w:top w:val="none" w:sz="0" w:space="0" w:color="000000"/>
-              <w:left w:val="none" w:sz="0" w:space="0" w:color="000000"/>
-              <w:right w:val="none" w:sz="0" w:space="0" w:color="000000"/>
-            </w:tcBorders>
-            <w:shd w:val="clear" w:color="auto" w:fill="FFFFFF"/>
-            <w:tcMar>
-              <w:top w:w="0" w:type="dxa"/>
-              <w:bottom w:w="0" w:type="dxa"/>
-              <w:left w:w="0" w:type="dxa"/>
-              <w:right w:w="0" w:type="dxa"/>
-            </w:tcMar>
-            <w:vAlign w:val="top"/>
-          </w:tcPr>
-          <w:p>
-            <w:pPr>
-              <w:pStyle w:val="Normal"/>
-              <w:jc w:val="center"/>
-              <w:pBdr>
-                <w:bottom w:val="none" w:sz="0" w:space="0" w:color="000000"/>
-                <w:top w:val="none" w:sz="0" w:space="0" w:color="000000"/>
-                <w:left w:val="none" w:sz="0" w:space="0" w:color="000000"/>
-                <w:right w:val="none" w:sz="0" w:space="0" w:color="000000"/>
-              </w:pBdr>
-              <w:spacing w:after="100" w:before="100" w:line="240"/>
-              <w:ind w:left="100" w:right="100" w:firstLine="0" w:firstLineChars="0"/>
-              <w:rPr>
-                <w:rFonts w:ascii="Helvetica" w:hAnsi="Helvetica" w:eastAsia="Helvetica" w:cs="Helvetica"/>
-                <w:i w:val="false"/>
-                <w:b w:val="false"/>
-                <w:u w:val="none"/>
-                <w:sz w:val="22"/>
-                <w:szCs w:val="22"/>
-                <w:color w:val="000000"/>
-              </w:rPr>
-            </w:pPr>
-            <w:r>
-              <w:rPr>
-                <w:rFonts w:ascii="Helvetica" w:hAnsi="Helvetica" w:eastAsia="Helvetica" w:cs="Helvetica"/>
-                <w:i w:val="false"/>
-                <w:b w:val="false"/>
-                <w:u w:val="none"/>
-                <w:sz w:val="22"/>
-                <w:szCs w:val="22"/>
-                <w:color w:val="000000"/>
-              </w:rPr>
-              <w:t xml:space="preserve">0.390</w:t>
+              <w:t xml:space="preserve">0.86, 1.06</w:t>
+            </w:r>
+          </w:p>
+        </w:tc>
+        <w:tc>
+          <w:tcPr>
+            <w:tcBorders>
+              <w:bottom w:val="none" w:sz="0" w:space="0" w:color="000000"/>
+              <w:top w:val="none" w:sz="0" w:space="0" w:color="000000"/>
+              <w:left w:val="none" w:sz="0" w:space="0" w:color="000000"/>
+              <w:right w:val="none" w:sz="0" w:space="0" w:color="000000"/>
+            </w:tcBorders>
+            <w:shd w:val="clear" w:color="auto" w:fill="FFFFFF"/>
+            <w:tcMar>
+              <w:top w:w="0" w:type="dxa"/>
+              <w:bottom w:w="0" w:type="dxa"/>
+              <w:left w:w="0" w:type="dxa"/>
+              <w:right w:w="0" w:type="dxa"/>
+            </w:tcMar>
+            <w:vAlign w:val="top"/>
+          </w:tcPr>
+          <w:p>
+            <w:pPr>
+              <w:pStyle w:val="Normal"/>
+              <w:jc w:val="center"/>
+              <w:pBdr>
+                <w:bottom w:val="none" w:sz="0" w:space="0" w:color="000000"/>
+                <w:top w:val="none" w:sz="0" w:space="0" w:color="000000"/>
+                <w:left w:val="none" w:sz="0" w:space="0" w:color="000000"/>
+                <w:right w:val="none" w:sz="0" w:space="0" w:color="000000"/>
+              </w:pBdr>
+              <w:spacing w:after="100" w:before="100" w:line="240"/>
+              <w:ind w:left="100" w:right="100" w:firstLine="0" w:firstLineChars="0"/>
+              <w:rPr>
+                <w:rFonts w:ascii="Helvetica" w:hAnsi="Helvetica" w:eastAsia="Helvetica" w:cs="Helvetica"/>
+                <w:i w:val="false"/>
+                <w:b w:val="false"/>
+                <w:u w:val="none"/>
+                <w:sz w:val="22"/>
+                <w:szCs w:val="22"/>
+                <w:color w:val="000000"/>
+              </w:rPr>
+            </w:pPr>
+            <w:r>
+              <w:rPr>
+                <w:rFonts w:ascii="Helvetica" w:hAnsi="Helvetica" w:eastAsia="Helvetica" w:cs="Helvetica"/>
+                <w:i w:val="false"/>
+                <w:b w:val="false"/>
+                <w:u w:val="none"/>
+                <w:sz w:val="22"/>
+                <w:szCs w:val="22"/>
+                <w:color w:val="000000"/>
+              </w:rPr>
+              <w:t xml:space="preserve">0.380</w:t>
             </w:r>
           </w:p>
         </w:tc>
@@ -16294,7 +16294,7 @@
                 <w:szCs w:val="22"/>
                 <w:color w:val="000000"/>
               </w:rPr>
-              <w:t xml:space="preserve">323</w:t>
+              <w:t xml:space="preserve">322</w:t>
             </w:r>
           </w:p>
         </w:tc>
@@ -16506,7 +16506,7 @@
                 <w:szCs w:val="22"/>
                 <w:color w:val="000000"/>
               </w:rPr>
-              <w:t xml:space="preserve">323</w:t>
+              <w:t xml:space="preserve">322</w:t>
             </w:r>
           </w:p>
         </w:tc>
